--- a/deliverables/qc_gap_analysis/BLANK_TEMPLATES/DOCX/iCoA_BLANK_TEMPLATE.docx
+++ b/deliverables/qc_gap_analysis/BLANK_TEMPLATES/DOCX/iCoA_BLANK_TEMPLATE.docx
@@ -52,24 +52,270 @@
     </w:p>
     <w:p>
       <w:pPr>
-        <w:framePr w:w="467" w:hRule="auto" w:wrap="none" w:vAnchor="page" w:hAnchor="page" w:x="726" w:y="7537"/>
-        <w:spacing w:before="0" w:after="0" w:line="110" w:lineRule="exact"/>
-        <w:ind w:left="0" w:right="0" w:firstLine="0"/>
-        <w:jc w:val="left"/>
-      </w:pPr>
-      <w:r>
-        <w:rPr>
-          <w:rFonts w:ascii="Roboto Mono SemiBold" w:hAnsi="Roboto Mono SemiBold" w:cs="Roboto Mono SemiBold" w:eastAsia="Roboto Mono SemiBold"/>
+        <w:framePr w:w="504" w:hRule="auto" w:wrap="none" w:vAnchor="page" w:hAnchor="page" w:x="4445" w:y="7515"/>
+        <w:spacing w:before="0" w:after="0" w:line="90" w:lineRule="exact"/>
+        <w:ind w:left="0" w:right="0" w:firstLine="0"/>
+        <w:jc w:val="left"/>
+      </w:pPr>
+      <w:r>
+        <w:rPr>
+          <w:rFonts w:ascii="Montserrat SemiBold" w:hAnsi="Montserrat SemiBold" w:cs="Montserrat SemiBold" w:eastAsia="Montserrat SemiBold"/>
           <w:b w:val="0"/>
           <w:i/>
           <w:color w:val="1565C0"/>
-          <w:spacing w:val="3"/>
-          <w:kern w:val="0"/>
-          <w:sz w:val="11"/>
-          <w:szCs w:val="11"/>
-        </w:rPr>
-        <w:t>[TIC</w:t>
-      </w:r>
+          <w:kern w:val="0"/>
+          <w:sz w:val="9"/>
+          <w:szCs w:val="9"/>
+        </w:rPr>
+        <w:t>[ODOUR]</w:t>
+      </w:r>
+    </w:p>
+    <w:p>
+      <w:pPr>
+        <w:framePr w:w="509" w:hRule="auto" w:wrap="none" w:vAnchor="page" w:hAnchor="page" w:x="4445" w:y="8160"/>
+        <w:spacing w:before="0" w:after="0" w:line="90" w:lineRule="exact"/>
+        <w:ind w:left="0" w:right="0" w:firstLine="0"/>
+        <w:jc w:val="left"/>
+      </w:pPr>
+      <w:r>
+        <w:rPr>
+          <w:rFonts w:ascii="Montserrat SemiBold" w:hAnsi="Montserrat SemiBold" w:cs="Montserrat SemiBold" w:eastAsia="Montserrat SemiBold"/>
+          <w:b w:val="0"/>
+          <w:i/>
+          <w:color w:val="1565C0"/>
+          <w:kern w:val="0"/>
+          <w:sz w:val="9"/>
+          <w:szCs w:val="9"/>
+        </w:rPr>
+        <w:t xml:space="preserve">[BRA </w:t>
+      </w:r>
+      <w:r>
+        <w:rPr>
+          <w:rFonts w:ascii="Montserrat SemiBold" w:hAnsi="Montserrat SemiBold" w:cs="Montserrat SemiBold" w:eastAsia="Montserrat SemiBold"/>
+          <w:b w:val="0"/>
+          <w:i/>
+          <w:color w:val="1565C0"/>
+          <w:spacing w:val="-1"/>
+          <w:kern w:val="0"/>
+          <w:sz w:val="9"/>
+          <w:szCs w:val="9"/>
+        </w:rPr>
+        <w:t>STI]</w:t>
+      </w:r>
+    </w:p>
+    <w:p>
+      <w:pPr>
+        <w:framePr w:w="549" w:hRule="auto" w:wrap="none" w:vAnchor="page" w:hAnchor="page" w:x="817" w:y="7515"/>
+        <w:spacing w:before="0" w:after="0" w:line="90" w:lineRule="exact"/>
+        <w:ind w:left="0" w:right="0" w:firstLine="0"/>
+        <w:jc w:val="left"/>
+      </w:pPr>
+      <w:r>
+        <w:rPr>
+          <w:rFonts w:ascii="Montserrat SemiBold" w:hAnsi="Montserrat SemiBold" w:cs="Montserrat SemiBold" w:eastAsia="Montserrat SemiBold"/>
+          <w:b w:val="0"/>
+          <w:i/>
+          <w:color w:val="1565C0"/>
+          <w:kern w:val="0"/>
+          <w:sz w:val="9"/>
+          <w:szCs w:val="9"/>
+        </w:rPr>
+        <w:t>[COLOUR]</w:t>
+      </w:r>
+    </w:p>
+    <w:p>
+      <w:pPr>
+        <w:framePr w:w="581" w:hRule="auto" w:wrap="none" w:vAnchor="page" w:hAnchor="page" w:x="6132" w:y="7515"/>
+        <w:spacing w:before="0" w:after="0" w:line="90" w:lineRule="exact"/>
+        <w:ind w:left="0" w:right="0" w:firstLine="0"/>
+        <w:jc w:val="left"/>
+      </w:pPr>
+      <w:r>
+        <w:rPr>
+          <w:rFonts w:ascii="Montserrat SemiBold" w:hAnsi="Montserrat SemiBold" w:cs="Montserrat SemiBold" w:eastAsia="Montserrat SemiBold"/>
+          <w:b w:val="0"/>
+          <w:i/>
+          <w:color w:val="1565C0"/>
+          <w:kern w:val="0"/>
+          <w:sz w:val="9"/>
+          <w:szCs w:val="9"/>
+        </w:rPr>
+        <w:t>[ODOUR 2]</w:t>
+      </w:r>
+    </w:p>
+    <w:p>
+      <w:pPr>
+        <w:framePr w:w="581" w:hRule="auto" w:wrap="none" w:vAnchor="page" w:hAnchor="page" w:x="4445" w:y="7725"/>
+        <w:spacing w:before="0" w:after="0" w:line="90" w:lineRule="exact"/>
+        <w:ind w:left="0" w:right="0" w:firstLine="0"/>
+        <w:jc w:val="left"/>
+      </w:pPr>
+      <w:r>
+        <w:rPr>
+          <w:rFonts w:ascii="Montserrat SemiBold" w:hAnsi="Montserrat SemiBold" w:cs="Montserrat SemiBold" w:eastAsia="Montserrat SemiBold"/>
+          <w:b w:val="0"/>
+          <w:i/>
+          <w:color w:val="1565C0"/>
+          <w:kern w:val="0"/>
+          <w:sz w:val="9"/>
+          <w:szCs w:val="9"/>
+        </w:rPr>
+        <w:t>[ODOUR 3]</w:t>
+      </w:r>
+    </w:p>
+    <w:p>
+      <w:pPr>
+        <w:framePr w:w="586" w:hRule="auto" w:wrap="none" w:vAnchor="page" w:hAnchor="page" w:x="5569" w:y="8160"/>
+        <w:spacing w:before="0" w:after="0" w:line="90" w:lineRule="exact"/>
+        <w:ind w:left="0" w:right="0" w:firstLine="0"/>
+        <w:jc w:val="left"/>
+      </w:pPr>
+      <w:r>
+        <w:rPr>
+          <w:rFonts w:ascii="Montserrat SemiBold" w:hAnsi="Montserrat SemiBold" w:cs="Montserrat SemiBold" w:eastAsia="Montserrat SemiBold"/>
+          <w:b w:val="0"/>
+          <w:i/>
+          <w:color w:val="1565C0"/>
+          <w:kern w:val="0"/>
+          <w:sz w:val="9"/>
+          <w:szCs w:val="9"/>
+        </w:rPr>
+        <w:t>[BRA S</w:t>
+      </w:r>
+      <w:r>
+        <w:rPr>
+          <w:rFonts w:ascii="Montserrat SemiBold" w:hAnsi="Montserrat SemiBold" w:cs="Montserrat SemiBold" w:eastAsia="Montserrat SemiBold"/>
+          <w:b w:val="0"/>
+          <w:i/>
+          <w:color w:val="1565C0"/>
+          <w:spacing w:val="-1"/>
+          <w:kern w:val="0"/>
+          <w:sz w:val="9"/>
+          <w:szCs w:val="9"/>
+        </w:rPr>
+        <w:t>TI 2]</w:t>
+      </w:r>
+    </w:p>
+    <w:p>
+      <w:pPr>
+        <w:framePr w:w="586" w:hRule="auto" w:wrap="none" w:vAnchor="page" w:hAnchor="page" w:x="6694" w:y="8160"/>
+        <w:spacing w:before="0" w:after="0" w:line="90" w:lineRule="exact"/>
+        <w:ind w:left="0" w:right="0" w:firstLine="0"/>
+        <w:jc w:val="left"/>
+      </w:pPr>
+      <w:r>
+        <w:rPr>
+          <w:rFonts w:ascii="Montserrat SemiBold" w:hAnsi="Montserrat SemiBold" w:cs="Montserrat SemiBold" w:eastAsia="Montserrat SemiBold"/>
+          <w:b w:val="0"/>
+          <w:i/>
+          <w:color w:val="1565C0"/>
+          <w:kern w:val="0"/>
+          <w:sz w:val="9"/>
+          <w:szCs w:val="9"/>
+        </w:rPr>
+        <w:t>[BRA S</w:t>
+      </w:r>
+      <w:r>
+        <w:rPr>
+          <w:rFonts w:ascii="Montserrat SemiBold" w:hAnsi="Montserrat SemiBold" w:cs="Montserrat SemiBold" w:eastAsia="Montserrat SemiBold"/>
+          <w:b w:val="0"/>
+          <w:i/>
+          <w:color w:val="1565C0"/>
+          <w:spacing w:val="-1"/>
+          <w:kern w:val="0"/>
+          <w:sz w:val="9"/>
+          <w:szCs w:val="9"/>
+        </w:rPr>
+        <w:t>TI 3]</w:t>
+      </w:r>
+    </w:p>
+    <w:p>
+      <w:pPr>
+        <w:framePr w:w="590" w:hRule="auto" w:wrap="none" w:vAnchor="page" w:hAnchor="page" w:x="6132" w:y="7725"/>
+        <w:spacing w:before="0" w:after="0" w:line="90" w:lineRule="exact"/>
+        <w:ind w:left="0" w:right="0" w:firstLine="0"/>
+        <w:jc w:val="left"/>
+      </w:pPr>
+      <w:r>
+        <w:rPr>
+          <w:rFonts w:ascii="Montserrat SemiBold" w:hAnsi="Montserrat SemiBold" w:cs="Montserrat SemiBold" w:eastAsia="Montserrat SemiBold"/>
+          <w:b w:val="0"/>
+          <w:i/>
+          <w:color w:val="1565C0"/>
+          <w:kern w:val="0"/>
+          <w:sz w:val="9"/>
+          <w:szCs w:val="9"/>
+        </w:rPr>
+        <w:t>[ODOUR 4]</w:t>
+      </w:r>
+    </w:p>
+    <w:p>
+      <w:pPr>
+        <w:framePr w:w="626" w:hRule="auto" w:wrap="none" w:vAnchor="page" w:hAnchor="page" w:x="2503" w:y="7515"/>
+        <w:spacing w:before="0" w:after="0" w:line="90" w:lineRule="exact"/>
+        <w:ind w:left="0" w:right="0" w:firstLine="0"/>
+        <w:jc w:val="left"/>
+      </w:pPr>
+      <w:r>
+        <w:rPr>
+          <w:rFonts w:ascii="Montserrat SemiBold" w:hAnsi="Montserrat SemiBold" w:cs="Montserrat SemiBold" w:eastAsia="Montserrat SemiBold"/>
+          <w:b w:val="0"/>
+          <w:i/>
+          <w:color w:val="1565C0"/>
+          <w:kern w:val="0"/>
+          <w:sz w:val="9"/>
+          <w:szCs w:val="9"/>
+        </w:rPr>
+        <w:t>[COLOUR 2]</w:t>
+      </w:r>
+    </w:p>
+    <w:p>
+      <w:pPr>
+        <w:framePr w:w="626" w:hRule="auto" w:wrap="none" w:vAnchor="page" w:hAnchor="page" w:x="817" w:y="7725"/>
+        <w:spacing w:before="0" w:after="0" w:line="90" w:lineRule="exact"/>
+        <w:ind w:left="0" w:right="0" w:firstLine="0"/>
+        <w:jc w:val="left"/>
+      </w:pPr>
+      <w:r>
+        <w:rPr>
+          <w:rFonts w:ascii="Montserrat SemiBold" w:hAnsi="Montserrat SemiBold" w:cs="Montserrat SemiBold" w:eastAsia="Montserrat SemiBold"/>
+          <w:b w:val="0"/>
+          <w:i/>
+          <w:color w:val="1565C0"/>
+          <w:kern w:val="0"/>
+          <w:sz w:val="9"/>
+          <w:szCs w:val="9"/>
+        </w:rPr>
+        <w:t>[COLOUR 3]</w:t>
+      </w:r>
+    </w:p>
+    <w:p>
+      <w:pPr>
+        <w:framePr w:w="635" w:hRule="auto" w:wrap="none" w:vAnchor="page" w:hAnchor="page" w:x="2503" w:y="7725"/>
+        <w:spacing w:before="0" w:after="0" w:line="90" w:lineRule="exact"/>
+        <w:ind w:left="0" w:right="0" w:firstLine="0"/>
+        <w:jc w:val="left"/>
+      </w:pPr>
+      <w:r>
+        <w:rPr>
+          <w:rFonts w:ascii="Montserrat SemiBold" w:hAnsi="Montserrat SemiBold" w:cs="Montserrat SemiBold" w:eastAsia="Montserrat SemiBold"/>
+          <w:b w:val="0"/>
+          <w:i/>
+          <w:color w:val="1565C0"/>
+          <w:kern w:val="0"/>
+          <w:sz w:val="9"/>
+          <w:szCs w:val="9"/>
+        </w:rPr>
+        <w:t>[COLOUR 4]</w:t>
+      </w:r>
+    </w:p>
+    <w:p>
+      <w:pPr>
+        <w:framePr w:w="573" w:hRule="auto" w:wrap="none" w:vAnchor="page" w:hAnchor="page" w:x="2394" w:y="15425"/>
+        <w:spacing w:before="0" w:after="0" w:line="140" w:lineRule="exact"/>
+        <w:ind w:left="0" w:right="0" w:firstLine="0"/>
+        <w:jc w:val="left"/>
+      </w:pPr>
       <w:r>
         <w:rPr>
           <w:rFonts w:ascii="Roboto Mono SemiBold" w:hAnsi="Roboto Mono SemiBold" w:cs="Roboto Mono SemiBold" w:eastAsia="Roboto Mono SemiBold"/>
@@ -78,32 +324,231 @@
           <w:color w:val="1565C0"/>
           <w:spacing w:val="2"/>
           <w:kern w:val="0"/>
-          <w:sz w:val="11"/>
-          <w:szCs w:val="11"/>
-        </w:rPr>
-        <w:t>K]</w:t>
-      </w:r>
-    </w:p>
-    <w:p>
-      <w:pPr>
-        <w:framePr w:w="596" w:hRule="auto" w:wrap="none" w:vAnchor="page" w:hAnchor="page" w:x="2412" w:y="7537"/>
-        <w:spacing w:before="0" w:after="0" w:line="110" w:lineRule="exact"/>
-        <w:ind w:left="0" w:right="0" w:firstLine="0"/>
-        <w:jc w:val="left"/>
-      </w:pPr>
+          <w:sz w:val="14"/>
+          <w:szCs w:val="14"/>
+        </w:rPr>
+        <w:t>[DAT</w:t>
+      </w:r>
       <w:r>
         <w:rPr>
           <w:rFonts w:ascii="Roboto Mono SemiBold" w:hAnsi="Roboto Mono SemiBold" w:cs="Roboto Mono SemiBold" w:eastAsia="Roboto Mono SemiBold"/>
           <w:b w:val="0"/>
           <w:i/>
           <w:color w:val="1565C0"/>
-          <w:spacing w:val="3"/>
-          <w:kern w:val="0"/>
-          <w:sz w:val="11"/>
-          <w:szCs w:val="11"/>
-        </w:rPr>
-        <w:t>[TIC</w:t>
-      </w:r>
+          <w:spacing w:val="1"/>
+          <w:kern w:val="0"/>
+          <w:sz w:val="14"/>
+          <w:szCs w:val="14"/>
+        </w:rPr>
+        <w:t>E]</w:t>
+      </w:r>
+    </w:p>
+    <w:p>
+      <w:pPr>
+        <w:framePr w:w="690" w:hRule="auto" w:wrap="none" w:vAnchor="page" w:hAnchor="page" w:x="9801" w:y="3524"/>
+        <w:spacing w:before="0" w:after="0" w:line="130" w:lineRule="exact"/>
+        <w:ind w:left="0" w:right="0" w:firstLine="0"/>
+        <w:jc w:val="left"/>
+      </w:pPr>
+      <w:r>
+        <w:rPr>
+          <w:rFonts w:ascii="Roboto Mono SemiBold" w:hAnsi="Roboto Mono SemiBold" w:cs="Roboto Mono SemiBold" w:eastAsia="Roboto Mono SemiBold"/>
+          <w:b w:val="0"/>
+          <w:i/>
+          <w:color w:val="1565C0"/>
+          <w:spacing w:val="-1"/>
+          <w:kern w:val="0"/>
+          <w:sz w:val="13"/>
+          <w:szCs w:val="13"/>
+        </w:rPr>
+        <w:t>[SPE</w:t>
+      </w:r>
+      <w:r>
+        <w:rPr>
+          <w:rFonts w:ascii="Roboto Mono SemiBold" w:hAnsi="Roboto Mono SemiBold" w:cs="Roboto Mono SemiBold" w:eastAsia="Roboto Mono SemiBold"/>
+          <w:b w:val="0"/>
+          <w:i/>
+          <w:color w:val="1565C0"/>
+          <w:spacing w:val="-2"/>
+          <w:kern w:val="0"/>
+          <w:sz w:val="13"/>
+          <w:szCs w:val="13"/>
+        </w:rPr>
+        <w:t>C №]</w:t>
+      </w:r>
+    </w:p>
+    <w:p>
+      <w:pPr>
+        <w:framePr w:w="1081" w:hRule="auto" w:wrap="none" w:vAnchor="page" w:hAnchor="page" w:x="4425" w:y="9285"/>
+        <w:spacing w:before="0" w:after="0" w:line="90" w:lineRule="exact"/>
+        <w:ind w:left="0" w:right="0" w:firstLine="0"/>
+        <w:jc w:val="left"/>
+      </w:pPr>
+      <w:r>
+        <w:rPr>
+          <w:rFonts w:ascii="Montserrat SemiBold" w:hAnsi="Montserrat SemiBold" w:cs="Montserrat SemiBold" w:eastAsia="Montserrat SemiBold"/>
+          <w:b w:val="0"/>
+          <w:i/>
+          <w:color w:val="1565C0"/>
+          <w:kern w:val="0"/>
+          <w:sz w:val="9"/>
+          <w:szCs w:val="9"/>
+        </w:rPr>
+        <w:t>[CYSTOLITHS ·</w:t>
+      </w:r>
+      <w:r>
+        <w:rPr>
+          <w:rFonts w:ascii="Montserrat SemiBold" w:hAnsi="Montserrat SemiBold" w:cs="Montserrat SemiBold" w:eastAsia="Montserrat SemiBold"/>
+          <w:b w:val="0"/>
+          <w:i/>
+          <w:color w:val="1565C0"/>
+          <w:spacing w:val="-1"/>
+          <w:kern w:val="0"/>
+          <w:sz w:val="9"/>
+          <w:szCs w:val="9"/>
+        </w:rPr>
+        <w:t xml:space="preserve"> HCL R]</w:t>
+      </w:r>
+    </w:p>
+    <w:p>
+      <w:pPr>
+        <w:framePr w:w="1090" w:hRule="auto" w:wrap="none" w:vAnchor="page" w:hAnchor="page" w:x="9838" w:y="9300"/>
+        <w:spacing w:before="0" w:after="0" w:line="90" w:lineRule="exact"/>
+        <w:ind w:left="0" w:right="0" w:firstLine="0"/>
+        <w:jc w:val="left"/>
+      </w:pPr>
+      <w:r>
+        <w:rPr>
+          <w:rFonts w:ascii="Montserrat SemiBold" w:hAnsi="Montserrat SemiBold" w:cs="Montserrat SemiBold" w:eastAsia="Montserrat SemiBold"/>
+          <w:b w:val="0"/>
+          <w:i/>
+          <w:color w:val="1565C0"/>
+          <w:kern w:val="0"/>
+          <w:sz w:val="9"/>
+          <w:szCs w:val="9"/>
+        </w:rPr>
+        <w:t>[FOREIGN TIS</w:t>
+      </w:r>
+      <w:r>
+        <w:rPr>
+          <w:rFonts w:ascii="Montserrat SemiBold" w:hAnsi="Montserrat SemiBold" w:cs="Montserrat SemiBold" w:eastAsia="Montserrat SemiBold"/>
+          <w:b w:val="0"/>
+          <w:i/>
+          <w:color w:val="1565C0"/>
+          <w:spacing w:val="-1"/>
+          <w:kern w:val="0"/>
+          <w:sz w:val="9"/>
+          <w:szCs w:val="9"/>
+        </w:rPr>
+        <w:t>SUE OR]</w:t>
+      </w:r>
+    </w:p>
+    <w:p>
+      <w:pPr>
+        <w:framePr w:w="1132" w:hRule="auto" w:wrap="none" w:vAnchor="page" w:hAnchor="page" w:x="6229" w:y="9300"/>
+        <w:spacing w:before="0" w:after="0" w:line="90" w:lineRule="exact"/>
+        <w:ind w:left="0" w:right="0" w:firstLine="0"/>
+        <w:jc w:val="left"/>
+      </w:pPr>
+      <w:r>
+        <w:rPr>
+          <w:rFonts w:ascii="Montserrat SemiBold" w:hAnsi="Montserrat SemiBold" w:cs="Montserrat SemiBold" w:eastAsia="Montserrat SemiBold"/>
+          <w:b w:val="0"/>
+          <w:i/>
+          <w:color w:val="1565C0"/>
+          <w:kern w:val="0"/>
+          <w:sz w:val="9"/>
+          <w:szCs w:val="9"/>
+        </w:rPr>
+        <w:t>[RESIN DROPLE</w:t>
+      </w:r>
+      <w:r>
+        <w:rPr>
+          <w:rFonts w:ascii="Montserrat SemiBold" w:hAnsi="Montserrat SemiBold" w:cs="Montserrat SemiBold" w:eastAsia="Montserrat SemiBold"/>
+          <w:b w:val="0"/>
+          <w:i/>
+          <w:color w:val="1565C0"/>
+          <w:spacing w:val="-1"/>
+          <w:kern w:val="0"/>
+          <w:sz w:val="9"/>
+          <w:szCs w:val="9"/>
+        </w:rPr>
+        <w:t>TS ON]</w:t>
+      </w:r>
+    </w:p>
+    <w:p>
+      <w:pPr>
+        <w:framePr w:w="1158" w:hRule="auto" w:wrap="none" w:vAnchor="page" w:hAnchor="page" w:x="4425" w:y="9525"/>
+        <w:spacing w:before="0" w:after="0" w:line="90" w:lineRule="exact"/>
+        <w:ind w:left="0" w:right="0" w:firstLine="0"/>
+        <w:jc w:val="left"/>
+      </w:pPr>
+      <w:r>
+        <w:rPr>
+          <w:rFonts w:ascii="Montserrat SemiBold" w:hAnsi="Montserrat SemiBold" w:cs="Montserrat SemiBold" w:eastAsia="Montserrat SemiBold"/>
+          <w:b w:val="0"/>
+          <w:i/>
+          <w:color w:val="1565C0"/>
+          <w:kern w:val="0"/>
+          <w:sz w:val="9"/>
+          <w:szCs w:val="9"/>
+        </w:rPr>
+        <w:t xml:space="preserve">[CYSTOLITHS · </w:t>
+      </w:r>
+      <w:r>
+        <w:rPr>
+          <w:rFonts w:ascii="Montserrat SemiBold" w:hAnsi="Montserrat SemiBold" w:cs="Montserrat SemiBold" w:eastAsia="Montserrat SemiBold"/>
+          <w:b w:val="0"/>
+          <w:i/>
+          <w:color w:val="1565C0"/>
+          <w:spacing w:val="-1"/>
+          <w:kern w:val="0"/>
+          <w:sz w:val="9"/>
+          <w:szCs w:val="9"/>
+        </w:rPr>
+        <w:t>HCL R 2]</w:t>
+      </w:r>
+    </w:p>
+    <w:p>
+      <w:pPr>
+        <w:framePr w:w="1167" w:hRule="auto" w:wrap="none" w:vAnchor="page" w:hAnchor="page" w:x="9838" w:y="9540"/>
+        <w:spacing w:before="0" w:after="0" w:line="90" w:lineRule="exact"/>
+        <w:ind w:left="0" w:right="0" w:firstLine="0"/>
+        <w:jc w:val="left"/>
+      </w:pPr>
+      <w:r>
+        <w:rPr>
+          <w:rFonts w:ascii="Montserrat SemiBold" w:hAnsi="Montserrat SemiBold" w:cs="Montserrat SemiBold" w:eastAsia="Montserrat SemiBold"/>
+          <w:b w:val="0"/>
+          <w:i/>
+          <w:color w:val="1565C0"/>
+          <w:kern w:val="0"/>
+          <w:sz w:val="9"/>
+          <w:szCs w:val="9"/>
+        </w:rPr>
+        <w:t>[FOREIGN TISS</w:t>
+      </w:r>
+      <w:r>
+        <w:rPr>
+          <w:rFonts w:ascii="Montserrat SemiBold" w:hAnsi="Montserrat SemiBold" w:cs="Montserrat SemiBold" w:eastAsia="Montserrat SemiBold"/>
+          <w:b w:val="0"/>
+          <w:i/>
+          <w:color w:val="1565C0"/>
+          <w:spacing w:val="-1"/>
+          <w:kern w:val="0"/>
+          <w:sz w:val="9"/>
+          <w:szCs w:val="9"/>
+        </w:rPr>
+        <w:t>UE OR 2]</w:t>
+      </w:r>
+    </w:p>
+    <w:p>
+      <w:pPr>
+        <w:framePr w:w="737" w:hRule="auto" w:wrap="none" w:vAnchor="page" w:hAnchor="page" w:x="6115" w:y="15425"/>
+        <w:spacing w:before="0" w:after="0" w:line="140" w:lineRule="exact"/>
+        <w:ind w:left="0" w:right="0" w:firstLine="0"/>
+        <w:jc w:val="left"/>
+      </w:pPr>
       <w:r>
         <w:rPr>
           <w:rFonts w:ascii="Roboto Mono SemiBold" w:hAnsi="Roboto Mono SemiBold" w:cs="Roboto Mono SemiBold" w:eastAsia="Roboto Mono SemiBold"/>
@@ -112,32 +557,32 @@
           <w:color w:val="1565C0"/>
           <w:spacing w:val="2"/>
           <w:kern w:val="0"/>
-          <w:sz w:val="11"/>
-          <w:szCs w:val="11"/>
-        </w:rPr>
-        <w:t>K 2]</w:t>
-      </w:r>
-    </w:p>
-    <w:p>
-      <w:pPr>
-        <w:framePr w:w="596" w:hRule="auto" w:wrap="none" w:vAnchor="page" w:hAnchor="page" w:x="726" w:y="7747"/>
-        <w:spacing w:before="0" w:after="0" w:line="110" w:lineRule="exact"/>
-        <w:ind w:left="0" w:right="0" w:firstLine="0"/>
-        <w:jc w:val="left"/>
-      </w:pPr>
+          <w:sz w:val="14"/>
+          <w:szCs w:val="14"/>
+        </w:rPr>
+        <w:t>[DATE</w:t>
+      </w:r>
       <w:r>
         <w:rPr>
           <w:rFonts w:ascii="Roboto Mono SemiBold" w:hAnsi="Roboto Mono SemiBold" w:cs="Roboto Mono SemiBold" w:eastAsia="Roboto Mono SemiBold"/>
           <w:b w:val="0"/>
           <w:i/>
           <w:color w:val="1565C0"/>
-          <w:spacing w:val="3"/>
-          <w:kern w:val="0"/>
-          <w:sz w:val="11"/>
-          <w:szCs w:val="11"/>
-        </w:rPr>
-        <w:t>[TIC</w:t>
-      </w:r>
+          <w:spacing w:val="1"/>
+          <w:kern w:val="0"/>
+          <w:sz w:val="14"/>
+          <w:szCs w:val="14"/>
+        </w:rPr>
+        <w:t xml:space="preserve"> 2]</w:t>
+      </w:r>
+    </w:p>
+    <w:p>
+      <w:pPr>
+        <w:framePr w:w="737" w:hRule="auto" w:wrap="none" w:vAnchor="page" w:hAnchor="page" w:x="9920" w:y="15425"/>
+        <w:spacing w:before="0" w:after="0" w:line="140" w:lineRule="exact"/>
+        <w:ind w:left="0" w:right="0" w:firstLine="0"/>
+        <w:jc w:val="left"/>
+      </w:pPr>
       <w:r>
         <w:rPr>
           <w:rFonts w:ascii="Roboto Mono SemiBold" w:hAnsi="Roboto Mono SemiBold" w:cs="Roboto Mono SemiBold" w:eastAsia="Roboto Mono SemiBold"/>
@@ -146,234 +591,77 @@
           <w:color w:val="1565C0"/>
           <w:spacing w:val="2"/>
           <w:kern w:val="0"/>
-          <w:sz w:val="11"/>
-          <w:szCs w:val="11"/>
-        </w:rPr>
-        <w:t>K 3]</w:t>
-      </w:r>
-    </w:p>
-    <w:p>
-      <w:pPr>
-        <w:framePr w:w="596" w:hRule="auto" w:wrap="none" w:vAnchor="page" w:hAnchor="page" w:x="2412" w:y="7747"/>
-        <w:spacing w:before="0" w:after="0" w:line="110" w:lineRule="exact"/>
-        <w:ind w:left="0" w:right="0" w:firstLine="0"/>
-        <w:jc w:val="left"/>
-      </w:pPr>
+          <w:sz w:val="14"/>
+          <w:szCs w:val="14"/>
+        </w:rPr>
+        <w:t>[DATE</w:t>
+      </w:r>
       <w:r>
         <w:rPr>
           <w:rFonts w:ascii="Roboto Mono SemiBold" w:hAnsi="Roboto Mono SemiBold" w:cs="Roboto Mono SemiBold" w:eastAsia="Roboto Mono SemiBold"/>
           <w:b w:val="0"/>
           <w:i/>
           <w:color w:val="1565C0"/>
-          <w:spacing w:val="3"/>
-          <w:kern w:val="0"/>
-          <w:sz w:val="11"/>
-          <w:szCs w:val="11"/>
-        </w:rPr>
-        <w:t>[TIC</w:t>
-      </w:r>
+          <w:spacing w:val="1"/>
+          <w:kern w:val="0"/>
+          <w:sz w:val="14"/>
+          <w:szCs w:val="14"/>
+        </w:rPr>
+        <w:t xml:space="preserve"> 3]</w:t>
+      </w:r>
+    </w:p>
+    <w:p>
+      <w:pPr>
+        <w:framePr w:w="902" w:hRule="auto" w:wrap="none" w:vAnchor="page" w:hAnchor="page" w:x="10535" w:y="1362"/>
+        <w:spacing w:before="0" w:after="0" w:line="140" w:lineRule="exact"/>
+        <w:ind w:left="0" w:right="0" w:firstLine="0"/>
+        <w:jc w:val="left"/>
+      </w:pPr>
       <w:r>
         <w:rPr>
           <w:rFonts w:ascii="Roboto Mono SemiBold" w:hAnsi="Roboto Mono SemiBold" w:cs="Roboto Mono SemiBold" w:eastAsia="Roboto Mono SemiBold"/>
           <w:b w:val="0"/>
           <w:i/>
           <w:color w:val="1565C0"/>
-          <w:spacing w:val="2"/>
-          <w:kern w:val="0"/>
-          <w:sz w:val="11"/>
-          <w:szCs w:val="11"/>
-        </w:rPr>
-        <w:t>K 4]</w:t>
-      </w:r>
-    </w:p>
-    <w:p>
-      <w:pPr>
-        <w:framePr w:w="596" w:hRule="auto" w:wrap="none" w:vAnchor="page" w:hAnchor="page" w:x="4354" w:y="7537"/>
-        <w:spacing w:before="0" w:after="0" w:line="110" w:lineRule="exact"/>
-        <w:ind w:left="0" w:right="0" w:firstLine="0"/>
-        <w:jc w:val="left"/>
-      </w:pPr>
+          <w:spacing w:val="-3"/>
+          <w:kern w:val="0"/>
+          <w:sz w:val="14"/>
+          <w:szCs w:val="14"/>
+        </w:rPr>
+        <w:t>[DOC ID</w:t>
+      </w:r>
       <w:r>
         <w:rPr>
           <w:rFonts w:ascii="Roboto Mono SemiBold" w:hAnsi="Roboto Mono SemiBold" w:cs="Roboto Mono SemiBold" w:eastAsia="Roboto Mono SemiBold"/>
           <w:b w:val="0"/>
           <w:i/>
           <w:color w:val="1565C0"/>
-          <w:spacing w:val="3"/>
-          <w:kern w:val="0"/>
-          <w:sz w:val="11"/>
-          <w:szCs w:val="11"/>
-        </w:rPr>
-        <w:t>[TIC</w:t>
-      </w:r>
-      <w:r>
-        <w:rPr>
-          <w:rFonts w:ascii="Roboto Mono SemiBold" w:hAnsi="Roboto Mono SemiBold" w:cs="Roboto Mono SemiBold" w:eastAsia="Roboto Mono SemiBold"/>
+          <w:spacing w:val="-4"/>
+          <w:kern w:val="0"/>
+          <w:sz w:val="14"/>
+          <w:szCs w:val="14"/>
+        </w:rPr>
+        <w:t xml:space="preserve"> 2]</w:t>
+      </w:r>
+    </w:p>
+    <w:p>
+      <w:pPr>
+        <w:framePr w:w="1209" w:hRule="auto" w:wrap="none" w:vAnchor="page" w:hAnchor="page" w:x="6229" w:y="9540"/>
+        <w:spacing w:before="0" w:after="0" w:line="90" w:lineRule="exact"/>
+        <w:ind w:left="0" w:right="0" w:firstLine="0"/>
+        <w:jc w:val="left"/>
+      </w:pPr>
+      <w:r>
+        <w:rPr>
+          <w:rFonts w:ascii="Montserrat SemiBold" w:hAnsi="Montserrat SemiBold" w:cs="Montserrat SemiBold" w:eastAsia="Montserrat SemiBold"/>
           <w:b w:val="0"/>
           <w:i/>
           <w:color w:val="1565C0"/>
-          <w:spacing w:val="2"/>
-          <w:kern w:val="0"/>
-          <w:sz w:val="11"/>
-          <w:szCs w:val="11"/>
-        </w:rPr>
-        <w:t>K 5]</w:t>
-      </w:r>
-    </w:p>
-    <w:p>
-      <w:pPr>
-        <w:framePr w:w="596" w:hRule="auto" w:wrap="none" w:vAnchor="page" w:hAnchor="page" w:x="6040" w:y="7537"/>
-        <w:spacing w:before="0" w:after="0" w:line="110" w:lineRule="exact"/>
-        <w:ind w:left="0" w:right="0" w:firstLine="0"/>
-        <w:jc w:val="left"/>
-      </w:pPr>
-      <w:r>
-        <w:rPr>
-          <w:rFonts w:ascii="Roboto Mono SemiBold" w:hAnsi="Roboto Mono SemiBold" w:cs="Roboto Mono SemiBold" w:eastAsia="Roboto Mono SemiBold"/>
-          <w:b w:val="0"/>
-          <w:i/>
-          <w:color w:val="1565C0"/>
-          <w:spacing w:val="3"/>
-          <w:kern w:val="0"/>
-          <w:sz w:val="11"/>
-          <w:szCs w:val="11"/>
-        </w:rPr>
-        <w:t>[TIC</w:t>
-      </w:r>
-      <w:r>
-        <w:rPr>
-          <w:rFonts w:ascii="Roboto Mono SemiBold" w:hAnsi="Roboto Mono SemiBold" w:cs="Roboto Mono SemiBold" w:eastAsia="Roboto Mono SemiBold"/>
-          <w:b w:val="0"/>
-          <w:i/>
-          <w:color w:val="1565C0"/>
-          <w:spacing w:val="2"/>
-          <w:kern w:val="0"/>
-          <w:sz w:val="11"/>
-          <w:szCs w:val="11"/>
-        </w:rPr>
-        <w:t>K 6]</w:t>
-      </w:r>
-    </w:p>
-    <w:p>
-      <w:pPr>
-        <w:framePr w:w="596" w:hRule="auto" w:wrap="none" w:vAnchor="page" w:hAnchor="page" w:x="4354" w:y="7747"/>
-        <w:spacing w:before="0" w:after="0" w:line="110" w:lineRule="exact"/>
-        <w:ind w:left="0" w:right="0" w:firstLine="0"/>
-        <w:jc w:val="left"/>
-      </w:pPr>
-      <w:r>
-        <w:rPr>
-          <w:rFonts w:ascii="Roboto Mono SemiBold" w:hAnsi="Roboto Mono SemiBold" w:cs="Roboto Mono SemiBold" w:eastAsia="Roboto Mono SemiBold"/>
-          <w:b w:val="0"/>
-          <w:i/>
-          <w:color w:val="1565C0"/>
-          <w:spacing w:val="3"/>
-          <w:kern w:val="0"/>
-          <w:sz w:val="11"/>
-          <w:szCs w:val="11"/>
-        </w:rPr>
-        <w:t>[TIC</w:t>
-      </w:r>
-      <w:r>
-        <w:rPr>
-          <w:rFonts w:ascii="Roboto Mono SemiBold" w:hAnsi="Roboto Mono SemiBold" w:cs="Roboto Mono SemiBold" w:eastAsia="Roboto Mono SemiBold"/>
-          <w:b w:val="0"/>
-          <w:i/>
-          <w:color w:val="1565C0"/>
-          <w:spacing w:val="2"/>
-          <w:kern w:val="0"/>
-          <w:sz w:val="11"/>
-          <w:szCs w:val="11"/>
-        </w:rPr>
-        <w:t>K 7]</w:t>
-      </w:r>
-    </w:p>
-    <w:p>
-      <w:pPr>
-        <w:framePr w:w="596" w:hRule="auto" w:wrap="none" w:vAnchor="page" w:hAnchor="page" w:x="6040" w:y="7747"/>
-        <w:spacing w:before="0" w:after="0" w:line="110" w:lineRule="exact"/>
-        <w:ind w:left="0" w:right="0" w:firstLine="0"/>
-        <w:jc w:val="left"/>
-      </w:pPr>
-      <w:r>
-        <w:rPr>
-          <w:rFonts w:ascii="Roboto Mono SemiBold" w:hAnsi="Roboto Mono SemiBold" w:cs="Roboto Mono SemiBold" w:eastAsia="Roboto Mono SemiBold"/>
-          <w:b w:val="0"/>
-          <w:i/>
-          <w:color w:val="1565C0"/>
-          <w:spacing w:val="3"/>
-          <w:kern w:val="0"/>
-          <w:sz w:val="11"/>
-          <w:szCs w:val="11"/>
-        </w:rPr>
-        <w:t>[TIC</w:t>
-      </w:r>
-      <w:r>
-        <w:rPr>
-          <w:rFonts w:ascii="Roboto Mono SemiBold" w:hAnsi="Roboto Mono SemiBold" w:cs="Roboto Mono SemiBold" w:eastAsia="Roboto Mono SemiBold"/>
-          <w:b w:val="0"/>
-          <w:i/>
-          <w:color w:val="1565C0"/>
-          <w:spacing w:val="2"/>
-          <w:kern w:val="0"/>
-          <w:sz w:val="11"/>
-          <w:szCs w:val="11"/>
-        </w:rPr>
-        <w:t>K 8]</w:t>
-      </w:r>
-    </w:p>
-    <w:p>
-      <w:pPr>
-        <w:framePr w:w="596" w:hRule="auto" w:wrap="none" w:vAnchor="page" w:hAnchor="page" w:x="7982" w:y="7537"/>
-        <w:spacing w:before="0" w:after="0" w:line="110" w:lineRule="exact"/>
-        <w:ind w:left="0" w:right="0" w:firstLine="0"/>
-        <w:jc w:val="left"/>
-      </w:pPr>
-      <w:r>
-        <w:rPr>
-          <w:rFonts w:ascii="Roboto Mono SemiBold" w:hAnsi="Roboto Mono SemiBold" w:cs="Roboto Mono SemiBold" w:eastAsia="Roboto Mono SemiBold"/>
-          <w:b w:val="0"/>
-          <w:i/>
-          <w:color w:val="1565C0"/>
-          <w:spacing w:val="3"/>
-          <w:kern w:val="0"/>
-          <w:sz w:val="11"/>
-          <w:szCs w:val="11"/>
-        </w:rPr>
-        <w:t>[TIC</w:t>
-      </w:r>
-      <w:r>
-        <w:rPr>
-          <w:rFonts w:ascii="Roboto Mono SemiBold" w:hAnsi="Roboto Mono SemiBold" w:cs="Roboto Mono SemiBold" w:eastAsia="Roboto Mono SemiBold"/>
-          <w:b w:val="0"/>
-          <w:i/>
-          <w:color w:val="1565C0"/>
-          <w:spacing w:val="2"/>
-          <w:kern w:val="0"/>
-          <w:sz w:val="11"/>
-          <w:szCs w:val="11"/>
-        </w:rPr>
-        <w:t>K 9]</w:t>
-      </w:r>
-    </w:p>
-    <w:p>
-      <w:pPr>
-        <w:framePr w:w="835" w:hRule="auto" w:wrap="none" w:vAnchor="page" w:hAnchor="page" w:x="1149" w:y="7515"/>
-        <w:spacing w:before="0" w:after="0" w:line="90" w:lineRule="exact"/>
-        <w:ind w:left="0" w:right="0" w:firstLine="0"/>
-        <w:jc w:val="left"/>
-      </w:pPr>
-      <w:r>
-        <w:rPr>
-          <w:rFonts w:ascii="Montserrat SemiBold" w:hAnsi="Montserrat SemiBold" w:cs="Montserrat SemiBold" w:eastAsia="Montserrat SemiBold"/>
-          <w:b w:val="0"/>
-          <w:i/>
-          <w:color w:val="1565C0"/>
           <w:kern w:val="0"/>
           <w:sz w:val="9"/>
           <w:szCs w:val="9"/>
         </w:rPr>
-        <w:t>[OBSERVAT</w:t>
+        <w:t>[RESIN DROPLET</w:t>
       </w:r>
       <w:r>
         <w:rPr>
@@ -386,638 +674,61 @@
           <w:sz w:val="9"/>
           <w:szCs w:val="9"/>
         </w:rPr>
-        <w:t>ION]</w:t>
-      </w:r>
-    </w:p>
-    <w:p>
-      <w:pPr>
-        <w:framePr w:w="661" w:hRule="auto" w:wrap="none" w:vAnchor="page" w:hAnchor="page" w:x="9669" w:y="7537"/>
-        <w:spacing w:before="0" w:after="0" w:line="110" w:lineRule="exact"/>
+        <w:t>S ON 2]</w:t>
+      </w:r>
+    </w:p>
+    <w:p>
+      <w:pPr>
+        <w:framePr w:w="919" w:hRule="auto" w:wrap="none" w:vAnchor="page" w:hAnchor="page" w:x="5392" w:y="3542"/>
+        <w:spacing w:before="0" w:after="0" w:line="130" w:lineRule="exact"/>
         <w:ind w:left="0" w:right="0" w:firstLine="0"/>
         <w:jc w:val="left"/>
       </w:pPr>
       <w:r>
         <w:rPr>
           <w:rFonts w:ascii="Roboto Mono SemiBold" w:hAnsi="Roboto Mono SemiBold" w:cs="Roboto Mono SemiBold" w:eastAsia="Roboto Mono SemiBold"/>
-          <w:b w:val="0"/>
-          <w:i/>
-          <w:color w:val="1565C0"/>
-          <w:spacing w:val="3"/>
-          <w:kern w:val="0"/>
-          <w:sz w:val="11"/>
-          <w:szCs w:val="11"/>
-        </w:rPr>
-        <w:t>[TICK</w:t>
-      </w:r>
-      <w:r>
-        <w:rPr>
-          <w:rFonts w:ascii="Roboto Mono SemiBold" w:hAnsi="Roboto Mono SemiBold" w:cs="Roboto Mono SemiBold" w:eastAsia="Roboto Mono SemiBold"/>
-          <w:b w:val="0"/>
-          <w:i/>
-          <w:color w:val="1565C0"/>
-          <w:spacing w:val="2"/>
-          <w:kern w:val="0"/>
-          <w:sz w:val="11"/>
-          <w:szCs w:val="11"/>
-        </w:rPr>
-        <w:t xml:space="preserve"> 10]</w:t>
-      </w:r>
-    </w:p>
-    <w:p>
-      <w:pPr>
-        <w:framePr w:w="661" w:hRule="auto" w:wrap="none" w:vAnchor="page" w:hAnchor="page" w:x="4354" w:y="8182"/>
-        <w:spacing w:before="0" w:after="0" w:line="110" w:lineRule="exact"/>
-        <w:ind w:left="0" w:right="0" w:firstLine="0"/>
-        <w:jc w:val="left"/>
-      </w:pPr>
-      <w:r>
-        <w:rPr>
-          <w:rFonts w:ascii="Roboto Mono SemiBold" w:hAnsi="Roboto Mono SemiBold" w:cs="Roboto Mono SemiBold" w:eastAsia="Roboto Mono SemiBold"/>
-          <w:b w:val="0"/>
-          <w:i/>
-          <w:color w:val="1565C0"/>
-          <w:spacing w:val="3"/>
-          <w:kern w:val="0"/>
-          <w:sz w:val="11"/>
-          <w:szCs w:val="11"/>
-        </w:rPr>
-        <w:t>[TICK</w:t>
-      </w:r>
-      <w:r>
-        <w:rPr>
-          <w:rFonts w:ascii="Roboto Mono SemiBold" w:hAnsi="Roboto Mono SemiBold" w:cs="Roboto Mono SemiBold" w:eastAsia="Roboto Mono SemiBold"/>
-          <w:b w:val="0"/>
-          <w:i/>
-          <w:color w:val="1565C0"/>
-          <w:spacing w:val="2"/>
-          <w:kern w:val="0"/>
-          <w:sz w:val="11"/>
-          <w:szCs w:val="11"/>
-        </w:rPr>
-        <w:t xml:space="preserve"> 11]</w:t>
-      </w:r>
-    </w:p>
-    <w:p>
-      <w:pPr>
-        <w:framePr w:w="661" w:hRule="auto" w:wrap="none" w:vAnchor="page" w:hAnchor="page" w:x="5478" w:y="8182"/>
-        <w:spacing w:before="0" w:after="0" w:line="110" w:lineRule="exact"/>
-        <w:ind w:left="0" w:right="0" w:firstLine="0"/>
-        <w:jc w:val="left"/>
-      </w:pPr>
-      <w:r>
-        <w:rPr>
-          <w:rFonts w:ascii="Roboto Mono SemiBold" w:hAnsi="Roboto Mono SemiBold" w:cs="Roboto Mono SemiBold" w:eastAsia="Roboto Mono SemiBold"/>
-          <w:b w:val="0"/>
-          <w:i/>
-          <w:color w:val="1565C0"/>
-          <w:spacing w:val="3"/>
-          <w:kern w:val="0"/>
-          <w:sz w:val="11"/>
-          <w:szCs w:val="11"/>
-        </w:rPr>
-        <w:t>[TICK</w:t>
-      </w:r>
-      <w:r>
-        <w:rPr>
-          <w:rFonts w:ascii="Roboto Mono SemiBold" w:hAnsi="Roboto Mono SemiBold" w:cs="Roboto Mono SemiBold" w:eastAsia="Roboto Mono SemiBold"/>
-          <w:b w:val="0"/>
-          <w:i/>
-          <w:color w:val="1565C0"/>
-          <w:spacing w:val="2"/>
-          <w:kern w:val="0"/>
-          <w:sz w:val="11"/>
-          <w:szCs w:val="11"/>
-        </w:rPr>
-        <w:t xml:space="preserve"> 12]</w:t>
-      </w:r>
-    </w:p>
-    <w:p>
-      <w:pPr>
-        <w:framePr w:w="661" w:hRule="auto" w:wrap="none" w:vAnchor="page" w:hAnchor="page" w:x="6603" w:y="8182"/>
-        <w:spacing w:before="0" w:after="0" w:line="110" w:lineRule="exact"/>
-        <w:ind w:left="0" w:right="0" w:firstLine="0"/>
-        <w:jc w:val="left"/>
-      </w:pPr>
-      <w:r>
-        <w:rPr>
-          <w:rFonts w:ascii="Roboto Mono SemiBold" w:hAnsi="Roboto Mono SemiBold" w:cs="Roboto Mono SemiBold" w:eastAsia="Roboto Mono SemiBold"/>
-          <w:b w:val="0"/>
-          <w:i/>
-          <w:color w:val="1565C0"/>
-          <w:spacing w:val="3"/>
-          <w:kern w:val="0"/>
-          <w:sz w:val="11"/>
-          <w:szCs w:val="11"/>
-        </w:rPr>
-        <w:t>[TICK</w:t>
-      </w:r>
-      <w:r>
-        <w:rPr>
-          <w:rFonts w:ascii="Roboto Mono SemiBold" w:hAnsi="Roboto Mono SemiBold" w:cs="Roboto Mono SemiBold" w:eastAsia="Roboto Mono SemiBold"/>
-          <w:b w:val="0"/>
-          <w:i/>
-          <w:color w:val="1565C0"/>
-          <w:spacing w:val="2"/>
-          <w:kern w:val="0"/>
-          <w:sz w:val="11"/>
-          <w:szCs w:val="11"/>
-        </w:rPr>
-        <w:t xml:space="preserve"> 13]</w:t>
-      </w:r>
-    </w:p>
-    <w:p>
-      <w:pPr>
-        <w:framePr w:w="661" w:hRule="auto" w:wrap="none" w:vAnchor="page" w:hAnchor="page" w:x="726" w:y="9427"/>
-        <w:spacing w:before="0" w:after="0" w:line="110" w:lineRule="exact"/>
-        <w:ind w:left="0" w:right="0" w:firstLine="0"/>
-        <w:jc w:val="left"/>
-      </w:pPr>
-      <w:r>
-        <w:rPr>
-          <w:rFonts w:ascii="Roboto Mono SemiBold" w:hAnsi="Roboto Mono SemiBold" w:cs="Roboto Mono SemiBold" w:eastAsia="Roboto Mono SemiBold"/>
-          <w:b w:val="0"/>
-          <w:i/>
-          <w:color w:val="1565C0"/>
-          <w:spacing w:val="3"/>
-          <w:kern w:val="0"/>
-          <w:sz w:val="11"/>
-          <w:szCs w:val="11"/>
-        </w:rPr>
-        <w:t>[TICK</w:t>
-      </w:r>
-      <w:r>
-        <w:rPr>
-          <w:rFonts w:ascii="Roboto Mono SemiBold" w:hAnsi="Roboto Mono SemiBold" w:cs="Roboto Mono SemiBold" w:eastAsia="Roboto Mono SemiBold"/>
-          <w:b w:val="0"/>
-          <w:i/>
-          <w:color w:val="1565C0"/>
-          <w:spacing w:val="2"/>
-          <w:kern w:val="0"/>
-          <w:sz w:val="11"/>
-          <w:szCs w:val="11"/>
-        </w:rPr>
-        <w:t xml:space="preserve"> 14]</w:t>
-      </w:r>
-    </w:p>
-    <w:p>
-      <w:pPr>
-        <w:framePr w:w="661" w:hRule="auto" w:wrap="none" w:vAnchor="page" w:hAnchor="page" w:x="726" w:y="9667"/>
-        <w:spacing w:before="0" w:after="0" w:line="110" w:lineRule="exact"/>
-        <w:ind w:left="0" w:right="0" w:firstLine="0"/>
-        <w:jc w:val="left"/>
-      </w:pPr>
-      <w:r>
-        <w:rPr>
-          <w:rFonts w:ascii="Roboto Mono SemiBold" w:hAnsi="Roboto Mono SemiBold" w:cs="Roboto Mono SemiBold" w:eastAsia="Roboto Mono SemiBold"/>
-          <w:b w:val="0"/>
-          <w:i/>
-          <w:color w:val="1565C0"/>
-          <w:spacing w:val="3"/>
-          <w:kern w:val="0"/>
-          <w:sz w:val="11"/>
-          <w:szCs w:val="11"/>
-        </w:rPr>
-        <w:t>[TICK</w:t>
-      </w:r>
-      <w:r>
-        <w:rPr>
-          <w:rFonts w:ascii="Roboto Mono SemiBold" w:hAnsi="Roboto Mono SemiBold" w:cs="Roboto Mono SemiBold" w:eastAsia="Roboto Mono SemiBold"/>
-          <w:b w:val="0"/>
-          <w:i/>
-          <w:color w:val="1565C0"/>
-          <w:spacing w:val="2"/>
-          <w:kern w:val="0"/>
-          <w:sz w:val="11"/>
-          <w:szCs w:val="11"/>
-        </w:rPr>
-        <w:t xml:space="preserve"> 15]</w:t>
-      </w:r>
-    </w:p>
-    <w:p>
-      <w:pPr>
-        <w:framePr w:w="661" w:hRule="auto" w:wrap="none" w:vAnchor="page" w:hAnchor="page" w:x="2530" w:y="9427"/>
-        <w:spacing w:before="0" w:after="0" w:line="110" w:lineRule="exact"/>
-        <w:ind w:left="0" w:right="0" w:firstLine="0"/>
-        <w:jc w:val="left"/>
-      </w:pPr>
-      <w:r>
-        <w:rPr>
-          <w:rFonts w:ascii="Roboto Mono SemiBold" w:hAnsi="Roboto Mono SemiBold" w:cs="Roboto Mono SemiBold" w:eastAsia="Roboto Mono SemiBold"/>
-          <w:b w:val="0"/>
-          <w:i/>
-          <w:color w:val="1565C0"/>
-          <w:spacing w:val="3"/>
-          <w:kern w:val="0"/>
-          <w:sz w:val="11"/>
-          <w:szCs w:val="11"/>
-        </w:rPr>
-        <w:t>[TICK</w:t>
-      </w:r>
-      <w:r>
-        <w:rPr>
-          <w:rFonts w:ascii="Roboto Mono SemiBold" w:hAnsi="Roboto Mono SemiBold" w:cs="Roboto Mono SemiBold" w:eastAsia="Roboto Mono SemiBold"/>
-          <w:b w:val="0"/>
-          <w:i/>
-          <w:color w:val="1565C0"/>
-          <w:spacing w:val="2"/>
-          <w:kern w:val="0"/>
-          <w:sz w:val="11"/>
-          <w:szCs w:val="11"/>
-        </w:rPr>
-        <w:t xml:space="preserve"> 16]</w:t>
-      </w:r>
-    </w:p>
-    <w:p>
-      <w:pPr>
-        <w:framePr w:w="661" w:hRule="auto" w:wrap="none" w:vAnchor="page" w:hAnchor="page" w:x="2530" w:y="9667"/>
-        <w:spacing w:before="0" w:after="0" w:line="110" w:lineRule="exact"/>
-        <w:ind w:left="0" w:right="0" w:firstLine="0"/>
-        <w:jc w:val="left"/>
-      </w:pPr>
-      <w:r>
-        <w:rPr>
-          <w:rFonts w:ascii="Roboto Mono SemiBold" w:hAnsi="Roboto Mono SemiBold" w:cs="Roboto Mono SemiBold" w:eastAsia="Roboto Mono SemiBold"/>
-          <w:b w:val="0"/>
-          <w:i/>
-          <w:color w:val="1565C0"/>
-          <w:spacing w:val="3"/>
-          <w:kern w:val="0"/>
-          <w:sz w:val="11"/>
-          <w:szCs w:val="11"/>
-        </w:rPr>
-        <w:t>[TICK</w:t>
-      </w:r>
-      <w:r>
-        <w:rPr>
-          <w:rFonts w:ascii="Roboto Mono SemiBold" w:hAnsi="Roboto Mono SemiBold" w:cs="Roboto Mono SemiBold" w:eastAsia="Roboto Mono SemiBold"/>
-          <w:b w:val="0"/>
-          <w:i/>
-          <w:color w:val="1565C0"/>
-          <w:spacing w:val="2"/>
-          <w:kern w:val="0"/>
-          <w:sz w:val="11"/>
-          <w:szCs w:val="11"/>
-        </w:rPr>
-        <w:t xml:space="preserve"> 17]</w:t>
-      </w:r>
-    </w:p>
-    <w:p>
-      <w:pPr>
-        <w:framePr w:w="661" w:hRule="auto" w:wrap="none" w:vAnchor="page" w:hAnchor="page" w:x="4334" w:y="9307"/>
-        <w:spacing w:before="0" w:after="0" w:line="110" w:lineRule="exact"/>
-        <w:ind w:left="0" w:right="0" w:firstLine="0"/>
-        <w:jc w:val="left"/>
-      </w:pPr>
-      <w:r>
-        <w:rPr>
-          <w:rFonts w:ascii="Roboto Mono SemiBold" w:hAnsi="Roboto Mono SemiBold" w:cs="Roboto Mono SemiBold" w:eastAsia="Roboto Mono SemiBold"/>
-          <w:b w:val="0"/>
-          <w:i/>
-          <w:color w:val="1565C0"/>
-          <w:spacing w:val="3"/>
-          <w:kern w:val="0"/>
-          <w:sz w:val="11"/>
-          <w:szCs w:val="11"/>
-        </w:rPr>
-        <w:t>[TICK</w:t>
-      </w:r>
-      <w:r>
-        <w:rPr>
-          <w:rFonts w:ascii="Roboto Mono SemiBold" w:hAnsi="Roboto Mono SemiBold" w:cs="Roboto Mono SemiBold" w:eastAsia="Roboto Mono SemiBold"/>
-          <w:b w:val="0"/>
-          <w:i/>
-          <w:color w:val="1565C0"/>
-          <w:spacing w:val="2"/>
-          <w:kern w:val="0"/>
-          <w:sz w:val="11"/>
-          <w:szCs w:val="11"/>
-        </w:rPr>
-        <w:t xml:space="preserve"> 18]</w:t>
-      </w:r>
-    </w:p>
-    <w:p>
-      <w:pPr>
-        <w:framePr w:w="661" w:hRule="auto" w:wrap="none" w:vAnchor="page" w:hAnchor="page" w:x="4334" w:y="9547"/>
-        <w:spacing w:before="0" w:after="0" w:line="110" w:lineRule="exact"/>
-        <w:ind w:left="0" w:right="0" w:firstLine="0"/>
-        <w:jc w:val="left"/>
-      </w:pPr>
-      <w:r>
-        <w:rPr>
-          <w:rFonts w:ascii="Roboto Mono SemiBold" w:hAnsi="Roboto Mono SemiBold" w:cs="Roboto Mono SemiBold" w:eastAsia="Roboto Mono SemiBold"/>
-          <w:b w:val="0"/>
-          <w:i/>
-          <w:color w:val="1565C0"/>
-          <w:spacing w:val="3"/>
-          <w:kern w:val="0"/>
-          <w:sz w:val="11"/>
-          <w:szCs w:val="11"/>
-        </w:rPr>
-        <w:t>[TICK</w:t>
-      </w:r>
-      <w:r>
-        <w:rPr>
-          <w:rFonts w:ascii="Roboto Mono SemiBold" w:hAnsi="Roboto Mono SemiBold" w:cs="Roboto Mono SemiBold" w:eastAsia="Roboto Mono SemiBold"/>
-          <w:b w:val="0"/>
-          <w:i/>
-          <w:color w:val="1565C0"/>
-          <w:spacing w:val="2"/>
-          <w:kern w:val="0"/>
-          <w:sz w:val="11"/>
-          <w:szCs w:val="11"/>
-        </w:rPr>
-        <w:t xml:space="preserve"> 19]</w:t>
-      </w:r>
-    </w:p>
-    <w:p>
-      <w:pPr>
-        <w:framePr w:w="661" w:hRule="auto" w:wrap="none" w:vAnchor="page" w:hAnchor="page" w:x="6138" w:y="9322"/>
-        <w:spacing w:before="0" w:after="0" w:line="110" w:lineRule="exact"/>
-        <w:ind w:left="0" w:right="0" w:firstLine="0"/>
-        <w:jc w:val="left"/>
-      </w:pPr>
-      <w:r>
-        <w:rPr>
-          <w:rFonts w:ascii="Roboto Mono SemiBold" w:hAnsi="Roboto Mono SemiBold" w:cs="Roboto Mono SemiBold" w:eastAsia="Roboto Mono SemiBold"/>
-          <w:b w:val="0"/>
-          <w:i/>
-          <w:color w:val="1565C0"/>
-          <w:spacing w:val="3"/>
-          <w:kern w:val="0"/>
-          <w:sz w:val="11"/>
-          <w:szCs w:val="11"/>
-        </w:rPr>
-        <w:t>[TICK</w:t>
-      </w:r>
-      <w:r>
-        <w:rPr>
-          <w:rFonts w:ascii="Roboto Mono SemiBold" w:hAnsi="Roboto Mono SemiBold" w:cs="Roboto Mono SemiBold" w:eastAsia="Roboto Mono SemiBold"/>
-          <w:b w:val="0"/>
-          <w:i/>
-          <w:color w:val="1565C0"/>
-          <w:spacing w:val="2"/>
-          <w:kern w:val="0"/>
-          <w:sz w:val="11"/>
-          <w:szCs w:val="11"/>
-        </w:rPr>
-        <w:t xml:space="preserve"> 20]</w:t>
-      </w:r>
-    </w:p>
-    <w:p>
-      <w:pPr>
-        <w:framePr w:w="661" w:hRule="auto" w:wrap="none" w:vAnchor="page" w:hAnchor="page" w:x="6138" w:y="9562"/>
-        <w:spacing w:before="0" w:after="0" w:line="110" w:lineRule="exact"/>
-        <w:ind w:left="0" w:right="0" w:firstLine="0"/>
-        <w:jc w:val="left"/>
-      </w:pPr>
-      <w:r>
-        <w:rPr>
-          <w:rFonts w:ascii="Roboto Mono SemiBold" w:hAnsi="Roboto Mono SemiBold" w:cs="Roboto Mono SemiBold" w:eastAsia="Roboto Mono SemiBold"/>
-          <w:b w:val="0"/>
-          <w:i/>
-          <w:color w:val="1565C0"/>
-          <w:spacing w:val="3"/>
-          <w:kern w:val="0"/>
-          <w:sz w:val="11"/>
-          <w:szCs w:val="11"/>
-        </w:rPr>
-        <w:t>[TICK</w:t>
-      </w:r>
-      <w:r>
-        <w:rPr>
-          <w:rFonts w:ascii="Roboto Mono SemiBold" w:hAnsi="Roboto Mono SemiBold" w:cs="Roboto Mono SemiBold" w:eastAsia="Roboto Mono SemiBold"/>
-          <w:b w:val="0"/>
-          <w:i/>
-          <w:color w:val="1565C0"/>
-          <w:spacing w:val="2"/>
-          <w:kern w:val="0"/>
-          <w:sz w:val="11"/>
-          <w:szCs w:val="11"/>
-        </w:rPr>
-        <w:t xml:space="preserve"> 21]</w:t>
-      </w:r>
-    </w:p>
-    <w:p>
-      <w:pPr>
-        <w:framePr w:w="661" w:hRule="auto" w:wrap="none" w:vAnchor="page" w:hAnchor="page" w:x="7942" w:y="9322"/>
-        <w:spacing w:before="0" w:after="0" w:line="110" w:lineRule="exact"/>
-        <w:ind w:left="0" w:right="0" w:firstLine="0"/>
-        <w:jc w:val="left"/>
-      </w:pPr>
-      <w:r>
-        <w:rPr>
-          <w:rFonts w:ascii="Roboto Mono SemiBold" w:hAnsi="Roboto Mono SemiBold" w:cs="Roboto Mono SemiBold" w:eastAsia="Roboto Mono SemiBold"/>
-          <w:b w:val="0"/>
-          <w:i/>
-          <w:color w:val="1565C0"/>
-          <w:spacing w:val="3"/>
-          <w:kern w:val="0"/>
-          <w:sz w:val="11"/>
-          <w:szCs w:val="11"/>
-        </w:rPr>
-        <w:t>[TICK</w:t>
-      </w:r>
-      <w:r>
-        <w:rPr>
-          <w:rFonts w:ascii="Roboto Mono SemiBold" w:hAnsi="Roboto Mono SemiBold" w:cs="Roboto Mono SemiBold" w:eastAsia="Roboto Mono SemiBold"/>
-          <w:b w:val="0"/>
-          <w:i/>
-          <w:color w:val="1565C0"/>
-          <w:spacing w:val="2"/>
-          <w:kern w:val="0"/>
-          <w:sz w:val="11"/>
-          <w:szCs w:val="11"/>
-        </w:rPr>
-        <w:t xml:space="preserve"> 22]</w:t>
-      </w:r>
-    </w:p>
-    <w:p>
-      <w:pPr>
-        <w:framePr w:w="661" w:hRule="auto" w:wrap="none" w:vAnchor="page" w:hAnchor="page" w:x="7942" w:y="9562"/>
-        <w:spacing w:before="0" w:after="0" w:line="110" w:lineRule="exact"/>
-        <w:ind w:left="0" w:right="0" w:firstLine="0"/>
-        <w:jc w:val="left"/>
-      </w:pPr>
-      <w:r>
-        <w:rPr>
-          <w:rFonts w:ascii="Roboto Mono SemiBold" w:hAnsi="Roboto Mono SemiBold" w:cs="Roboto Mono SemiBold" w:eastAsia="Roboto Mono SemiBold"/>
-          <w:b w:val="0"/>
-          <w:i/>
-          <w:color w:val="1565C0"/>
-          <w:spacing w:val="3"/>
-          <w:kern w:val="0"/>
-          <w:sz w:val="11"/>
-          <w:szCs w:val="11"/>
-        </w:rPr>
-        <w:t>[TICK</w:t>
-      </w:r>
-      <w:r>
-        <w:rPr>
-          <w:rFonts w:ascii="Roboto Mono SemiBold" w:hAnsi="Roboto Mono SemiBold" w:cs="Roboto Mono SemiBold" w:eastAsia="Roboto Mono SemiBold"/>
-          <w:b w:val="0"/>
-          <w:i/>
-          <w:color w:val="1565C0"/>
-          <w:spacing w:val="2"/>
-          <w:kern w:val="0"/>
-          <w:sz w:val="11"/>
-          <w:szCs w:val="11"/>
-        </w:rPr>
-        <w:t xml:space="preserve"> 23]</w:t>
-      </w:r>
-    </w:p>
-    <w:p>
-      <w:pPr>
-        <w:framePr w:w="661" w:hRule="auto" w:wrap="none" w:vAnchor="page" w:hAnchor="page" w:x="9747" w:y="9322"/>
-        <w:spacing w:before="0" w:after="0" w:line="110" w:lineRule="exact"/>
-        <w:ind w:left="0" w:right="0" w:firstLine="0"/>
-        <w:jc w:val="left"/>
-      </w:pPr>
-      <w:r>
-        <w:rPr>
-          <w:rFonts w:ascii="Roboto Mono SemiBold" w:hAnsi="Roboto Mono SemiBold" w:cs="Roboto Mono SemiBold" w:eastAsia="Roboto Mono SemiBold"/>
-          <w:b w:val="0"/>
-          <w:i/>
-          <w:color w:val="1565C0"/>
-          <w:spacing w:val="3"/>
-          <w:kern w:val="0"/>
-          <w:sz w:val="11"/>
-          <w:szCs w:val="11"/>
-        </w:rPr>
-        <w:t>[TICK</w:t>
-      </w:r>
-      <w:r>
-        <w:rPr>
-          <w:rFonts w:ascii="Roboto Mono SemiBold" w:hAnsi="Roboto Mono SemiBold" w:cs="Roboto Mono SemiBold" w:eastAsia="Roboto Mono SemiBold"/>
-          <w:b w:val="0"/>
-          <w:i/>
-          <w:color w:val="1565C0"/>
-          <w:spacing w:val="2"/>
-          <w:kern w:val="0"/>
-          <w:sz w:val="11"/>
-          <w:szCs w:val="11"/>
-        </w:rPr>
-        <w:t xml:space="preserve"> 24]</w:t>
-      </w:r>
-    </w:p>
-    <w:p>
-      <w:pPr>
-        <w:framePr w:w="661" w:hRule="auto" w:wrap="none" w:vAnchor="page" w:hAnchor="page" w:x="9747" w:y="9562"/>
-        <w:spacing w:before="0" w:after="0" w:line="110" w:lineRule="exact"/>
-        <w:ind w:left="0" w:right="0" w:firstLine="0"/>
-        <w:jc w:val="left"/>
-      </w:pPr>
-      <w:r>
-        <w:rPr>
-          <w:rFonts w:ascii="Roboto Mono SemiBold" w:hAnsi="Roboto Mono SemiBold" w:cs="Roboto Mono SemiBold" w:eastAsia="Roboto Mono SemiBold"/>
-          <w:b w:val="0"/>
-          <w:i/>
-          <w:color w:val="1565C0"/>
-          <w:spacing w:val="3"/>
-          <w:kern w:val="0"/>
-          <w:sz w:val="11"/>
-          <w:szCs w:val="11"/>
-        </w:rPr>
-        <w:t>[TICK</w:t>
-      </w:r>
-      <w:r>
-        <w:rPr>
-          <w:rFonts w:ascii="Roboto Mono SemiBold" w:hAnsi="Roboto Mono SemiBold" w:cs="Roboto Mono SemiBold" w:eastAsia="Roboto Mono SemiBold"/>
-          <w:b w:val="0"/>
-          <w:i/>
-          <w:color w:val="1565C0"/>
-          <w:spacing w:val="2"/>
-          <w:kern w:val="0"/>
-          <w:sz w:val="11"/>
-          <w:szCs w:val="11"/>
-        </w:rPr>
-        <w:t xml:space="preserve"> 25]</w:t>
-      </w:r>
-    </w:p>
-    <w:p>
-      <w:pPr>
-        <w:framePr w:w="573" w:hRule="auto" w:wrap="none" w:vAnchor="page" w:hAnchor="page" w:x="2394" w:y="15425"/>
-        <w:spacing w:before="0" w:after="0" w:line="140" w:lineRule="exact"/>
-        <w:ind w:left="0" w:right="0" w:firstLine="0"/>
-        <w:jc w:val="left"/>
-      </w:pPr>
-      <w:r>
-        <w:rPr>
-          <w:rFonts w:ascii="Roboto Mono SemiBold" w:hAnsi="Roboto Mono SemiBold" w:cs="Roboto Mono SemiBold" w:eastAsia="Roboto Mono SemiBold"/>
-          <w:b w:val="0"/>
-          <w:i/>
-          <w:color w:val="1565C0"/>
-          <w:spacing w:val="2"/>
-          <w:kern w:val="0"/>
-          <w:sz w:val="14"/>
-          <w:szCs w:val="14"/>
-        </w:rPr>
-        <w:t>[DAT</w:t>
-      </w:r>
-      <w:r>
-        <w:rPr>
-          <w:rFonts w:ascii="Roboto Mono SemiBold" w:hAnsi="Roboto Mono SemiBold" w:cs="Roboto Mono SemiBold" w:eastAsia="Roboto Mono SemiBold"/>
-          <w:b w:val="0"/>
-          <w:i/>
-          <w:color w:val="1565C0"/>
-          <w:spacing w:val="1"/>
-          <w:kern w:val="0"/>
-          <w:sz w:val="14"/>
-          <w:szCs w:val="14"/>
-        </w:rPr>
-        <w:t>E]</w:t>
-      </w:r>
-    </w:p>
-    <w:p>
-      <w:pPr>
-        <w:framePr w:w="912" w:hRule="auto" w:wrap="none" w:vAnchor="page" w:hAnchor="page" w:x="2969" w:y="7515"/>
-        <w:spacing w:before="0" w:after="0" w:line="90" w:lineRule="exact"/>
-        <w:ind w:left="0" w:right="0" w:firstLine="0"/>
-        <w:jc w:val="left"/>
-      </w:pPr>
-      <w:r>
-        <w:rPr>
-          <w:rFonts w:ascii="Montserrat SemiBold" w:hAnsi="Montserrat SemiBold" w:cs="Montserrat SemiBold" w:eastAsia="Montserrat SemiBold"/>
-          <w:b w:val="0"/>
-          <w:i/>
-          <w:color w:val="1565C0"/>
-          <w:kern w:val="0"/>
-          <w:sz w:val="9"/>
-          <w:szCs w:val="9"/>
-        </w:rPr>
-        <w:t>[OBSERVATI</w:t>
-      </w:r>
-      <w:r>
-        <w:rPr>
-          <w:rFonts w:ascii="Montserrat SemiBold" w:hAnsi="Montserrat SemiBold" w:cs="Montserrat SemiBold" w:eastAsia="Montserrat SemiBold"/>
           <w:b w:val="0"/>
           <w:i/>
           <w:color w:val="1565C0"/>
           <w:spacing w:val="-1"/>
           <w:kern w:val="0"/>
+          <w:sz w:val="13"/>
+          <w:szCs w:val="13"/>
+        </w:rPr>
+        <w:t>[PACKAG</w:t>
+      </w:r>
+      <w:r>
+        <w:rPr>
+          <w:rFonts w:ascii="Roboto Mono SemiBold" w:hAnsi="Roboto Mono SemiBold" w:cs="Roboto Mono SemiBold" w:eastAsia="Roboto Mono SemiBold"/>
+          <w:b w:val="0"/>
+          <w:i/>
+          <w:color w:val="1565C0"/>
+          <w:spacing w:val="-2"/>
+          <w:kern w:val="0"/>
+          <w:sz w:val="13"/>
+          <w:szCs w:val="13"/>
+        </w:rPr>
+        <w:t>ING]</w:t>
+      </w:r>
+    </w:p>
+    <w:p>
+      <w:pPr>
+        <w:framePr w:w="1238" w:hRule="auto" w:wrap="none" w:vAnchor="page" w:hAnchor="page" w:x="2621" w:y="9405"/>
+        <w:spacing w:before="0" w:after="0" w:line="90" w:lineRule="exact"/>
+        <w:ind w:left="0" w:right="0" w:firstLine="0"/>
+        <w:jc w:val="left"/>
+      </w:pPr>
+      <w:r>
+        <w:rPr>
+          <w:rFonts w:ascii="Montserrat SemiBold" w:hAnsi="Montserrat SemiBold" w:cs="Montserrat SemiBold" w:eastAsia="Montserrat SemiBold"/>
+          <w:b w:val="0"/>
+          <w:i/>
+          <w:color w:val="1565C0"/>
+          <w:kern w:val="0"/>
           <w:sz w:val="9"/>
           <w:szCs w:val="9"/>
         </w:rPr>
-        <w:t>ON 2]</w:t>
-      </w:r>
-    </w:p>
-    <w:p>
-      <w:pPr>
-        <w:framePr w:w="912" w:hRule="auto" w:wrap="none" w:vAnchor="page" w:hAnchor="page" w:x="1283" w:y="7725"/>
-        <w:spacing w:before="0" w:after="0" w:line="90" w:lineRule="exact"/>
-        <w:ind w:left="0" w:right="0" w:firstLine="0"/>
-        <w:jc w:val="left"/>
-      </w:pPr>
-      <w:r>
-        <w:rPr>
-          <w:rFonts w:ascii="Montserrat SemiBold" w:hAnsi="Montserrat SemiBold" w:cs="Montserrat SemiBold" w:eastAsia="Montserrat SemiBold"/>
-          <w:b w:val="0"/>
-          <w:i/>
-          <w:color w:val="1565C0"/>
-          <w:kern w:val="0"/>
-          <w:sz w:val="9"/>
-          <w:szCs w:val="9"/>
-        </w:rPr>
-        <w:t>[OBSERVATI</w:t>
+        <w:t>[COVERING TRIC</w:t>
       </w:r>
       <w:r>
         <w:rPr>
@@ -1030,12 +741,12 @@
           <w:sz w:val="9"/>
           <w:szCs w:val="9"/>
         </w:rPr>
-        <w:t>ON 3]</w:t>
-      </w:r>
-    </w:p>
-    <w:p>
-      <w:pPr>
-        <w:framePr w:w="912" w:hRule="auto" w:wrap="none" w:vAnchor="page" w:hAnchor="page" w:x="4911" w:y="7515"/>
+        <w:t>HOMES]</w:t>
+      </w:r>
+    </w:p>
+    <w:p>
+      <w:pPr>
+        <w:framePr w:w="1315" w:hRule="auto" w:wrap="none" w:vAnchor="page" w:hAnchor="page" w:x="2621" w:y="9645"/>
         <w:spacing w:before="0" w:after="0" w:line="90" w:lineRule="exact"/>
         <w:ind w:left="0" w:right="0" w:firstLine="0"/>
         <w:jc w:val="left"/>
@@ -1050,7 +761,7 @@
           <w:sz w:val="9"/>
           <w:szCs w:val="9"/>
         </w:rPr>
-        <w:t>[OBSERVATI</w:t>
+        <w:t>[COVERING TRICH</w:t>
       </w:r>
       <w:r>
         <w:rPr>
@@ -1063,28 +774,194 @@
           <w:sz w:val="9"/>
           <w:szCs w:val="9"/>
         </w:rPr>
-        <w:t>ON 5]</w:t>
-      </w:r>
-    </w:p>
-    <w:p>
-      <w:pPr>
-        <w:framePr w:w="690" w:hRule="auto" w:wrap="none" w:vAnchor="page" w:hAnchor="page" w:x="9801" w:y="3524"/>
-        <w:spacing w:before="0" w:after="0" w:line="130" w:lineRule="exact"/>
-        <w:ind w:left="0" w:right="0" w:firstLine="0"/>
-        <w:jc w:val="left"/>
-      </w:pPr>
-      <w:r>
-        <w:rPr>
-          <w:rFonts w:ascii="Roboto Mono SemiBold" w:hAnsi="Roboto Mono SemiBold" w:cs="Roboto Mono SemiBold" w:eastAsia="Roboto Mono SemiBold"/>
+        <w:t>OMES 2]</w:t>
+      </w:r>
+    </w:p>
+    <w:p>
+      <w:pPr>
+        <w:framePr w:w="1328" w:hRule="auto" w:wrap="none" w:vAnchor="page" w:hAnchor="page" w:x="817" w:y="9405"/>
+        <w:spacing w:before="0" w:after="0" w:line="90" w:lineRule="exact"/>
+        <w:ind w:left="0" w:right="0" w:firstLine="0"/>
+        <w:jc w:val="left"/>
+      </w:pPr>
+      <w:r>
+        <w:rPr>
+          <w:rFonts w:ascii="Montserrat SemiBold" w:hAnsi="Montserrat SemiBold" w:cs="Montserrat SemiBold" w:eastAsia="Montserrat SemiBold"/>
+          <w:b w:val="0"/>
+          <w:i/>
+          <w:color w:val="1565C0"/>
+          <w:kern w:val="0"/>
+          <w:sz w:val="9"/>
+          <w:szCs w:val="9"/>
+        </w:rPr>
+        <w:t>[GLANDULAR TRIC</w:t>
+      </w:r>
+      <w:r>
+        <w:rPr>
+          <w:rFonts w:ascii="Montserrat SemiBold" w:hAnsi="Montserrat SemiBold" w:cs="Montserrat SemiBold" w:eastAsia="Montserrat SemiBold"/>
           <w:b w:val="0"/>
           <w:i/>
           <w:color w:val="1565C0"/>
           <w:spacing w:val="-1"/>
           <w:kern w:val="0"/>
+          <w:sz w:val="9"/>
+          <w:szCs w:val="9"/>
+        </w:rPr>
+        <w:t>HOMES]</w:t>
+      </w:r>
+    </w:p>
+    <w:p>
+      <w:pPr>
+        <w:framePr w:w="800" w:hRule="auto" w:wrap="none" w:vAnchor="page" w:hAnchor="page" w:x="10604" w:y="1014"/>
+        <w:spacing w:before="0" w:after="0" w:line="160" w:lineRule="exact"/>
+        <w:ind w:left="0" w:right="0" w:firstLine="0"/>
+        <w:jc w:val="left"/>
+      </w:pPr>
+      <w:r>
+        <w:rPr>
+          <w:rFonts w:ascii="Orbitron SemiBold" w:hAnsi="Orbitron SemiBold" w:cs="Orbitron SemiBold" w:eastAsia="Orbitron SemiBold"/>
+          <w:b w:val="0"/>
+          <w:i/>
+          <w:color w:val="1565C0"/>
+          <w:spacing w:val="9"/>
+          <w:kern w:val="0"/>
+          <w:sz w:val="16"/>
+          <w:szCs w:val="16"/>
+        </w:rPr>
+        <w:t>[DO</w:t>
+      </w:r>
+      <w:r>
+        <w:rPr>
+          <w:rFonts w:ascii="Orbitron SemiBold" w:hAnsi="Orbitron SemiBold" w:cs="Orbitron SemiBold" w:eastAsia="Orbitron SemiBold"/>
+          <w:b w:val="0"/>
+          <w:i/>
+          <w:color w:val="1565C0"/>
+          <w:spacing w:val="8"/>
+          <w:kern w:val="0"/>
+          <w:sz w:val="16"/>
+          <w:szCs w:val="16"/>
+        </w:rPr>
+        <w:t>C ID]</w:t>
+      </w:r>
+    </w:p>
+    <w:p>
+      <w:pPr>
+        <w:framePr w:w="1342" w:hRule="auto" w:wrap="none" w:vAnchor="page" w:hAnchor="page" w:x="8034" w:y="9300"/>
+        <w:spacing w:before="0" w:after="0" w:line="90" w:lineRule="exact"/>
+        <w:ind w:left="0" w:right="0" w:firstLine="0"/>
+        <w:jc w:val="left"/>
+      </w:pPr>
+      <w:r>
+        <w:rPr>
+          <w:rFonts w:ascii="Montserrat SemiBold" w:hAnsi="Montserrat SemiBold" w:cs="Montserrat SemiBold" w:eastAsia="Montserrat SemiBold"/>
+          <w:b w:val="0"/>
+          <w:i/>
+          <w:color w:val="1565C0"/>
+          <w:kern w:val="0"/>
+          <w:sz w:val="9"/>
+          <w:szCs w:val="9"/>
+        </w:rPr>
+        <w:t xml:space="preserve">[PLANT FIBRES &amp; </w:t>
+      </w:r>
+      <w:r>
+        <w:rPr>
+          <w:rFonts w:ascii="Montserrat SemiBold" w:hAnsi="Montserrat SemiBold" w:cs="Montserrat SemiBold" w:eastAsia="Montserrat SemiBold"/>
+          <w:b w:val="0"/>
+          <w:i/>
+          <w:color w:val="1565C0"/>
+          <w:spacing w:val="-1"/>
+          <w:kern w:val="0"/>
+          <w:sz w:val="9"/>
+          <w:szCs w:val="9"/>
+        </w:rPr>
+        <w:t>VESSELS]</w:t>
+      </w:r>
+    </w:p>
+    <w:p>
+      <w:pPr>
+        <w:framePr w:w="1405" w:hRule="auto" w:wrap="none" w:vAnchor="page" w:hAnchor="page" w:x="817" w:y="9645"/>
+        <w:spacing w:before="0" w:after="0" w:line="90" w:lineRule="exact"/>
+        <w:ind w:left="0" w:right="0" w:firstLine="0"/>
+        <w:jc w:val="left"/>
+      </w:pPr>
+      <w:r>
+        <w:rPr>
+          <w:rFonts w:ascii="Montserrat SemiBold" w:hAnsi="Montserrat SemiBold" w:cs="Montserrat SemiBold" w:eastAsia="Montserrat SemiBold"/>
+          <w:b w:val="0"/>
+          <w:i/>
+          <w:color w:val="1565C0"/>
+          <w:kern w:val="0"/>
+          <w:sz w:val="9"/>
+          <w:szCs w:val="9"/>
+        </w:rPr>
+        <w:t>[GLANDULAR TRICH</w:t>
+      </w:r>
+      <w:r>
+        <w:rPr>
+          <w:rFonts w:ascii="Montserrat SemiBold" w:hAnsi="Montserrat SemiBold" w:cs="Montserrat SemiBold" w:eastAsia="Montserrat SemiBold"/>
+          <w:b w:val="0"/>
+          <w:i/>
+          <w:color w:val="1565C0"/>
+          <w:spacing w:val="-1"/>
+          <w:kern w:val="0"/>
+          <w:sz w:val="9"/>
+          <w:szCs w:val="9"/>
+        </w:rPr>
+        <w:t>OMES 2]</w:t>
+      </w:r>
+    </w:p>
+    <w:p>
+      <w:pPr>
+        <w:framePr w:w="1419" w:hRule="auto" w:wrap="none" w:vAnchor="page" w:hAnchor="page" w:x="8034" w:y="9540"/>
+        <w:spacing w:before="0" w:after="0" w:line="90" w:lineRule="exact"/>
+        <w:ind w:left="0" w:right="0" w:firstLine="0"/>
+        <w:jc w:val="left"/>
+      </w:pPr>
+      <w:r>
+        <w:rPr>
+          <w:rFonts w:ascii="Montserrat SemiBold" w:hAnsi="Montserrat SemiBold" w:cs="Montserrat SemiBold" w:eastAsia="Montserrat SemiBold"/>
+          <w:b w:val="0"/>
+          <w:i/>
+          <w:color w:val="1565C0"/>
+          <w:kern w:val="0"/>
+          <w:sz w:val="9"/>
+          <w:szCs w:val="9"/>
+        </w:rPr>
+        <w:t>[PLANT FIBRES &amp; V</w:t>
+      </w:r>
+      <w:r>
+        <w:rPr>
+          <w:rFonts w:ascii="Montserrat SemiBold" w:hAnsi="Montserrat SemiBold" w:cs="Montserrat SemiBold" w:eastAsia="Montserrat SemiBold"/>
+          <w:b w:val="0"/>
+          <w:i/>
+          <w:color w:val="1565C0"/>
+          <w:spacing w:val="-1"/>
+          <w:kern w:val="0"/>
+          <w:sz w:val="9"/>
+          <w:szCs w:val="9"/>
+        </w:rPr>
+        <w:t>ESSELS 2]</w:t>
+      </w:r>
+    </w:p>
+    <w:p>
+      <w:pPr>
+        <w:framePr w:w="1072" w:hRule="auto" w:wrap="none" w:vAnchor="page" w:hAnchor="page" w:x="1565" w:y="3542"/>
+        <w:spacing w:before="0" w:after="0" w:line="130" w:lineRule="exact"/>
+        <w:ind w:left="0" w:right="0" w:firstLine="0"/>
+        <w:jc w:val="left"/>
+      </w:pPr>
+      <w:r>
+        <w:rPr>
+          <w:rFonts w:ascii="Roboto Mono SemiBold" w:hAnsi="Roboto Mono SemiBold" w:cs="Roboto Mono SemiBold" w:eastAsia="Roboto Mono SemiBold"/>
+          <w:b w:val="0"/>
+          <w:i/>
+          <w:color w:val="1565C0"/>
+          <w:spacing w:val="-1"/>
+          <w:kern w:val="0"/>
           <w:sz w:val="13"/>
           <w:szCs w:val="13"/>
         </w:rPr>
-        <w:t>[SPE</w:t>
+        <w:t>[EXAMINED</w:t>
       </w:r>
       <w:r>
         <w:rPr>
@@ -1097,1137 +974,92 @@
           <w:sz w:val="13"/>
           <w:szCs w:val="13"/>
         </w:rPr>
-        <w:t>C №]</w:t>
-      </w:r>
-    </w:p>
-    <w:p>
-      <w:pPr>
-        <w:framePr w:w="914" w:hRule="auto" w:wrap="none" w:vAnchor="page" w:hAnchor="page" w:x="4911" w:y="7725"/>
-        <w:spacing w:before="0" w:after="0" w:line="90" w:lineRule="exact"/>
-        <w:ind w:left="0" w:right="0" w:firstLine="0"/>
-        <w:jc w:val="left"/>
-      </w:pPr>
-      <w:r>
-        <w:rPr>
-          <w:rFonts w:ascii="Montserrat SemiBold" w:hAnsi="Montserrat SemiBold" w:cs="Montserrat SemiBold" w:eastAsia="Montserrat SemiBold"/>
+        <w:t xml:space="preserve"> ON]</w:t>
+      </w:r>
+    </w:p>
+    <w:p>
+      <w:pPr>
+        <w:framePr w:w="1611" w:hRule="auto" w:wrap="none" w:vAnchor="page" w:hAnchor="page" w:x="2194" w:y="3184"/>
+        <w:spacing w:before="0" w:after="0" w:line="140" w:lineRule="exact"/>
+        <w:ind w:left="0" w:right="0" w:firstLine="0"/>
+        <w:jc w:val="left"/>
+      </w:pPr>
+      <w:r>
+        <w:rPr>
+          <w:rFonts w:ascii="Roboto Mono SemiBold" w:hAnsi="Roboto Mono SemiBold" w:cs="Roboto Mono SemiBold" w:eastAsia="Roboto Mono SemiBold"/>
           <w:b w:val="0"/>
           <w:i/>
           <w:color w:val="1565C0"/>
-          <w:kern w:val="0"/>
-          <w:sz w:val="9"/>
-          <w:szCs w:val="9"/>
-        </w:rPr>
-        <w:t>[OBSERVATI</w:t>
-      </w:r>
-      <w:r>
-        <w:rPr>
-          <w:rFonts w:ascii="Montserrat SemiBold" w:hAnsi="Montserrat SemiBold" w:cs="Montserrat SemiBold" w:eastAsia="Montserrat SemiBold"/>
+          <w:spacing w:val="6"/>
+          <w:kern w:val="0"/>
+          <w:sz w:val="14"/>
+          <w:szCs w:val="14"/>
+        </w:rPr>
+        <w:t>[PRODUC</w:t>
+      </w:r>
+      <w:r>
+        <w:rPr>
+          <w:rFonts w:ascii="Roboto Mono SemiBold" w:hAnsi="Roboto Mono SemiBold" w:cs="Roboto Mono SemiBold" w:eastAsia="Roboto Mono SemiBold"/>
           <w:b w:val="0"/>
           <w:i/>
           <w:color w:val="1565C0"/>
-          <w:spacing w:val="-1"/>
-          <w:kern w:val="0"/>
-          <w:sz w:val="9"/>
-          <w:szCs w:val="9"/>
-        </w:rPr>
-        <w:t>ON 7]</w:t>
-      </w:r>
-    </w:p>
-    <w:p>
-      <w:pPr>
-        <w:framePr w:w="916" w:hRule="auto" w:wrap="none" w:vAnchor="page" w:hAnchor="page" w:x="6598" w:y="7515"/>
-        <w:spacing w:before="0" w:after="0" w:line="90" w:lineRule="exact"/>
-        <w:ind w:left="0" w:right="0" w:firstLine="0"/>
-        <w:jc w:val="left"/>
-      </w:pPr>
-      <w:r>
-        <w:rPr>
-          <w:rFonts w:ascii="Montserrat SemiBold" w:hAnsi="Montserrat SemiBold" w:cs="Montserrat SemiBold" w:eastAsia="Montserrat SemiBold"/>
+          <w:spacing w:val="5"/>
+          <w:kern w:val="0"/>
+          <w:sz w:val="14"/>
+          <w:szCs w:val="14"/>
+        </w:rPr>
+        <w:t>TION BATCH]</w:t>
+      </w:r>
+    </w:p>
+    <w:p>
+      <w:pPr>
+        <w:framePr w:w="1699" w:hRule="auto" w:wrap="none" w:vAnchor="page" w:hAnchor="page" w:x="5880" w:y="3184"/>
+        <w:spacing w:before="0" w:after="0" w:line="140" w:lineRule="exact"/>
+        <w:ind w:left="0" w:right="0" w:firstLine="0"/>
+        <w:jc w:val="left"/>
+      </w:pPr>
+      <w:r>
+        <w:rPr>
+          <w:rFonts w:ascii="Roboto Mono SemiBold" w:hAnsi="Roboto Mono SemiBold" w:cs="Roboto Mono SemiBold" w:eastAsia="Roboto Mono SemiBold"/>
           <w:b w:val="0"/>
           <w:i/>
           <w:color w:val="1565C0"/>
-          <w:kern w:val="0"/>
-          <w:sz w:val="9"/>
-          <w:szCs w:val="9"/>
-        </w:rPr>
-        <w:t>[OBSERVATI</w:t>
-      </w:r>
-      <w:r>
-        <w:rPr>
-          <w:rFonts w:ascii="Montserrat SemiBold" w:hAnsi="Montserrat SemiBold" w:cs="Montserrat SemiBold" w:eastAsia="Montserrat SemiBold"/>
+          <w:spacing w:val="6"/>
+          <w:kern w:val="0"/>
+          <w:sz w:val="14"/>
+          <w:szCs w:val="14"/>
+        </w:rPr>
+        <w:t>[CULTIV</w:t>
+      </w:r>
+      <w:r>
+        <w:rPr>
+          <w:rFonts w:ascii="Roboto Mono SemiBold" w:hAnsi="Roboto Mono SemiBold" w:cs="Roboto Mono SemiBold" w:eastAsia="Roboto Mono SemiBold"/>
           <w:b w:val="0"/>
           <w:i/>
           <w:color w:val="1565C0"/>
-          <w:spacing w:val="-1"/>
-          <w:kern w:val="0"/>
-          <w:sz w:val="9"/>
-          <w:szCs w:val="9"/>
-        </w:rPr>
-        <w:t>ON 6]</w:t>
-      </w:r>
-    </w:p>
-    <w:p>
-      <w:pPr>
-        <w:framePr w:w="831" w:hRule="auto" w:wrap="none" w:vAnchor="page" w:hAnchor="page" w:x="4978" w:y="8160"/>
-        <w:spacing w:before="0" w:after="0" w:line="90" w:lineRule="exact"/>
-        <w:ind w:left="0" w:right="0" w:firstLine="0"/>
-        <w:jc w:val="left"/>
-      </w:pPr>
-      <w:r>
-        <w:rPr>
-          <w:rFonts w:ascii="Montserrat SemiBold" w:hAnsi="Montserrat SemiBold" w:cs="Montserrat SemiBold" w:eastAsia="Montserrat SemiBold"/>
-          <w:b w:val="0"/>
-          <w:i/>
-          <w:color w:val="1565C0"/>
-          <w:kern w:val="0"/>
-          <w:sz w:val="9"/>
-          <w:szCs w:val="9"/>
-        </w:rPr>
-        <w:t>[OBS</w:t>
-      </w:r>
-      <w:r>
-        <w:rPr>
-          <w:rFonts w:ascii="Montserrat SemiBold" w:hAnsi="Montserrat SemiBold" w:cs="Montserrat SemiBold" w:eastAsia="Montserrat SemiBold"/>
-          <w:b w:val="0"/>
-          <w:i/>
-          <w:color w:val="5A6E84"/>
-          <w:spacing w:val="-2"/>
-          <w:kern w:val="0"/>
-          <w:sz w:val="9"/>
-          <w:szCs w:val="9"/>
-        </w:rPr>
-        <w:t>...</w:t>
-      </w:r>
-    </w:p>
-    <w:p>
-      <w:pPr>
-        <w:framePr w:w="918" w:hRule="auto" w:wrap="none" w:vAnchor="page" w:hAnchor="page" w:x="6598" w:y="7725"/>
-        <w:spacing w:before="0" w:after="0" w:line="90" w:lineRule="exact"/>
-        <w:ind w:left="0" w:right="0" w:firstLine="0"/>
-        <w:jc w:val="left"/>
-      </w:pPr>
-      <w:r>
-        <w:rPr>
-          <w:rFonts w:ascii="Montserrat SemiBold" w:hAnsi="Montserrat SemiBold" w:cs="Montserrat SemiBold" w:eastAsia="Montserrat SemiBold"/>
-          <w:b w:val="0"/>
-          <w:i/>
-          <w:color w:val="1565C0"/>
-          <w:kern w:val="0"/>
-          <w:sz w:val="9"/>
-          <w:szCs w:val="9"/>
-        </w:rPr>
-        <w:t>[OBSERVATI</w:t>
-      </w:r>
-      <w:r>
-        <w:rPr>
-          <w:rFonts w:ascii="Montserrat SemiBold" w:hAnsi="Montserrat SemiBold" w:cs="Montserrat SemiBold" w:eastAsia="Montserrat SemiBold"/>
-          <w:b w:val="0"/>
-          <w:i/>
-          <w:color w:val="1565C0"/>
-          <w:spacing w:val="-1"/>
-          <w:kern w:val="0"/>
-          <w:sz w:val="9"/>
-          <w:szCs w:val="9"/>
-        </w:rPr>
-        <w:t>ON 8]</w:t>
-      </w:r>
-    </w:p>
-    <w:p>
-      <w:pPr>
-        <w:framePr w:w="921" w:hRule="auto" w:wrap="none" w:vAnchor="page" w:hAnchor="page" w:x="2969" w:y="7725"/>
-        <w:spacing w:before="0" w:after="0" w:line="90" w:lineRule="exact"/>
-        <w:ind w:left="0" w:right="0" w:firstLine="0"/>
-        <w:jc w:val="left"/>
-      </w:pPr>
-      <w:r>
-        <w:rPr>
-          <w:rFonts w:ascii="Montserrat SemiBold" w:hAnsi="Montserrat SemiBold" w:cs="Montserrat SemiBold" w:eastAsia="Montserrat SemiBold"/>
-          <w:b w:val="0"/>
-          <w:i/>
-          <w:color w:val="1565C0"/>
-          <w:kern w:val="0"/>
-          <w:sz w:val="9"/>
-          <w:szCs w:val="9"/>
-        </w:rPr>
-        <w:t>[OBSERVATI</w:t>
-      </w:r>
-      <w:r>
-        <w:rPr>
-          <w:rFonts w:ascii="Montserrat SemiBold" w:hAnsi="Montserrat SemiBold" w:cs="Montserrat SemiBold" w:eastAsia="Montserrat SemiBold"/>
-          <w:b w:val="0"/>
-          <w:i/>
-          <w:color w:val="1565C0"/>
-          <w:spacing w:val="-1"/>
-          <w:kern w:val="0"/>
-          <w:sz w:val="9"/>
-          <w:szCs w:val="9"/>
-        </w:rPr>
-        <w:t>ON 4]</w:t>
-      </w:r>
-    </w:p>
-    <w:p>
-      <w:pPr>
-        <w:framePr w:w="869" w:hRule="auto" w:wrap="none" w:vAnchor="page" w:hAnchor="page" w:x="1350" w:y="9405"/>
-        <w:spacing w:before="0" w:after="0" w:line="90" w:lineRule="exact"/>
-        <w:ind w:left="0" w:right="0" w:firstLine="0"/>
-        <w:jc w:val="left"/>
-      </w:pPr>
-      <w:r>
-        <w:rPr>
-          <w:rFonts w:ascii="Montserrat SemiBold" w:hAnsi="Montserrat SemiBold" w:cs="Montserrat SemiBold" w:eastAsia="Montserrat SemiBold"/>
-          <w:b w:val="0"/>
-          <w:i/>
-          <w:color w:val="1565C0"/>
-          <w:kern w:val="0"/>
-          <w:sz w:val="9"/>
-          <w:szCs w:val="9"/>
-        </w:rPr>
-        <w:t>[OBSERVA</w:t>
-      </w:r>
-      <w:r>
-        <w:rPr>
-          <w:rFonts w:ascii="Montserrat SemiBold" w:hAnsi="Montserrat SemiBold" w:cs="Montserrat SemiBold" w:eastAsia="Montserrat SemiBold"/>
-          <w:b w:val="0"/>
-          <w:i/>
-          <w:color w:val="1565C0"/>
-          <w:spacing w:val="-1"/>
-          <w:kern w:val="0"/>
-          <w:sz w:val="9"/>
-          <w:szCs w:val="9"/>
-        </w:rPr>
-        <w:t>TION</w:t>
-      </w:r>
-      <w:r>
-        <w:rPr>
-          <w:rFonts w:ascii="Montserrat SemiBold" w:hAnsi="Montserrat SemiBold" w:cs="Montserrat SemiBold" w:eastAsia="Montserrat SemiBold"/>
-          <w:b w:val="0"/>
-          <w:i/>
-          <w:color w:val="5A6E84"/>
-          <w:spacing w:val="-2"/>
-          <w:kern w:val="0"/>
-          <w:sz w:val="9"/>
-          <w:szCs w:val="9"/>
-        </w:rPr>
-        <w:t>...</w:t>
-      </w:r>
-    </w:p>
-    <w:p>
-      <w:pPr>
-        <w:framePr w:w="869" w:hRule="auto" w:wrap="none" w:vAnchor="page" w:hAnchor="page" w:x="1350" w:y="9645"/>
-        <w:spacing w:before="0" w:after="0" w:line="90" w:lineRule="exact"/>
-        <w:ind w:left="0" w:right="0" w:firstLine="0"/>
-        <w:jc w:val="left"/>
-      </w:pPr>
-      <w:r>
-        <w:rPr>
-          <w:rFonts w:ascii="Montserrat SemiBold" w:hAnsi="Montserrat SemiBold" w:cs="Montserrat SemiBold" w:eastAsia="Montserrat SemiBold"/>
-          <w:b w:val="0"/>
-          <w:i/>
-          <w:color w:val="1565C0"/>
-          <w:kern w:val="0"/>
-          <w:sz w:val="9"/>
-          <w:szCs w:val="9"/>
-        </w:rPr>
-        <w:t>[OBSERVA</w:t>
-      </w:r>
-      <w:r>
-        <w:rPr>
-          <w:rFonts w:ascii="Montserrat SemiBold" w:hAnsi="Montserrat SemiBold" w:cs="Montserrat SemiBold" w:eastAsia="Montserrat SemiBold"/>
-          <w:b w:val="0"/>
-          <w:i/>
-          <w:color w:val="1565C0"/>
-          <w:spacing w:val="-1"/>
-          <w:kern w:val="0"/>
-          <w:sz w:val="9"/>
-          <w:szCs w:val="9"/>
-        </w:rPr>
-        <w:t>TION</w:t>
-      </w:r>
-      <w:r>
-        <w:rPr>
-          <w:rFonts w:ascii="Montserrat SemiBold" w:hAnsi="Montserrat SemiBold" w:cs="Montserrat SemiBold" w:eastAsia="Montserrat SemiBold"/>
-          <w:b w:val="0"/>
-          <w:i/>
-          <w:color w:val="16324F"/>
-          <w:spacing w:val="3"/>
-          <w:kern w:val="0"/>
-          <w:sz w:val="9"/>
-          <w:szCs w:val="9"/>
-        </w:rPr>
-        <w:t>.</w:t>
-      </w:r>
-      <w:r>
-        <w:rPr>
-          <w:rFonts w:ascii="Montserrat SemiBold" w:hAnsi="Montserrat SemiBold" w:cs="Montserrat SemiBold" w:eastAsia="Montserrat SemiBold"/>
-          <w:b w:val="0"/>
-          <w:i/>
-          <w:color w:val="16324F"/>
-          <w:spacing w:val="2"/>
-          <w:kern w:val="0"/>
-          <w:sz w:val="9"/>
-          <w:szCs w:val="9"/>
-        </w:rPr>
-        <w:t>..</w:t>
-      </w:r>
-    </w:p>
-    <w:p>
-      <w:pPr>
-        <w:framePr w:w="869" w:hRule="auto" w:wrap="none" w:vAnchor="page" w:hAnchor="page" w:x="8567" w:y="9540"/>
-        <w:spacing w:before="0" w:after="0" w:line="90" w:lineRule="exact"/>
-        <w:ind w:left="0" w:right="0" w:firstLine="0"/>
-        <w:jc w:val="left"/>
-      </w:pPr>
-      <w:r>
-        <w:rPr>
-          <w:rFonts w:ascii="Montserrat SemiBold" w:hAnsi="Montserrat SemiBold" w:cs="Montserrat SemiBold" w:eastAsia="Montserrat SemiBold"/>
-          <w:b w:val="0"/>
-          <w:i/>
-          <w:color w:val="1565C0"/>
-          <w:kern w:val="0"/>
-          <w:sz w:val="9"/>
-          <w:szCs w:val="9"/>
-        </w:rPr>
-        <w:t>[OBSERVA</w:t>
-      </w:r>
-      <w:r>
-        <w:rPr>
-          <w:rFonts w:ascii="Montserrat SemiBold" w:hAnsi="Montserrat SemiBold" w:cs="Montserrat SemiBold" w:eastAsia="Montserrat SemiBold"/>
-          <w:b w:val="0"/>
-          <w:i/>
-          <w:color w:val="1565C0"/>
-          <w:spacing w:val="-1"/>
-          <w:kern w:val="0"/>
-          <w:sz w:val="9"/>
-          <w:szCs w:val="9"/>
-        </w:rPr>
-        <w:t>TION</w:t>
-      </w:r>
-      <w:r>
-        <w:rPr>
-          <w:rFonts w:ascii="Montserrat SemiBold" w:hAnsi="Montserrat SemiBold" w:cs="Montserrat SemiBold" w:eastAsia="Montserrat SemiBold"/>
-          <w:b w:val="0"/>
-          <w:i/>
-          <w:color w:val="16324F"/>
-          <w:spacing w:val="3"/>
-          <w:kern w:val="0"/>
-          <w:sz w:val="9"/>
-          <w:szCs w:val="9"/>
-        </w:rPr>
-        <w:t>.</w:t>
-      </w:r>
-      <w:r>
-        <w:rPr>
-          <w:rFonts w:ascii="Montserrat SemiBold" w:hAnsi="Montserrat SemiBold" w:cs="Montserrat SemiBold" w:eastAsia="Montserrat SemiBold"/>
-          <w:b w:val="0"/>
-          <w:i/>
-          <w:color w:val="16324F"/>
-          <w:spacing w:val="2"/>
-          <w:kern w:val="0"/>
-          <w:sz w:val="9"/>
-          <w:szCs w:val="9"/>
-        </w:rPr>
-        <w:t>..</w:t>
-      </w:r>
-    </w:p>
-    <w:p>
-      <w:pPr>
-        <w:framePr w:w="869" w:hRule="auto" w:wrap="none" w:vAnchor="page" w:hAnchor="page" w:x="3154" w:y="9645"/>
-        <w:spacing w:before="0" w:after="0" w:line="90" w:lineRule="exact"/>
-        <w:ind w:left="0" w:right="0" w:firstLine="0"/>
-        <w:jc w:val="left"/>
-      </w:pPr>
-      <w:r>
-        <w:rPr>
-          <w:rFonts w:ascii="Montserrat SemiBold" w:hAnsi="Montserrat SemiBold" w:cs="Montserrat SemiBold" w:eastAsia="Montserrat SemiBold"/>
-          <w:b w:val="0"/>
-          <w:i/>
-          <w:color w:val="1565C0"/>
-          <w:kern w:val="0"/>
-          <w:sz w:val="9"/>
-          <w:szCs w:val="9"/>
-        </w:rPr>
-        <w:t>[OBSERVA</w:t>
-      </w:r>
-      <w:r>
-        <w:rPr>
-          <w:rFonts w:ascii="Montserrat SemiBold" w:hAnsi="Montserrat SemiBold" w:cs="Montserrat SemiBold" w:eastAsia="Montserrat SemiBold"/>
-          <w:b w:val="0"/>
-          <w:i/>
-          <w:color w:val="1565C0"/>
-          <w:spacing w:val="-1"/>
-          <w:kern w:val="0"/>
-          <w:sz w:val="9"/>
-          <w:szCs w:val="9"/>
-        </w:rPr>
-        <w:t>TION</w:t>
-      </w:r>
-      <w:r>
-        <w:rPr>
-          <w:rFonts w:ascii="Montserrat SemiBold" w:hAnsi="Montserrat SemiBold" w:cs="Montserrat SemiBold" w:eastAsia="Montserrat SemiBold"/>
-          <w:b w:val="0"/>
-          <w:i/>
-          <w:color w:val="5A6E84"/>
-          <w:spacing w:val="-2"/>
-          <w:kern w:val="0"/>
-          <w:sz w:val="9"/>
-          <w:szCs w:val="9"/>
-        </w:rPr>
-        <w:t>...</w:t>
-      </w:r>
-    </w:p>
-    <w:p>
-      <w:pPr>
-        <w:framePr w:w="869" w:hRule="auto" w:wrap="none" w:vAnchor="page" w:hAnchor="page" w:x="4958" w:y="9525"/>
-        <w:spacing w:before="0" w:after="0" w:line="90" w:lineRule="exact"/>
-        <w:ind w:left="0" w:right="0" w:firstLine="0"/>
-        <w:jc w:val="left"/>
-      </w:pPr>
-      <w:r>
-        <w:rPr>
-          <w:rFonts w:ascii="Montserrat SemiBold" w:hAnsi="Montserrat SemiBold" w:cs="Montserrat SemiBold" w:eastAsia="Montserrat SemiBold"/>
-          <w:b w:val="0"/>
-          <w:i/>
-          <w:color w:val="1565C0"/>
-          <w:kern w:val="0"/>
-          <w:sz w:val="9"/>
-          <w:szCs w:val="9"/>
-        </w:rPr>
-        <w:t>[OBSERVA</w:t>
-      </w:r>
-      <w:r>
-        <w:rPr>
-          <w:rFonts w:ascii="Montserrat SemiBold" w:hAnsi="Montserrat SemiBold" w:cs="Montserrat SemiBold" w:eastAsia="Montserrat SemiBold"/>
-          <w:b w:val="0"/>
-          <w:i/>
-          <w:color w:val="1565C0"/>
-          <w:spacing w:val="-1"/>
-          <w:kern w:val="0"/>
-          <w:sz w:val="9"/>
-          <w:szCs w:val="9"/>
-        </w:rPr>
-        <w:t>TION</w:t>
-      </w:r>
-      <w:r>
-        <w:rPr>
-          <w:rFonts w:ascii="Montserrat SemiBold" w:hAnsi="Montserrat SemiBold" w:cs="Montserrat SemiBold" w:eastAsia="Montserrat SemiBold"/>
-          <w:b w:val="0"/>
-          <w:i/>
-          <w:color w:val="16324F"/>
-          <w:spacing w:val="3"/>
-          <w:kern w:val="0"/>
-          <w:sz w:val="9"/>
-          <w:szCs w:val="9"/>
-        </w:rPr>
-        <w:t>.</w:t>
-      </w:r>
-      <w:r>
-        <w:rPr>
-          <w:rFonts w:ascii="Montserrat SemiBold" w:hAnsi="Montserrat SemiBold" w:cs="Montserrat SemiBold" w:eastAsia="Montserrat SemiBold"/>
-          <w:b w:val="0"/>
-          <w:i/>
-          <w:color w:val="16324F"/>
-          <w:spacing w:val="2"/>
-          <w:kern w:val="0"/>
-          <w:sz w:val="9"/>
-          <w:szCs w:val="9"/>
-        </w:rPr>
-        <w:t>..</w:t>
-      </w:r>
-    </w:p>
-    <w:p>
-      <w:pPr>
-        <w:framePr w:w="869" w:hRule="auto" w:wrap="none" w:vAnchor="page" w:hAnchor="page" w:x="4958" w:y="9285"/>
-        <w:spacing w:before="0" w:after="0" w:line="90" w:lineRule="exact"/>
-        <w:ind w:left="0" w:right="0" w:firstLine="0"/>
-        <w:jc w:val="left"/>
-      </w:pPr>
-      <w:r>
-        <w:rPr>
-          <w:rFonts w:ascii="Montserrat SemiBold" w:hAnsi="Montserrat SemiBold" w:cs="Montserrat SemiBold" w:eastAsia="Montserrat SemiBold"/>
-          <w:b w:val="0"/>
-          <w:i/>
-          <w:color w:val="1565C0"/>
-          <w:kern w:val="0"/>
-          <w:sz w:val="9"/>
-          <w:szCs w:val="9"/>
-        </w:rPr>
-        <w:t>[OBSERVA</w:t>
-      </w:r>
-      <w:r>
-        <w:rPr>
-          <w:rFonts w:ascii="Montserrat SemiBold" w:hAnsi="Montserrat SemiBold" w:cs="Montserrat SemiBold" w:eastAsia="Montserrat SemiBold"/>
-          <w:b w:val="0"/>
-          <w:i/>
-          <w:color w:val="1565C0"/>
-          <w:spacing w:val="-1"/>
-          <w:kern w:val="0"/>
-          <w:sz w:val="9"/>
-          <w:szCs w:val="9"/>
-        </w:rPr>
-        <w:t>TION</w:t>
-      </w:r>
-      <w:r>
-        <w:rPr>
-          <w:rFonts w:ascii="Montserrat SemiBold" w:hAnsi="Montserrat SemiBold" w:cs="Montserrat SemiBold" w:eastAsia="Montserrat SemiBold"/>
-          <w:b w:val="0"/>
-          <w:i/>
-          <w:color w:val="5A6E84"/>
-          <w:spacing w:val="-2"/>
-          <w:kern w:val="0"/>
-          <w:sz w:val="9"/>
-          <w:szCs w:val="9"/>
-        </w:rPr>
-        <w:t>...</w:t>
-      </w:r>
-    </w:p>
-    <w:p>
-      <w:pPr>
-        <w:framePr w:w="869" w:hRule="auto" w:wrap="none" w:vAnchor="page" w:hAnchor="page" w:x="6763" w:y="9540"/>
-        <w:spacing w:before="0" w:after="0" w:line="90" w:lineRule="exact"/>
-        <w:ind w:left="0" w:right="0" w:firstLine="0"/>
-        <w:jc w:val="left"/>
-      </w:pPr>
-      <w:r>
-        <w:rPr>
-          <w:rFonts w:ascii="Montserrat SemiBold" w:hAnsi="Montserrat SemiBold" w:cs="Montserrat SemiBold" w:eastAsia="Montserrat SemiBold"/>
-          <w:b w:val="0"/>
-          <w:i/>
-          <w:color w:val="1565C0"/>
-          <w:kern w:val="0"/>
-          <w:sz w:val="9"/>
-          <w:szCs w:val="9"/>
-        </w:rPr>
-        <w:t>[OBSERVA</w:t>
-      </w:r>
-      <w:r>
-        <w:rPr>
-          <w:rFonts w:ascii="Montserrat SemiBold" w:hAnsi="Montserrat SemiBold" w:cs="Montserrat SemiBold" w:eastAsia="Montserrat SemiBold"/>
-          <w:b w:val="0"/>
-          <w:i/>
-          <w:color w:val="1565C0"/>
-          <w:spacing w:val="-1"/>
-          <w:kern w:val="0"/>
-          <w:sz w:val="9"/>
-          <w:szCs w:val="9"/>
-        </w:rPr>
-        <w:t>TION</w:t>
-      </w:r>
-      <w:r>
-        <w:rPr>
-          <w:rFonts w:ascii="Montserrat SemiBold" w:hAnsi="Montserrat SemiBold" w:cs="Montserrat SemiBold" w:eastAsia="Montserrat SemiBold"/>
-          <w:b w:val="0"/>
-          <w:i/>
-          <w:color w:val="5A6E84"/>
-          <w:spacing w:val="-2"/>
-          <w:kern w:val="0"/>
-          <w:sz w:val="9"/>
-          <w:szCs w:val="9"/>
-        </w:rPr>
-        <w:t>...</w:t>
-      </w:r>
-    </w:p>
-    <w:p>
-      <w:pPr>
-        <w:framePr w:w="869" w:hRule="auto" w:wrap="none" w:vAnchor="page" w:hAnchor="page" w:x="6763" w:y="9300"/>
-        <w:spacing w:before="0" w:after="0" w:line="90" w:lineRule="exact"/>
-        <w:ind w:left="0" w:right="0" w:firstLine="0"/>
-        <w:jc w:val="left"/>
-      </w:pPr>
-      <w:r>
-        <w:rPr>
-          <w:rFonts w:ascii="Montserrat SemiBold" w:hAnsi="Montserrat SemiBold" w:cs="Montserrat SemiBold" w:eastAsia="Montserrat SemiBold"/>
-          <w:b w:val="0"/>
-          <w:i/>
-          <w:color w:val="1565C0"/>
-          <w:kern w:val="0"/>
-          <w:sz w:val="9"/>
-          <w:szCs w:val="9"/>
-        </w:rPr>
-        <w:t>[OBSERVA</w:t>
-      </w:r>
-      <w:r>
-        <w:rPr>
-          <w:rFonts w:ascii="Montserrat SemiBold" w:hAnsi="Montserrat SemiBold" w:cs="Montserrat SemiBold" w:eastAsia="Montserrat SemiBold"/>
-          <w:b w:val="0"/>
-          <w:i/>
-          <w:color w:val="1565C0"/>
-          <w:spacing w:val="-1"/>
-          <w:kern w:val="0"/>
-          <w:sz w:val="9"/>
-          <w:szCs w:val="9"/>
-        </w:rPr>
-        <w:t>TION</w:t>
-      </w:r>
-      <w:r>
-        <w:rPr>
-          <w:rFonts w:ascii="Montserrat SemiBold" w:hAnsi="Montserrat SemiBold" w:cs="Montserrat SemiBold" w:eastAsia="Montserrat SemiBold"/>
-          <w:b w:val="0"/>
-          <w:i/>
-          <w:color w:val="16324F"/>
-          <w:spacing w:val="3"/>
-          <w:kern w:val="0"/>
-          <w:sz w:val="9"/>
-          <w:szCs w:val="9"/>
-        </w:rPr>
-        <w:t>.</w:t>
-      </w:r>
-      <w:r>
-        <w:rPr>
-          <w:rFonts w:ascii="Montserrat SemiBold" w:hAnsi="Montserrat SemiBold" w:cs="Montserrat SemiBold" w:eastAsia="Montserrat SemiBold"/>
-          <w:b w:val="0"/>
-          <w:i/>
-          <w:color w:val="16324F"/>
-          <w:spacing w:val="2"/>
-          <w:kern w:val="0"/>
-          <w:sz w:val="9"/>
-          <w:szCs w:val="9"/>
-        </w:rPr>
-        <w:t>..</w:t>
-      </w:r>
-    </w:p>
-    <w:p>
-      <w:pPr>
-        <w:framePr w:w="869" w:hRule="auto" w:wrap="none" w:vAnchor="page" w:hAnchor="page" w:x="6103" w:y="8160"/>
-        <w:spacing w:before="0" w:after="0" w:line="90" w:lineRule="exact"/>
-        <w:ind w:left="0" w:right="0" w:firstLine="0"/>
-        <w:jc w:val="left"/>
-      </w:pPr>
-      <w:r>
-        <w:rPr>
-          <w:rFonts w:ascii="Montserrat SemiBold" w:hAnsi="Montserrat SemiBold" w:cs="Montserrat SemiBold" w:eastAsia="Montserrat SemiBold"/>
-          <w:b w:val="0"/>
-          <w:i/>
-          <w:color w:val="1565C0"/>
-          <w:kern w:val="0"/>
-          <w:sz w:val="9"/>
-          <w:szCs w:val="9"/>
-        </w:rPr>
-        <w:t>[OBS</w:t>
-      </w:r>
-      <w:r>
-        <w:rPr>
-          <w:rFonts w:ascii="Montserrat SemiBold" w:hAnsi="Montserrat SemiBold" w:cs="Montserrat SemiBold" w:eastAsia="Montserrat SemiBold"/>
-          <w:b w:val="0"/>
-          <w:i/>
-          <w:color w:val="16324F"/>
-          <w:spacing w:val="3"/>
-          <w:kern w:val="0"/>
-          <w:sz w:val="9"/>
-          <w:szCs w:val="9"/>
-        </w:rPr>
-        <w:t>.</w:t>
-      </w:r>
-      <w:r>
-        <w:rPr>
-          <w:rFonts w:ascii="Montserrat SemiBold" w:hAnsi="Montserrat SemiBold" w:cs="Montserrat SemiBold" w:eastAsia="Montserrat SemiBold"/>
-          <w:b w:val="0"/>
-          <w:i/>
-          <w:color w:val="16324F"/>
-          <w:spacing w:val="2"/>
-          <w:kern w:val="0"/>
-          <w:sz w:val="9"/>
-          <w:szCs w:val="9"/>
-        </w:rPr>
-        <w:t>..</w:t>
-      </w:r>
-    </w:p>
-    <w:p>
-      <w:pPr>
-        <w:framePr w:w="869" w:hRule="auto" w:wrap="none" w:vAnchor="page" w:hAnchor="page" w:x="3154" w:y="9405"/>
-        <w:spacing w:before="0" w:after="0" w:line="90" w:lineRule="exact"/>
-        <w:ind w:left="0" w:right="0" w:firstLine="0"/>
-        <w:jc w:val="left"/>
-      </w:pPr>
-      <w:r>
-        <w:rPr>
-          <w:rFonts w:ascii="Montserrat SemiBold" w:hAnsi="Montserrat SemiBold" w:cs="Montserrat SemiBold" w:eastAsia="Montserrat SemiBold"/>
-          <w:b w:val="0"/>
-          <w:i/>
-          <w:color w:val="1565C0"/>
-          <w:kern w:val="0"/>
-          <w:sz w:val="9"/>
-          <w:szCs w:val="9"/>
-        </w:rPr>
-        <w:t>[OBSERVA</w:t>
-      </w:r>
-      <w:r>
-        <w:rPr>
-          <w:rFonts w:ascii="Montserrat SemiBold" w:hAnsi="Montserrat SemiBold" w:cs="Montserrat SemiBold" w:eastAsia="Montserrat SemiBold"/>
-          <w:b w:val="0"/>
-          <w:i/>
-          <w:color w:val="1565C0"/>
-          <w:spacing w:val="-1"/>
-          <w:kern w:val="0"/>
-          <w:sz w:val="9"/>
-          <w:szCs w:val="9"/>
-        </w:rPr>
-        <w:t>TION</w:t>
-      </w:r>
-      <w:r>
-        <w:rPr>
-          <w:rFonts w:ascii="Montserrat SemiBold" w:hAnsi="Montserrat SemiBold" w:cs="Montserrat SemiBold" w:eastAsia="Montserrat SemiBold"/>
-          <w:b w:val="0"/>
-          <w:i/>
-          <w:color w:val="16324F"/>
-          <w:spacing w:val="3"/>
-          <w:kern w:val="0"/>
-          <w:sz w:val="9"/>
-          <w:szCs w:val="9"/>
-        </w:rPr>
-        <w:t>.</w:t>
-      </w:r>
-      <w:r>
-        <w:rPr>
-          <w:rFonts w:ascii="Montserrat SemiBold" w:hAnsi="Montserrat SemiBold" w:cs="Montserrat SemiBold" w:eastAsia="Montserrat SemiBold"/>
-          <w:b w:val="0"/>
-          <w:i/>
-          <w:color w:val="16324F"/>
-          <w:spacing w:val="2"/>
-          <w:kern w:val="0"/>
-          <w:sz w:val="9"/>
-          <w:szCs w:val="9"/>
-        </w:rPr>
-        <w:t>..</w:t>
-      </w:r>
-    </w:p>
-    <w:p>
-      <w:pPr>
-        <w:framePr w:w="879" w:hRule="auto" w:wrap="none" w:vAnchor="page" w:hAnchor="page" w:x="10371" w:y="9300"/>
-        <w:spacing w:before="0" w:after="0" w:line="90" w:lineRule="exact"/>
-        <w:ind w:left="0" w:right="0" w:firstLine="0"/>
-        <w:jc w:val="left"/>
-      </w:pPr>
-      <w:r>
-        <w:rPr>
-          <w:rFonts w:ascii="Montserrat SemiBold" w:hAnsi="Montserrat SemiBold" w:cs="Montserrat SemiBold" w:eastAsia="Montserrat SemiBold"/>
-          <w:b w:val="0"/>
-          <w:i/>
-          <w:color w:val="1565C0"/>
-          <w:kern w:val="0"/>
-          <w:sz w:val="9"/>
-          <w:szCs w:val="9"/>
-        </w:rPr>
-        <w:t>[OBSERVA</w:t>
-      </w:r>
-      <w:r>
-        <w:rPr>
-          <w:rFonts w:ascii="Montserrat SemiBold" w:hAnsi="Montserrat SemiBold" w:cs="Montserrat SemiBold" w:eastAsia="Montserrat SemiBold"/>
-          <w:b w:val="0"/>
-          <w:i/>
-          <w:color w:val="1565C0"/>
-          <w:spacing w:val="-1"/>
-          <w:kern w:val="0"/>
-          <w:sz w:val="9"/>
-          <w:szCs w:val="9"/>
-        </w:rPr>
-        <w:t>TION</w:t>
-      </w:r>
-      <w:r>
-        <w:rPr>
-          <w:rFonts w:ascii="Montserrat SemiBold" w:hAnsi="Montserrat SemiBold" w:cs="Montserrat SemiBold" w:eastAsia="Montserrat SemiBold"/>
-          <w:b w:val="0"/>
-          <w:i/>
-          <w:color w:val="16324F"/>
-          <w:spacing w:val="3"/>
-          <w:kern w:val="0"/>
-          <w:sz w:val="9"/>
-          <w:szCs w:val="9"/>
-        </w:rPr>
-        <w:t>.</w:t>
-      </w:r>
-      <w:r>
-        <w:rPr>
-          <w:rFonts w:ascii="Montserrat SemiBold" w:hAnsi="Montserrat SemiBold" w:cs="Montserrat SemiBold" w:eastAsia="Montserrat SemiBold"/>
-          <w:b w:val="0"/>
-          <w:i/>
-          <w:color w:val="16324F"/>
-          <w:spacing w:val="2"/>
-          <w:kern w:val="0"/>
-          <w:sz w:val="9"/>
-          <w:szCs w:val="9"/>
-        </w:rPr>
-        <w:t>..</w:t>
-      </w:r>
-    </w:p>
-    <w:p>
-      <w:pPr>
-        <w:framePr w:w="879" w:hRule="auto" w:wrap="none" w:vAnchor="page" w:hAnchor="page" w:x="10371" w:y="9540"/>
-        <w:spacing w:before="0" w:after="0" w:line="90" w:lineRule="exact"/>
-        <w:ind w:left="0" w:right="0" w:firstLine="0"/>
-        <w:jc w:val="left"/>
-      </w:pPr>
-      <w:r>
-        <w:rPr>
-          <w:rFonts w:ascii="Montserrat SemiBold" w:hAnsi="Montserrat SemiBold" w:cs="Montserrat SemiBold" w:eastAsia="Montserrat SemiBold"/>
-          <w:b w:val="0"/>
-          <w:i/>
-          <w:color w:val="1565C0"/>
-          <w:kern w:val="0"/>
-          <w:sz w:val="9"/>
-          <w:szCs w:val="9"/>
-        </w:rPr>
-        <w:t>[OBSERVA</w:t>
-      </w:r>
-      <w:r>
-        <w:rPr>
-          <w:rFonts w:ascii="Montserrat SemiBold" w:hAnsi="Montserrat SemiBold" w:cs="Montserrat SemiBold" w:eastAsia="Montserrat SemiBold"/>
-          <w:b w:val="0"/>
-          <w:i/>
-          <w:color w:val="1565C0"/>
-          <w:spacing w:val="-1"/>
-          <w:kern w:val="0"/>
-          <w:sz w:val="9"/>
-          <w:szCs w:val="9"/>
-        </w:rPr>
-        <w:t>TION</w:t>
-      </w:r>
-      <w:r>
-        <w:rPr>
-          <w:rFonts w:ascii="Montserrat SemiBold" w:hAnsi="Montserrat SemiBold" w:cs="Montserrat SemiBold" w:eastAsia="Montserrat SemiBold"/>
-          <w:b w:val="0"/>
-          <w:i/>
-          <w:color w:val="5A6E84"/>
-          <w:spacing w:val="-2"/>
-          <w:kern w:val="0"/>
-          <w:sz w:val="9"/>
-          <w:szCs w:val="9"/>
-        </w:rPr>
-        <w:t>...</w:t>
-      </w:r>
-    </w:p>
-    <w:p>
-      <w:pPr>
-        <w:framePr w:w="887" w:hRule="auto" w:wrap="none" w:vAnchor="page" w:hAnchor="page" w:x="8567" w:y="9300"/>
-        <w:spacing w:before="0" w:after="0" w:line="90" w:lineRule="exact"/>
-        <w:ind w:left="0" w:right="0" w:firstLine="0"/>
-        <w:jc w:val="left"/>
-      </w:pPr>
-      <w:r>
-        <w:rPr>
-          <w:rFonts w:ascii="Montserrat SemiBold" w:hAnsi="Montserrat SemiBold" w:cs="Montserrat SemiBold" w:eastAsia="Montserrat SemiBold"/>
-          <w:b w:val="0"/>
-          <w:i/>
-          <w:color w:val="1565C0"/>
-          <w:kern w:val="0"/>
-          <w:sz w:val="9"/>
-          <w:szCs w:val="9"/>
-        </w:rPr>
-        <w:t>[OBSERVA</w:t>
-      </w:r>
-      <w:r>
-        <w:rPr>
-          <w:rFonts w:ascii="Montserrat SemiBold" w:hAnsi="Montserrat SemiBold" w:cs="Montserrat SemiBold" w:eastAsia="Montserrat SemiBold"/>
-          <w:b w:val="0"/>
-          <w:i/>
-          <w:color w:val="1565C0"/>
-          <w:spacing w:val="-1"/>
-          <w:kern w:val="0"/>
-          <w:sz w:val="9"/>
-          <w:szCs w:val="9"/>
-        </w:rPr>
-        <w:t>TION</w:t>
-      </w:r>
-      <w:r>
-        <w:rPr>
-          <w:rFonts w:ascii="Montserrat SemiBold" w:hAnsi="Montserrat SemiBold" w:cs="Montserrat SemiBold" w:eastAsia="Montserrat SemiBold"/>
-          <w:b w:val="0"/>
-          <w:i/>
-          <w:color w:val="5A6E84"/>
-          <w:spacing w:val="-2"/>
-          <w:kern w:val="0"/>
-          <w:sz w:val="9"/>
-          <w:szCs w:val="9"/>
-        </w:rPr>
-        <w:t>...</w:t>
-      </w:r>
-    </w:p>
-    <w:p>
-      <w:pPr>
-        <w:framePr w:w="737" w:hRule="auto" w:wrap="none" w:vAnchor="page" w:hAnchor="page" w:x="6115" w:y="15425"/>
-        <w:spacing w:before="0" w:after="0" w:line="140" w:lineRule="exact"/>
-        <w:ind w:left="0" w:right="0" w:firstLine="0"/>
-        <w:jc w:val="left"/>
-      </w:pPr>
-      <w:r>
-        <w:rPr>
-          <w:rFonts w:ascii="Roboto Mono SemiBold" w:hAnsi="Roboto Mono SemiBold" w:cs="Roboto Mono SemiBold" w:eastAsia="Roboto Mono SemiBold"/>
-          <w:b w:val="0"/>
-          <w:i/>
-          <w:color w:val="1565C0"/>
-          <w:spacing w:val="2"/>
+          <w:spacing w:val="5"/>
           <w:kern w:val="0"/>
           <w:sz w:val="14"/>
           <w:szCs w:val="14"/>
         </w:rPr>
-        <w:t>[DATE</w:t>
-      </w:r>
+        <w:t>ATION BATCH]</w:t>
+      </w:r>
+    </w:p>
+    <w:p>
+      <w:pPr>
+        <w:framePr w:w="1484" w:hRule="auto" w:wrap="none" w:vAnchor="page" w:hAnchor="page" w:x="574" w:y="2300"/>
+        <w:spacing w:before="0" w:after="0" w:line="340" w:lineRule="exact"/>
+        <w:ind w:left="0" w:right="0" w:firstLine="0"/>
+        <w:jc w:val="left"/>
+      </w:pPr>
       <w:r>
         <w:rPr>
           <w:rFonts w:ascii="Roboto Mono SemiBold" w:hAnsi="Roboto Mono SemiBold" w:cs="Roboto Mono SemiBold" w:eastAsia="Roboto Mono SemiBold"/>
-          <w:b w:val="0"/>
-          <w:i/>
-          <w:color w:val="1565C0"/>
-          <w:spacing w:val="1"/>
-          <w:kern w:val="0"/>
-          <w:sz w:val="14"/>
-          <w:szCs w:val="14"/>
-        </w:rPr>
-        <w:t xml:space="preserve"> 2]</w:t>
-      </w:r>
-    </w:p>
-    <w:p>
-      <w:pPr>
-        <w:framePr w:w="737" w:hRule="auto" w:wrap="none" w:vAnchor="page" w:hAnchor="page" w:x="9920" w:y="15425"/>
-        <w:spacing w:before="0" w:after="0" w:line="140" w:lineRule="exact"/>
-        <w:ind w:left="0" w:right="0" w:firstLine="0"/>
-        <w:jc w:val="left"/>
-      </w:pPr>
-      <w:r>
-        <w:rPr>
-          <w:rFonts w:ascii="Roboto Mono SemiBold" w:hAnsi="Roboto Mono SemiBold" w:cs="Roboto Mono SemiBold" w:eastAsia="Roboto Mono SemiBold"/>
-          <w:b w:val="0"/>
-          <w:i/>
-          <w:color w:val="1565C0"/>
-          <w:spacing w:val="2"/>
-          <w:kern w:val="0"/>
-          <w:sz w:val="14"/>
-          <w:szCs w:val="14"/>
-        </w:rPr>
-        <w:t>[DATE</w:t>
-      </w:r>
-      <w:r>
-        <w:rPr>
-          <w:rFonts w:ascii="Roboto Mono SemiBold" w:hAnsi="Roboto Mono SemiBold" w:cs="Roboto Mono SemiBold" w:eastAsia="Roboto Mono SemiBold"/>
-          <w:b w:val="0"/>
-          <w:i/>
-          <w:color w:val="1565C0"/>
-          <w:spacing w:val="1"/>
-          <w:kern w:val="0"/>
-          <w:sz w:val="14"/>
-          <w:szCs w:val="14"/>
-        </w:rPr>
-        <w:t xml:space="preserve"> 3]</w:t>
-      </w:r>
-    </w:p>
-    <w:p>
-      <w:pPr>
-        <w:framePr w:w="902" w:hRule="auto" w:wrap="none" w:vAnchor="page" w:hAnchor="page" w:x="10535" w:y="1362"/>
-        <w:spacing w:before="0" w:after="0" w:line="140" w:lineRule="exact"/>
-        <w:ind w:left="0" w:right="0" w:firstLine="0"/>
-        <w:jc w:val="left"/>
-      </w:pPr>
-      <w:r>
-        <w:rPr>
-          <w:rFonts w:ascii="Roboto Mono SemiBold" w:hAnsi="Roboto Mono SemiBold" w:cs="Roboto Mono SemiBold" w:eastAsia="Roboto Mono SemiBold"/>
-          <w:b w:val="0"/>
-          <w:i/>
-          <w:color w:val="1565C0"/>
-          <w:spacing w:val="-3"/>
-          <w:kern w:val="0"/>
-          <w:sz w:val="14"/>
-          <w:szCs w:val="14"/>
-        </w:rPr>
-        <w:t>[DOC ID</w:t>
-      </w:r>
-      <w:r>
-        <w:rPr>
-          <w:rFonts w:ascii="Roboto Mono SemiBold" w:hAnsi="Roboto Mono SemiBold" w:cs="Roboto Mono SemiBold" w:eastAsia="Roboto Mono SemiBold"/>
-          <w:b w:val="0"/>
-          <w:i/>
-          <w:color w:val="1565C0"/>
-          <w:spacing w:val="-4"/>
-          <w:kern w:val="0"/>
-          <w:sz w:val="14"/>
-          <w:szCs w:val="14"/>
-        </w:rPr>
-        <w:t xml:space="preserve"> 2]</w:t>
-      </w:r>
-    </w:p>
-    <w:p>
-      <w:pPr>
-        <w:framePr w:w="919" w:hRule="auto" w:wrap="none" w:vAnchor="page" w:hAnchor="page" w:x="5392" w:y="3542"/>
-        <w:spacing w:before="0" w:after="0" w:line="130" w:lineRule="exact"/>
-        <w:ind w:left="0" w:right="0" w:firstLine="0"/>
-        <w:jc w:val="left"/>
-      </w:pPr>
-      <w:r>
-        <w:rPr>
-          <w:rFonts w:ascii="Roboto Mono SemiBold" w:hAnsi="Roboto Mono SemiBold" w:cs="Roboto Mono SemiBold" w:eastAsia="Roboto Mono SemiBold"/>
-          <w:b w:val="0"/>
-          <w:i/>
-          <w:color w:val="1565C0"/>
-          <w:spacing w:val="-1"/>
-          <w:kern w:val="0"/>
-          <w:sz w:val="13"/>
-          <w:szCs w:val="13"/>
-        </w:rPr>
-        <w:t>[PACKAG</w:t>
-      </w:r>
-      <w:r>
-        <w:rPr>
-          <w:rFonts w:ascii="Roboto Mono SemiBold" w:hAnsi="Roboto Mono SemiBold" w:cs="Roboto Mono SemiBold" w:eastAsia="Roboto Mono SemiBold"/>
-          <w:b w:val="0"/>
-          <w:i/>
-          <w:color w:val="1565C0"/>
-          <w:spacing w:val="-2"/>
-          <w:kern w:val="0"/>
-          <w:sz w:val="13"/>
-          <w:szCs w:val="13"/>
-        </w:rPr>
-        <w:t>ING]</w:t>
-      </w:r>
-    </w:p>
-    <w:p>
-      <w:pPr>
-        <w:framePr w:w="800" w:hRule="auto" w:wrap="none" w:vAnchor="page" w:hAnchor="page" w:x="10604" w:y="1014"/>
-        <w:spacing w:before="0" w:after="0" w:line="160" w:lineRule="exact"/>
-        <w:ind w:left="0" w:right="0" w:firstLine="0"/>
-        <w:jc w:val="left"/>
-      </w:pPr>
-      <w:r>
-        <w:rPr>
-          <w:rFonts w:ascii="Orbitron SemiBold" w:hAnsi="Orbitron SemiBold" w:cs="Orbitron SemiBold" w:eastAsia="Orbitron SemiBold"/>
-          <w:b w:val="0"/>
-          <w:i/>
-          <w:color w:val="1565C0"/>
-          <w:spacing w:val="9"/>
-          <w:kern w:val="0"/>
-          <w:sz w:val="16"/>
-          <w:szCs w:val="16"/>
-        </w:rPr>
-        <w:t>[DO</w:t>
-      </w:r>
-      <w:r>
-        <w:rPr>
-          <w:rFonts w:ascii="Orbitron SemiBold" w:hAnsi="Orbitron SemiBold" w:cs="Orbitron SemiBold" w:eastAsia="Orbitron SemiBold"/>
           <w:b w:val="0"/>
           <w:i/>
           <w:color w:val="1565C0"/>
           <w:spacing w:val="8"/>
           <w:kern w:val="0"/>
-          <w:sz w:val="16"/>
-          <w:szCs w:val="16"/>
-        </w:rPr>
-        <w:t>C ID]</w:t>
-      </w:r>
-    </w:p>
-    <w:p>
-      <w:pPr>
-        <w:framePr w:w="1072" w:hRule="auto" w:wrap="none" w:vAnchor="page" w:hAnchor="page" w:x="1565" w:y="3542"/>
-        <w:spacing w:before="0" w:after="0" w:line="130" w:lineRule="exact"/>
-        <w:ind w:left="0" w:right="0" w:firstLine="0"/>
-        <w:jc w:val="left"/>
-      </w:pPr>
-      <w:r>
-        <w:rPr>
-          <w:rFonts w:ascii="Roboto Mono SemiBold" w:hAnsi="Roboto Mono SemiBold" w:cs="Roboto Mono SemiBold" w:eastAsia="Roboto Mono SemiBold"/>
-          <w:b w:val="0"/>
-          <w:i/>
-          <w:color w:val="1565C0"/>
-          <w:spacing w:val="-1"/>
-          <w:kern w:val="0"/>
-          <w:sz w:val="13"/>
-          <w:szCs w:val="13"/>
-        </w:rPr>
-        <w:t>[EXAMINED</w:t>
-      </w:r>
-      <w:r>
-        <w:rPr>
-          <w:rFonts w:ascii="Roboto Mono SemiBold" w:hAnsi="Roboto Mono SemiBold" w:cs="Roboto Mono SemiBold" w:eastAsia="Roboto Mono SemiBold"/>
-          <w:b w:val="0"/>
-          <w:i/>
-          <w:color w:val="1565C0"/>
-          <w:spacing w:val="-2"/>
-          <w:kern w:val="0"/>
-          <w:sz w:val="13"/>
-          <w:szCs w:val="13"/>
-        </w:rPr>
-        <w:t xml:space="preserve"> ON]</w:t>
-      </w:r>
-    </w:p>
-    <w:p>
-      <w:pPr>
-        <w:framePr w:w="1611" w:hRule="auto" w:wrap="none" w:vAnchor="page" w:hAnchor="page" w:x="2194" w:y="3184"/>
-        <w:spacing w:before="0" w:after="0" w:line="140" w:lineRule="exact"/>
-        <w:ind w:left="0" w:right="0" w:firstLine="0"/>
-        <w:jc w:val="left"/>
-      </w:pPr>
-      <w:r>
-        <w:rPr>
-          <w:rFonts w:ascii="Roboto Mono SemiBold" w:hAnsi="Roboto Mono SemiBold" w:cs="Roboto Mono SemiBold" w:eastAsia="Roboto Mono SemiBold"/>
-          <w:b w:val="0"/>
-          <w:i/>
-          <w:color w:val="1565C0"/>
-          <w:spacing w:val="6"/>
-          <w:kern w:val="0"/>
-          <w:sz w:val="14"/>
-          <w:szCs w:val="14"/>
-        </w:rPr>
-        <w:t>[PRODUC</w:t>
-      </w:r>
-      <w:r>
-        <w:rPr>
-          <w:rFonts w:ascii="Roboto Mono SemiBold" w:hAnsi="Roboto Mono SemiBold" w:cs="Roboto Mono SemiBold" w:eastAsia="Roboto Mono SemiBold"/>
-          <w:b w:val="0"/>
-          <w:i/>
-          <w:color w:val="1565C0"/>
-          <w:spacing w:val="5"/>
-          <w:kern w:val="0"/>
-          <w:sz w:val="14"/>
-          <w:szCs w:val="14"/>
-        </w:rPr>
-        <w:t>TION BATCH]</w:t>
-      </w:r>
-    </w:p>
-    <w:p>
-      <w:pPr>
-        <w:framePr w:w="1699" w:hRule="auto" w:wrap="none" w:vAnchor="page" w:hAnchor="page" w:x="5880" w:y="3184"/>
-        <w:spacing w:before="0" w:after="0" w:line="140" w:lineRule="exact"/>
-        <w:ind w:left="0" w:right="0" w:firstLine="0"/>
-        <w:jc w:val="left"/>
-      </w:pPr>
-      <w:r>
-        <w:rPr>
-          <w:rFonts w:ascii="Roboto Mono SemiBold" w:hAnsi="Roboto Mono SemiBold" w:cs="Roboto Mono SemiBold" w:eastAsia="Roboto Mono SemiBold"/>
-          <w:b w:val="0"/>
-          <w:i/>
-          <w:color w:val="1565C0"/>
-          <w:spacing w:val="6"/>
-          <w:kern w:val="0"/>
-          <w:sz w:val="14"/>
-          <w:szCs w:val="14"/>
-        </w:rPr>
-        <w:t>[CULTIV</w:t>
-      </w:r>
-      <w:r>
-        <w:rPr>
-          <w:rFonts w:ascii="Roboto Mono SemiBold" w:hAnsi="Roboto Mono SemiBold" w:cs="Roboto Mono SemiBold" w:eastAsia="Roboto Mono SemiBold"/>
-          <w:b w:val="0"/>
-          <w:i/>
-          <w:color w:val="1565C0"/>
-          <w:spacing w:val="5"/>
-          <w:kern w:val="0"/>
-          <w:sz w:val="14"/>
-          <w:szCs w:val="14"/>
-        </w:rPr>
-        <w:t>ATION BATCH]</w:t>
-      </w:r>
-    </w:p>
-    <w:p>
-      <w:pPr>
-        <w:framePr w:w="1484" w:hRule="auto" w:wrap="none" w:vAnchor="page" w:hAnchor="page" w:x="574" w:y="2300"/>
-        <w:spacing w:before="0" w:after="0" w:line="340" w:lineRule="exact"/>
-        <w:ind w:left="0" w:right="0" w:firstLine="0"/>
-        <w:jc w:val="left"/>
-      </w:pPr>
-      <w:r>
-        <w:rPr>
-          <w:rFonts w:ascii="Roboto Mono SemiBold" w:hAnsi="Roboto Mono SemiBold" w:cs="Roboto Mono SemiBold" w:eastAsia="Roboto Mono SemiBold"/>
-          <w:b w:val="0"/>
-          <w:i/>
-          <w:color w:val="1565C0"/>
-          <w:spacing w:val="8"/>
-          <w:kern w:val="0"/>
           <w:sz w:val="34"/>
           <w:szCs w:val="34"/>
         </w:rPr>
@@ -11007,7 +9839,27 @@
     </w:p>
     <w:p>
       <w:pPr>
-        <w:framePr w:w="737" w:hRule="auto" w:wrap="none" w:vAnchor="page" w:hAnchor="page" w:x="1149" w:y="7593"/>
+        <w:framePr w:w="170" w:hRule="auto" w:wrap="none" w:vAnchor="page" w:hAnchor="page" w:x="726" w:y="7533"/>
+        <w:spacing w:before="0" w:after="0" w:line="110" w:lineRule="exact"/>
+        <w:ind w:left="0" w:right="0" w:firstLine="0"/>
+        <w:jc w:val="left"/>
+      </w:pPr>
+      <w:r>
+        <w:rPr>
+          <w:rFonts w:ascii="Montserrat" w:hAnsi="Montserrat" w:cs="Montserrat" w:eastAsia="Montserrat"/>
+          <w:b w:val="0"/>
+          <w:i w:val="0"/>
+          <w:color w:val="AFBAC6"/>
+          <w:kern w:val="0"/>
+          <w:sz w:val="11"/>
+          <w:szCs w:val="11"/>
+        </w:rPr>
+        <w:t>☐</w:t>
+      </w:r>
+    </w:p>
+    <w:p>
+      <w:pPr>
+        <w:framePr w:w="737" w:hRule="auto" w:wrap="none" w:vAnchor="page" w:hAnchor="page" w:x="817" w:y="7593"/>
         <w:spacing w:before="0" w:after="0" w:line="80" w:lineRule="exact"/>
         <w:ind w:left="0" w:right="0" w:firstLine="0"/>
         <w:jc w:val="left"/>
@@ -11041,7 +9893,27 @@
     </w:p>
     <w:p>
       <w:pPr>
-        <w:framePr w:w="995" w:hRule="auto" w:wrap="none" w:vAnchor="page" w:hAnchor="page" w:x="2969" w:y="7593"/>
+        <w:framePr w:w="170" w:hRule="auto" w:wrap="none" w:vAnchor="page" w:hAnchor="page" w:x="2412" w:y="7533"/>
+        <w:spacing w:before="0" w:after="0" w:line="110" w:lineRule="exact"/>
+        <w:ind w:left="0" w:right="0" w:firstLine="0"/>
+        <w:jc w:val="left"/>
+      </w:pPr>
+      <w:r>
+        <w:rPr>
+          <w:rFonts w:ascii="Montserrat" w:hAnsi="Montserrat" w:cs="Montserrat" w:eastAsia="Montserrat"/>
+          <w:b w:val="0"/>
+          <w:i w:val="0"/>
+          <w:color w:val="AFBAC6"/>
+          <w:kern w:val="0"/>
+          <w:sz w:val="11"/>
+          <w:szCs w:val="11"/>
+        </w:rPr>
+        <w:t>☐</w:t>
+      </w:r>
+    </w:p>
+    <w:p>
+      <w:pPr>
+        <w:framePr w:w="1110" w:hRule="auto" w:wrap="none" w:vAnchor="page" w:hAnchor="page" w:x="2503" w:y="7593"/>
         <w:spacing w:before="0" w:after="0" w:line="80" w:lineRule="exact"/>
         <w:ind w:left="0" w:right="0" w:firstLine="0"/>
         <w:jc w:val="left"/>
@@ -11057,7 +9929,7 @@
           <w:sz w:val="8"/>
           <w:szCs w:val="8"/>
         </w:rPr>
-        <w:t>Об</w:t>
+        <w:t>Обезбоена</w:t>
       </w:r>
       <w:r>
         <w:rPr>
@@ -11070,12 +9942,32 @@
           <w:sz w:val="8"/>
           <w:szCs w:val="8"/>
         </w:rPr>
-        <w:t>езбоена — атипич</w:t>
-      </w:r>
-    </w:p>
-    <w:p>
-      <w:pPr>
-        <w:framePr w:w="720" w:hRule="auto" w:wrap="none" w:vAnchor="page" w:hAnchor="page" w:x="1283" w:y="7803"/>
+        <w:t xml:space="preserve"> — атипична</w:t>
+      </w:r>
+    </w:p>
+    <w:p>
+      <w:pPr>
+        <w:framePr w:w="170" w:hRule="auto" w:wrap="none" w:vAnchor="page" w:hAnchor="page" w:x="726" w:y="7743"/>
+        <w:spacing w:before="0" w:after="0" w:line="110" w:lineRule="exact"/>
+        <w:ind w:left="0" w:right="0" w:firstLine="0"/>
+        <w:jc w:val="left"/>
+      </w:pPr>
+      <w:r>
+        <w:rPr>
+          <w:rFonts w:ascii="Montserrat" w:hAnsi="Montserrat" w:cs="Montserrat" w:eastAsia="Montserrat"/>
+          <w:b w:val="0"/>
+          <w:i w:val="0"/>
+          <w:color w:val="AFBAC6"/>
+          <w:kern w:val="0"/>
+          <w:sz w:val="11"/>
+          <w:szCs w:val="11"/>
+        </w:rPr>
+        <w:t>☐</w:t>
+      </w:r>
+    </w:p>
+    <w:p>
+      <w:pPr>
+        <w:framePr w:w="720" w:hRule="auto" w:wrap="none" w:vAnchor="page" w:hAnchor="page" w:x="817" w:y="7803"/>
         <w:spacing w:before="0" w:after="0" w:line="80" w:lineRule="exact"/>
         <w:ind w:left="0" w:right="0" w:firstLine="0"/>
         <w:jc w:val="left"/>
@@ -11109,7 +10001,27 @@
     </w:p>
     <w:p>
       <w:pPr>
-        <w:framePr w:w="989" w:hRule="auto" w:wrap="none" w:vAnchor="page" w:hAnchor="page" w:x="2969" w:y="7803"/>
+        <w:framePr w:w="170" w:hRule="auto" w:wrap="none" w:vAnchor="page" w:hAnchor="page" w:x="2412" w:y="7743"/>
+        <w:spacing w:before="0" w:after="0" w:line="110" w:lineRule="exact"/>
+        <w:ind w:left="0" w:right="0" w:firstLine="0"/>
+        <w:jc w:val="left"/>
+      </w:pPr>
+      <w:r>
+        <w:rPr>
+          <w:rFonts w:ascii="Montserrat" w:hAnsi="Montserrat" w:cs="Montserrat" w:eastAsia="Montserrat"/>
+          <w:b w:val="0"/>
+          <w:i w:val="0"/>
+          <w:color w:val="2C5282"/>
+          <w:kern w:val="0"/>
+          <w:sz w:val="11"/>
+          <w:szCs w:val="11"/>
+        </w:rPr>
+        <w:t>☐</w:t>
+      </w:r>
+    </w:p>
+    <w:p>
+      <w:pPr>
+        <w:framePr w:w="1099" w:hRule="auto" w:wrap="none" w:vAnchor="page" w:hAnchor="page" w:x="2503" w:y="7803"/>
         <w:spacing w:before="0" w:after="0" w:line="80" w:lineRule="exact"/>
         <w:ind w:left="0" w:right="0" w:firstLine="0"/>
         <w:jc w:val="left"/>
@@ -11125,7 +10037,7 @@
           <w:sz w:val="8"/>
           <w:szCs w:val="8"/>
         </w:rPr>
-        <w:t>Темно зелен</w:t>
+        <w:t>Темно зелена–кафе</w:t>
       </w:r>
       <w:r>
         <w:rPr>
@@ -11138,12 +10050,32 @@
           <w:sz w:val="8"/>
           <w:szCs w:val="8"/>
         </w:rPr>
-        <w:t>а–кафеа</w:t>
-      </w:r>
-    </w:p>
-    <w:p>
-      <w:pPr>
-        <w:framePr w:w="764" w:hRule="auto" w:wrap="none" w:vAnchor="page" w:hAnchor="page" w:x="4911" w:y="7593"/>
+        <w:t>ава</w:t>
+      </w:r>
+    </w:p>
+    <w:p>
+      <w:pPr>
+        <w:framePr w:w="170" w:hRule="auto" w:wrap="none" w:vAnchor="page" w:hAnchor="page" w:x="4354" w:y="7533"/>
+        <w:spacing w:before="0" w:after="0" w:line="110" w:lineRule="exact"/>
+        <w:ind w:left="0" w:right="0" w:firstLine="0"/>
+        <w:jc w:val="left"/>
+      </w:pPr>
+      <w:r>
+        <w:rPr>
+          <w:rFonts w:ascii="Montserrat" w:hAnsi="Montserrat" w:cs="Montserrat" w:eastAsia="Montserrat"/>
+          <w:b w:val="0"/>
+          <w:i w:val="0"/>
+          <w:color w:val="AFBAC6"/>
+          <w:kern w:val="0"/>
+          <w:sz w:val="11"/>
+          <w:szCs w:val="11"/>
+        </w:rPr>
+        <w:t>☐</w:t>
+      </w:r>
+    </w:p>
+    <w:p>
+      <w:pPr>
+        <w:framePr w:w="764" w:hRule="auto" w:wrap="none" w:vAnchor="page" w:hAnchor="page" w:x="4445" w:y="7593"/>
         <w:spacing w:before="0" w:after="0" w:line="80" w:lineRule="exact"/>
         <w:ind w:left="0" w:right="0" w:firstLine="0"/>
         <w:jc w:val="left"/>
@@ -11177,7 +10109,27 @@
     </w:p>
     <w:p>
       <w:pPr>
-        <w:framePr w:w="891" w:hRule="auto" w:wrap="none" w:vAnchor="page" w:hAnchor="page" w:x="6598" w:y="7593"/>
+        <w:framePr w:w="170" w:hRule="auto" w:wrap="none" w:vAnchor="page" w:hAnchor="page" w:x="6040" w:y="7533"/>
+        <w:spacing w:before="0" w:after="0" w:line="110" w:lineRule="exact"/>
+        <w:ind w:left="0" w:right="0" w:firstLine="0"/>
+        <w:jc w:val="left"/>
+      </w:pPr>
+      <w:r>
+        <w:rPr>
+          <w:rFonts w:ascii="Montserrat" w:hAnsi="Montserrat" w:cs="Montserrat" w:eastAsia="Montserrat"/>
+          <w:b w:val="0"/>
+          <w:i w:val="0"/>
+          <w:color w:val="2C5282"/>
+          <w:kern w:val="0"/>
+          <w:sz w:val="11"/>
+          <w:szCs w:val="11"/>
+        </w:rPr>
+        <w:t>☐</w:t>
+      </w:r>
+    </w:p>
+    <w:p>
+      <w:pPr>
+        <w:framePr w:w="891" w:hRule="auto" w:wrap="none" w:vAnchor="page" w:hAnchor="page" w:x="6132" w:y="7593"/>
         <w:spacing w:before="0" w:after="0" w:line="80" w:lineRule="exact"/>
         <w:ind w:left="0" w:right="0" w:firstLine="0"/>
         <w:jc w:val="left"/>
@@ -11211,7 +10163,27 @@
     </w:p>
     <w:p>
       <w:pPr>
-        <w:framePr w:w="776" w:hRule="auto" w:wrap="none" w:vAnchor="page" w:hAnchor="page" w:x="4911" w:y="7803"/>
+        <w:framePr w:w="170" w:hRule="auto" w:wrap="none" w:vAnchor="page" w:hAnchor="page" w:x="4354" w:y="7743"/>
+        <w:spacing w:before="0" w:after="0" w:line="110" w:lineRule="exact"/>
+        <w:ind w:left="0" w:right="0" w:firstLine="0"/>
+        <w:jc w:val="left"/>
+      </w:pPr>
+      <w:r>
+        <w:rPr>
+          <w:rFonts w:ascii="Montserrat" w:hAnsi="Montserrat" w:cs="Montserrat" w:eastAsia="Montserrat"/>
+          <w:b w:val="0"/>
+          <w:i w:val="0"/>
+          <w:color w:val="AFBAC6"/>
+          <w:kern w:val="0"/>
+          <w:sz w:val="11"/>
+          <w:szCs w:val="11"/>
+        </w:rPr>
+        <w:t>☐</w:t>
+      </w:r>
+    </w:p>
+    <w:p>
+      <w:pPr>
+        <w:framePr w:w="776" w:hRule="auto" w:wrap="none" w:vAnchor="page" w:hAnchor="page" w:x="4445" w:y="7803"/>
         <w:spacing w:before="0" w:after="0" w:line="80" w:lineRule="exact"/>
         <w:ind w:left="0" w:right="0" w:firstLine="0"/>
         <w:jc w:val="left"/>
@@ -11232,7 +10204,27 @@
     </w:p>
     <w:p>
       <w:pPr>
-        <w:framePr w:w="990" w:hRule="auto" w:wrap="none" w:vAnchor="page" w:hAnchor="page" w:x="6598" w:y="7803"/>
+        <w:framePr w:w="170" w:hRule="auto" w:wrap="none" w:vAnchor="page" w:hAnchor="page" w:x="6040" w:y="7743"/>
+        <w:spacing w:before="0" w:after="0" w:line="110" w:lineRule="exact"/>
+        <w:ind w:left="0" w:right="0" w:firstLine="0"/>
+        <w:jc w:val="left"/>
+      </w:pPr>
+      <w:r>
+        <w:rPr>
+          <w:rFonts w:ascii="Montserrat" w:hAnsi="Montserrat" w:cs="Montserrat" w:eastAsia="Montserrat"/>
+          <w:b w:val="0"/>
+          <w:i w:val="0"/>
+          <w:color w:val="AFBAC6"/>
+          <w:kern w:val="0"/>
+          <w:sz w:val="11"/>
+          <w:szCs w:val="11"/>
+        </w:rPr>
+        <w:t>☐</w:t>
+      </w:r>
+    </w:p>
+    <w:p>
+      <w:pPr>
+        <w:framePr w:w="1047" w:hRule="auto" w:wrap="none" w:vAnchor="page" w:hAnchor="page" w:x="6132" w:y="7803"/>
         <w:spacing w:before="0" w:after="0" w:line="80" w:lineRule="exact"/>
         <w:ind w:left="0" w:right="0" w:firstLine="0"/>
         <w:jc w:val="left"/>
@@ -11261,12 +10253,368 @@
           <w:sz w:val="8"/>
           <w:szCs w:val="8"/>
         </w:rPr>
-        <w:t>лоса</w:t>
-      </w:r>
-    </w:p>
-    <w:p>
-      <w:pPr>
-        <w:framePr w:w="972" w:hRule="auto" w:wrap="none" w:vAnchor="page" w:hAnchor="page" w:x="8540" w:y="7515"/>
+        <w:t>лосан</w:t>
+      </w:r>
+    </w:p>
+    <w:p>
+      <w:pPr>
+        <w:framePr w:w="170" w:hRule="auto" w:wrap="none" w:vAnchor="page" w:hAnchor="page" w:x="7982" w:y="7533"/>
+        <w:spacing w:before="0" w:after="0" w:line="110" w:lineRule="exact"/>
+        <w:ind w:left="0" w:right="0" w:firstLine="0"/>
+        <w:jc w:val="left"/>
+      </w:pPr>
+      <w:r>
+        <w:rPr>
+          <w:rFonts w:ascii="Montserrat" w:hAnsi="Montserrat" w:cs="Montserrat" w:eastAsia="Montserrat"/>
+          <w:b w:val="0"/>
+          <w:i w:val="0"/>
+          <w:color w:val="2C5282"/>
+          <w:kern w:val="0"/>
+          <w:sz w:val="11"/>
+          <w:szCs w:val="11"/>
+        </w:rPr>
+        <w:t>☐</w:t>
+      </w:r>
+    </w:p>
+    <w:p>
+      <w:pPr>
+        <w:framePr w:w="1144" w:hRule="auto" w:wrap="none" w:vAnchor="page" w:hAnchor="page" w:x="8073" w:y="7515"/>
+        <w:spacing w:before="0" w:after="0" w:line="90" w:lineRule="exact"/>
+        <w:ind w:left="0" w:right="0" w:firstLine="0"/>
+        <w:jc w:val="left"/>
+      </w:pPr>
+      <w:r>
+        <w:rPr>
+          <w:rFonts w:ascii="Montserrat" w:hAnsi="Montserrat" w:cs="Montserrat" w:eastAsia="Montserrat"/>
+          <w:b w:val="0"/>
+          <w:i w:val="0"/>
+          <w:color w:val="16324F"/>
+          <w:spacing w:val="2"/>
+          <w:kern w:val="0"/>
+          <w:sz w:val="9"/>
+          <w:szCs w:val="9"/>
+        </w:rPr>
+        <w:t>Compact cyme</w:t>
+      </w:r>
+      <w:r>
+        <w:rPr>
+          <w:rFonts w:ascii="Montserrat" w:hAnsi="Montserrat" w:cs="Montserrat" w:eastAsia="Montserrat"/>
+          <w:b w:val="0"/>
+          <w:i w:val="0"/>
+          <w:color w:val="16324F"/>
+          <w:spacing w:val="1"/>
+          <w:kern w:val="0"/>
+          <w:sz w:val="9"/>
+          <w:szCs w:val="9"/>
+        </w:rPr>
+        <w:t>s 1–4 cm</w:t>
+      </w:r>
+    </w:p>
+    <w:p>
+      <w:pPr>
+        <w:framePr w:w="854" w:hRule="auto" w:wrap="none" w:vAnchor="page" w:hAnchor="page" w:x="8073" w:y="7593"/>
+        <w:spacing w:before="0" w:after="0" w:line="80" w:lineRule="exact"/>
+        <w:ind w:left="0" w:right="0" w:firstLine="0"/>
+        <w:jc w:val="left"/>
+      </w:pPr>
+      <w:r>
+        <w:rPr>
+          <w:rFonts w:ascii="Montserrat" w:hAnsi="Montserrat" w:cs="Montserrat" w:eastAsia="Montserrat"/>
+          <w:b w:val="0"/>
+          <w:i w:val="0"/>
+          <w:color w:val="3D5570"/>
+          <w:spacing w:val="4"/>
+          <w:kern w:val="0"/>
+          <w:sz w:val="8"/>
+          <w:szCs w:val="8"/>
+        </w:rPr>
+        <w:t>Компактни 1</w:t>
+      </w:r>
+      <w:r>
+        <w:rPr>
+          <w:rFonts w:ascii="Montserrat" w:hAnsi="Montserrat" w:cs="Montserrat" w:eastAsia="Montserrat"/>
+          <w:b w:val="0"/>
+          <w:i w:val="0"/>
+          <w:color w:val="3D5570"/>
+          <w:spacing w:val="3"/>
+          <w:kern w:val="0"/>
+          <w:sz w:val="8"/>
+          <w:szCs w:val="8"/>
+        </w:rPr>
+        <w:t>–4 cm</w:t>
+      </w:r>
+    </w:p>
+    <w:p>
+      <w:pPr>
+        <w:framePr w:w="170" w:hRule="auto" w:wrap="none" w:vAnchor="page" w:hAnchor="page" w:x="9669" w:y="7533"/>
+        <w:spacing w:before="0" w:after="0" w:line="110" w:lineRule="exact"/>
+        <w:ind w:left="0" w:right="0" w:firstLine="0"/>
+        <w:jc w:val="left"/>
+      </w:pPr>
+      <w:r>
+        <w:rPr>
+          <w:rFonts w:ascii="Montserrat" w:hAnsi="Montserrat" w:cs="Montserrat" w:eastAsia="Montserrat"/>
+          <w:b w:val="0"/>
+          <w:i w:val="0"/>
+          <w:color w:val="AFBAC6"/>
+          <w:kern w:val="0"/>
+          <w:sz w:val="11"/>
+          <w:szCs w:val="11"/>
+        </w:rPr>
+        <w:t>☐</w:t>
+      </w:r>
+    </w:p>
+    <w:p>
+      <w:pPr>
+        <w:framePr w:w="1018" w:hRule="auto" w:wrap="none" w:vAnchor="page" w:hAnchor="page" w:x="9760" w:y="7515"/>
+        <w:spacing w:before="0" w:after="0" w:line="90" w:lineRule="exact"/>
+        <w:ind w:left="0" w:right="0" w:firstLine="0"/>
+        <w:jc w:val="left"/>
+      </w:pPr>
+      <w:r>
+        <w:rPr>
+          <w:rFonts w:ascii="Montserrat" w:hAnsi="Montserrat" w:cs="Montserrat" w:eastAsia="Montserrat"/>
+          <w:b w:val="0"/>
+          <w:i w:val="0"/>
+          <w:color w:val="5A6E84"/>
+          <w:spacing w:val="1"/>
+          <w:kern w:val="0"/>
+          <w:sz w:val="9"/>
+          <w:szCs w:val="9"/>
+        </w:rPr>
+        <w:t>Modera</w:t>
+      </w:r>
+      <w:r>
+        <w:rPr>
+          <w:rFonts w:ascii="Montserrat" w:hAnsi="Montserrat" w:cs="Montserrat" w:eastAsia="Montserrat"/>
+          <w:b w:val="0"/>
+          <w:i w:val="0"/>
+          <w:color w:val="5A6E84"/>
+          <w:kern w:val="0"/>
+          <w:sz w:val="9"/>
+          <w:szCs w:val="9"/>
+        </w:rPr>
+        <w:t>tely compact</w:t>
+      </w:r>
+    </w:p>
+    <w:p>
+      <w:pPr>
+        <w:framePr w:w="954" w:hRule="auto" w:wrap="none" w:vAnchor="page" w:hAnchor="page" w:x="9760" w:y="7593"/>
+        <w:spacing w:before="0" w:after="0" w:line="80" w:lineRule="exact"/>
+        <w:ind w:left="0" w:right="0" w:firstLine="0"/>
+        <w:jc w:val="left"/>
+      </w:pPr>
+      <w:r>
+        <w:rPr>
+          <w:rFonts w:ascii="Montserrat" w:hAnsi="Montserrat" w:cs="Montserrat" w:eastAsia="Montserrat"/>
+          <w:b w:val="0"/>
+          <w:i w:val="0"/>
+          <w:color w:val="5A6E84"/>
+          <w:spacing w:val="4"/>
+          <w:kern w:val="0"/>
+          <w:sz w:val="8"/>
+          <w:szCs w:val="8"/>
+        </w:rPr>
+        <w:t>Умерено компакт</w:t>
+      </w:r>
+      <w:r>
+        <w:rPr>
+          <w:rFonts w:ascii="Montserrat" w:hAnsi="Montserrat" w:cs="Montserrat" w:eastAsia="Montserrat"/>
+          <w:b w:val="0"/>
+          <w:i w:val="0"/>
+          <w:color w:val="5A6E84"/>
+          <w:spacing w:val="3"/>
+          <w:kern w:val="0"/>
+          <w:sz w:val="8"/>
+          <w:szCs w:val="8"/>
+        </w:rPr>
+        <w:t>ни</w:t>
+      </w:r>
+    </w:p>
+    <w:p>
+      <w:pPr>
+        <w:framePr w:w="170" w:hRule="auto" w:wrap="none" w:vAnchor="page" w:hAnchor="page" w:x="7982" w:y="7743"/>
+        <w:spacing w:before="0" w:after="0" w:line="110" w:lineRule="exact"/>
+        <w:ind w:left="0" w:right="0" w:firstLine="0"/>
+        <w:jc w:val="left"/>
+      </w:pPr>
+      <w:r>
+        <w:rPr>
+          <w:rFonts w:ascii="Montserrat" w:hAnsi="Montserrat" w:cs="Montserrat" w:eastAsia="Montserrat"/>
+          <w:b w:val="0"/>
+          <w:i w:val="0"/>
+          <w:color w:val="AFBAC6"/>
+          <w:kern w:val="0"/>
+          <w:sz w:val="11"/>
+          <w:szCs w:val="11"/>
+        </w:rPr>
+        <w:t>☐</w:t>
+      </w:r>
+    </w:p>
+    <w:p>
+      <w:pPr>
+        <w:framePr w:w="646" w:hRule="auto" w:wrap="none" w:vAnchor="page" w:hAnchor="page" w:x="8073" w:y="7725"/>
+        <w:spacing w:before="0" w:after="0" w:line="90" w:lineRule="exact"/>
+        <w:ind w:left="0" w:right="0" w:firstLine="0"/>
+        <w:jc w:val="left"/>
+      </w:pPr>
+      <w:r>
+        <w:rPr>
+          <w:rFonts w:ascii="Montserrat" w:hAnsi="Montserrat" w:cs="Montserrat" w:eastAsia="Montserrat"/>
+          <w:b w:val="0"/>
+          <w:i w:val="0"/>
+          <w:color w:val="5A6E84"/>
+          <w:spacing w:val="1"/>
+          <w:kern w:val="0"/>
+          <w:sz w:val="9"/>
+          <w:szCs w:val="9"/>
+        </w:rPr>
+        <w:t xml:space="preserve">Loose </w:t>
+      </w:r>
+      <w:r>
+        <w:rPr>
+          <w:rFonts w:ascii="Montserrat" w:hAnsi="Montserrat" w:cs="Montserrat" w:eastAsia="Montserrat"/>
+          <w:b w:val="0"/>
+          <w:i w:val="0"/>
+          <w:color w:val="5A6E84"/>
+          <w:kern w:val="0"/>
+          <w:sz w:val="9"/>
+          <w:szCs w:val="9"/>
+        </w:rPr>
+        <w:t>or airy</w:t>
+      </w:r>
+    </w:p>
+    <w:p>
+      <w:pPr>
+        <w:framePr w:w="566" w:hRule="auto" w:wrap="none" w:vAnchor="page" w:hAnchor="page" w:x="8073" w:y="7803"/>
+        <w:spacing w:before="0" w:after="0" w:line="80" w:lineRule="exact"/>
+        <w:ind w:left="0" w:right="0" w:firstLine="0"/>
+        <w:jc w:val="left"/>
+      </w:pPr>
+      <w:r>
+        <w:rPr>
+          <w:rFonts w:ascii="Montserrat" w:hAnsi="Montserrat" w:cs="Montserrat" w:eastAsia="Montserrat"/>
+          <w:b w:val="0"/>
+          <w:i w:val="0"/>
+          <w:color w:val="5A6E84"/>
+          <w:spacing w:val="5"/>
+          <w:kern w:val="0"/>
+          <w:sz w:val="8"/>
+          <w:szCs w:val="8"/>
+        </w:rPr>
+        <w:t>Растрес</w:t>
+      </w:r>
+      <w:r>
+        <w:rPr>
+          <w:rFonts w:ascii="Montserrat" w:hAnsi="Montserrat" w:cs="Montserrat" w:eastAsia="Montserrat"/>
+          <w:b w:val="0"/>
+          <w:i w:val="0"/>
+          <w:color w:val="5A6E84"/>
+          <w:spacing w:val="4"/>
+          <w:kern w:val="0"/>
+          <w:sz w:val="8"/>
+          <w:szCs w:val="8"/>
+        </w:rPr>
+        <w:t>ити</w:t>
+      </w:r>
+    </w:p>
+    <w:p>
+      <w:pPr>
+        <w:framePr w:w="170" w:hRule="auto" w:wrap="none" w:vAnchor="page" w:hAnchor="page" w:x="9669" w:y="7743"/>
+        <w:spacing w:before="0" w:after="0" w:line="110" w:lineRule="exact"/>
+        <w:ind w:left="0" w:right="0" w:firstLine="0"/>
+        <w:jc w:val="left"/>
+      </w:pPr>
+      <w:r>
+        <w:rPr>
+          <w:rFonts w:ascii="Montserrat" w:hAnsi="Montserrat" w:cs="Montserrat" w:eastAsia="Montserrat"/>
+          <w:b w:val="0"/>
+          <w:i w:val="0"/>
+          <w:color w:val="AFBAC6"/>
+          <w:kern w:val="0"/>
+          <w:sz w:val="11"/>
+          <w:szCs w:val="11"/>
+        </w:rPr>
+        <w:t>☐</w:t>
+      </w:r>
+    </w:p>
+    <w:p>
+      <w:pPr>
+        <w:framePr w:w="650" w:hRule="auto" w:wrap="none" w:vAnchor="page" w:hAnchor="page" w:x="9760" w:y="7725"/>
+        <w:spacing w:before="0" w:after="0" w:line="90" w:lineRule="exact"/>
+        <w:ind w:left="0" w:right="0" w:firstLine="0"/>
+        <w:jc w:val="left"/>
+      </w:pPr>
+      <w:r>
+        <w:rPr>
+          <w:rFonts w:ascii="Montserrat" w:hAnsi="Montserrat" w:cs="Montserrat" w:eastAsia="Montserrat"/>
+          <w:b w:val="0"/>
+          <w:i w:val="0"/>
+          <w:color w:val="5A6E84"/>
+          <w:spacing w:val="1"/>
+          <w:kern w:val="0"/>
+          <w:sz w:val="9"/>
+          <w:szCs w:val="9"/>
+        </w:rPr>
+        <w:t>Fra</w:t>
+      </w:r>
+      <w:r>
+        <w:rPr>
+          <w:rFonts w:ascii="Montserrat" w:hAnsi="Montserrat" w:cs="Montserrat" w:eastAsia="Montserrat"/>
+          <w:b w:val="0"/>
+          <w:i w:val="0"/>
+          <w:color w:val="5A6E84"/>
+          <w:kern w:val="0"/>
+          <w:sz w:val="9"/>
+          <w:szCs w:val="9"/>
+        </w:rPr>
+        <w:t>gmented</w:t>
+      </w:r>
+    </w:p>
+    <w:p>
+      <w:pPr>
+        <w:framePr w:w="782" w:hRule="auto" w:wrap="none" w:vAnchor="page" w:hAnchor="page" w:x="9760" w:y="7803"/>
+        <w:spacing w:before="0" w:after="0" w:line="80" w:lineRule="exact"/>
+        <w:ind w:left="0" w:right="0" w:firstLine="0"/>
+        <w:jc w:val="left"/>
+      </w:pPr>
+      <w:r>
+        <w:rPr>
+          <w:rFonts w:ascii="Montserrat" w:hAnsi="Montserrat" w:cs="Montserrat" w:eastAsia="Montserrat"/>
+          <w:b w:val="0"/>
+          <w:i w:val="0"/>
+          <w:color w:val="5A6E84"/>
+          <w:spacing w:val="5"/>
+          <w:kern w:val="0"/>
+          <w:sz w:val="8"/>
+          <w:szCs w:val="8"/>
+        </w:rPr>
+        <w:t>Фрагментирани</w:t>
+      </w:r>
+    </w:p>
+    <w:p>
+      <w:pPr>
+        <w:framePr w:w="170" w:hRule="auto" w:wrap="none" w:vAnchor="page" w:hAnchor="page" w:x="726" w:y="8178"/>
+        <w:spacing w:before="0" w:after="0" w:line="110" w:lineRule="exact"/>
+        <w:ind w:left="0" w:right="0" w:firstLine="0"/>
+        <w:jc w:val="left"/>
+      </w:pPr>
+      <w:r>
+        <w:rPr>
+          <w:rFonts w:ascii="Montserrat" w:hAnsi="Montserrat" w:cs="Montserrat" w:eastAsia="Montserrat"/>
+          <w:b w:val="0"/>
+          <w:i w:val="0"/>
+          <w:color w:val="2C5282"/>
+          <w:kern w:val="0"/>
+          <w:sz w:val="11"/>
+          <w:szCs w:val="11"/>
+        </w:rPr>
+        <w:t>☒</w:t>
+      </w:r>
+    </w:p>
+    <w:p>
+      <w:pPr>
+        <w:framePr w:w="975" w:hRule="auto" w:wrap="none" w:vAnchor="page" w:hAnchor="page" w:x="817" w:y="8160"/>
         <w:spacing w:before="0" w:after="0" w:line="90" w:lineRule="exact"/>
         <w:ind w:left="0" w:right="0" w:firstLine="0"/>
         <w:jc w:val="left"/>
@@ -11282,7 +10630,7 @@
           <w:sz w:val="9"/>
           <w:szCs w:val="9"/>
         </w:rPr>
-        <w:t>Comp</w:t>
+        <w:t>Dry, resi</w:t>
       </w:r>
       <w:r>
         <w:rPr>
@@ -11295,16 +10643,29 @@
           <w:sz w:val="9"/>
           <w:szCs w:val="9"/>
         </w:rPr>
-        <w:t>act cymes 1–...</w:t>
-      </w:r>
-    </w:p>
-    <w:p>
-      <w:pPr>
-        <w:framePr w:w="854" w:hRule="auto" w:wrap="none" w:vAnchor="page" w:hAnchor="page" w:x="8540" w:y="7593"/>
+        <w:t>nous; snaps</w:t>
+      </w:r>
+    </w:p>
+    <w:p>
+      <w:pPr>
+        <w:framePr w:w="1090" w:hRule="auto" w:wrap="none" w:vAnchor="page" w:hAnchor="page" w:x="817" w:y="8238"/>
         <w:spacing w:before="0" w:after="0" w:line="80" w:lineRule="exact"/>
         <w:ind w:left="0" w:right="0" w:firstLine="0"/>
         <w:jc w:val="left"/>
       </w:pPr>
+      <w:r>
+        <w:rPr>
+          <w:rFonts w:ascii="Montserrat" w:hAnsi="Montserrat" w:cs="Montserrat" w:eastAsia="Montserrat"/>
+          <w:b w:val="0"/>
+          <w:i w:val="0"/>
+          <w:color w:val="3D5570"/>
+          <w:spacing w:val="5"/>
+          <w:kern w:val="0"/>
+          <w:sz w:val="8"/>
+          <w:szCs w:val="8"/>
+        </w:rPr>
+        <w:t>Сува, смол</w:t>
+      </w:r>
       <w:r>
         <w:rPr>
           <w:rFonts w:ascii="Montserrat" w:hAnsi="Montserrat" w:cs="Montserrat" w:eastAsia="Montserrat"/>
@@ -11316,7 +10677,1299 @@
           <w:sz w:val="8"/>
           <w:szCs w:val="8"/>
         </w:rPr>
-        <w:t>Компактни 1</w:t>
+        <w:t>на; кршлива</w:t>
+      </w:r>
+    </w:p>
+    <w:p>
+      <w:pPr>
+        <w:framePr w:w="170" w:hRule="auto" w:wrap="none" w:vAnchor="page" w:hAnchor="page" w:x="2412" w:y="8178"/>
+        <w:spacing w:before="0" w:after="0" w:line="110" w:lineRule="exact"/>
+        <w:ind w:left="0" w:right="0" w:firstLine="0"/>
+        <w:jc w:val="left"/>
+      </w:pPr>
+      <w:r>
+        <w:rPr>
+          <w:rFonts w:ascii="Montserrat" w:hAnsi="Montserrat" w:cs="Montserrat" w:eastAsia="Montserrat"/>
+          <w:b w:val="0"/>
+          <w:i w:val="0"/>
+          <w:color w:val="AFBAC6"/>
+          <w:kern w:val="0"/>
+          <w:sz w:val="11"/>
+          <w:szCs w:val="11"/>
+        </w:rPr>
+        <w:t>☐</w:t>
+      </w:r>
+    </w:p>
+    <w:p>
+      <w:pPr>
+        <w:framePr w:w="741" w:hRule="auto" w:wrap="none" w:vAnchor="page" w:hAnchor="page" w:x="2503" w:y="8160"/>
+        <w:spacing w:before="0" w:after="0" w:line="90" w:lineRule="exact"/>
+        <w:ind w:left="0" w:right="0" w:firstLine="0"/>
+        <w:jc w:val="left"/>
+      </w:pPr>
+      <w:r>
+        <w:rPr>
+          <w:rFonts w:ascii="Montserrat" w:hAnsi="Montserrat" w:cs="Montserrat" w:eastAsia="Montserrat"/>
+          <w:b w:val="0"/>
+          <w:i w:val="0"/>
+          <w:color w:val="5A6E84"/>
+          <w:spacing w:val="1"/>
+          <w:kern w:val="0"/>
+          <w:sz w:val="9"/>
+          <w:szCs w:val="9"/>
+        </w:rPr>
+        <w:t>Slight</w:t>
+      </w:r>
+      <w:r>
+        <w:rPr>
+          <w:rFonts w:ascii="Montserrat" w:hAnsi="Montserrat" w:cs="Montserrat" w:eastAsia="Montserrat"/>
+          <w:b w:val="0"/>
+          <w:i w:val="0"/>
+          <w:color w:val="5A6E84"/>
+          <w:kern w:val="0"/>
+          <w:sz w:val="9"/>
+          <w:szCs w:val="9"/>
+        </w:rPr>
+        <w:t>ly pliable</w:t>
+      </w:r>
+    </w:p>
+    <w:p>
+      <w:pPr>
+        <w:framePr w:w="832" w:hRule="auto" w:wrap="none" w:vAnchor="page" w:hAnchor="page" w:x="2503" w:y="8238"/>
+        <w:spacing w:before="0" w:after="0" w:line="80" w:lineRule="exact"/>
+        <w:ind w:left="0" w:right="0" w:firstLine="0"/>
+        <w:jc w:val="left"/>
+      </w:pPr>
+      <w:r>
+        <w:rPr>
+          <w:rFonts w:ascii="Montserrat" w:hAnsi="Montserrat" w:cs="Montserrat" w:eastAsia="Montserrat"/>
+          <w:b w:val="0"/>
+          <w:i w:val="0"/>
+          <w:color w:val="5A6E84"/>
+          <w:spacing w:val="6"/>
+          <w:kern w:val="0"/>
+          <w:sz w:val="8"/>
+          <w:szCs w:val="8"/>
+        </w:rPr>
+        <w:t>Мал</w:t>
+      </w:r>
+      <w:r>
+        <w:rPr>
+          <w:rFonts w:ascii="Montserrat" w:hAnsi="Montserrat" w:cs="Montserrat" w:eastAsia="Montserrat"/>
+          <w:b w:val="0"/>
+          <w:i w:val="0"/>
+          <w:color w:val="5A6E84"/>
+          <w:spacing w:val="5"/>
+          <w:kern w:val="0"/>
+          <w:sz w:val="8"/>
+          <w:szCs w:val="8"/>
+        </w:rPr>
+        <w:t>ку еластична</w:t>
+      </w:r>
+    </w:p>
+    <w:p>
+      <w:pPr>
+        <w:framePr w:w="170" w:hRule="auto" w:wrap="none" w:vAnchor="page" w:hAnchor="page" w:x="726" w:y="8403"/>
+        <w:spacing w:before="0" w:after="0" w:line="110" w:lineRule="exact"/>
+        <w:ind w:left="0" w:right="0" w:firstLine="0"/>
+        <w:jc w:val="left"/>
+      </w:pPr>
+      <w:r>
+        <w:rPr>
+          <w:rFonts w:ascii="Montserrat" w:hAnsi="Montserrat" w:cs="Montserrat" w:eastAsia="Montserrat"/>
+          <w:b w:val="0"/>
+          <w:i w:val="0"/>
+          <w:color w:val="AFBAC6"/>
+          <w:kern w:val="0"/>
+          <w:sz w:val="11"/>
+          <w:szCs w:val="11"/>
+        </w:rPr>
+        <w:t>☐</w:t>
+      </w:r>
+    </w:p>
+    <w:p>
+      <w:pPr>
+        <w:framePr w:w="801" w:hRule="auto" w:wrap="none" w:vAnchor="page" w:hAnchor="page" w:x="817" w:y="8385"/>
+        <w:spacing w:before="0" w:after="0" w:line="90" w:lineRule="exact"/>
+        <w:ind w:left="0" w:right="0" w:firstLine="0"/>
+        <w:jc w:val="left"/>
+      </w:pPr>
+      <w:r>
+        <w:rPr>
+          <w:rFonts w:ascii="Montserrat" w:hAnsi="Montserrat" w:cs="Montserrat" w:eastAsia="Montserrat"/>
+          <w:b w:val="0"/>
+          <w:i w:val="0"/>
+          <w:color w:val="5A6E84"/>
+          <w:spacing w:val="1"/>
+          <w:kern w:val="0"/>
+          <w:sz w:val="9"/>
+          <w:szCs w:val="9"/>
+        </w:rPr>
+        <w:t>Over-dr</w:t>
+      </w:r>
+      <w:r>
+        <w:rPr>
+          <w:rFonts w:ascii="Montserrat" w:hAnsi="Montserrat" w:cs="Montserrat" w:eastAsia="Montserrat"/>
+          <w:b w:val="0"/>
+          <w:i w:val="0"/>
+          <w:color w:val="5A6E84"/>
+          <w:kern w:val="0"/>
+          <w:sz w:val="9"/>
+          <w:szCs w:val="9"/>
+        </w:rPr>
+        <w:t>y, friable</w:t>
+      </w:r>
+    </w:p>
+    <w:p>
+      <w:pPr>
+        <w:framePr w:w="995" w:hRule="auto" w:wrap="none" w:vAnchor="page" w:hAnchor="page" w:x="817" w:y="8463"/>
+        <w:spacing w:before="0" w:after="0" w:line="80" w:lineRule="exact"/>
+        <w:ind w:left="0" w:right="0" w:firstLine="0"/>
+        <w:jc w:val="left"/>
+      </w:pPr>
+      <w:r>
+        <w:rPr>
+          <w:rFonts w:ascii="Montserrat" w:hAnsi="Montserrat" w:cs="Montserrat" w:eastAsia="Montserrat"/>
+          <w:b w:val="0"/>
+          <w:i w:val="0"/>
+          <w:color w:val="5A6E84"/>
+          <w:spacing w:val="5"/>
+          <w:kern w:val="0"/>
+          <w:sz w:val="8"/>
+          <w:szCs w:val="8"/>
+        </w:rPr>
+        <w:t>Прес</w:t>
+      </w:r>
+      <w:r>
+        <w:rPr>
+          <w:rFonts w:ascii="Montserrat" w:hAnsi="Montserrat" w:cs="Montserrat" w:eastAsia="Montserrat"/>
+          <w:b w:val="0"/>
+          <w:i w:val="0"/>
+          <w:color w:val="5A6E84"/>
+          <w:spacing w:val="4"/>
+          <w:kern w:val="0"/>
+          <w:sz w:val="8"/>
+          <w:szCs w:val="8"/>
+        </w:rPr>
+        <w:t>ушена, ронлива</w:t>
+      </w:r>
+    </w:p>
+    <w:p>
+      <w:pPr>
+        <w:framePr w:w="170" w:hRule="auto" w:wrap="none" w:vAnchor="page" w:hAnchor="page" w:x="2412" w:y="8403"/>
+        <w:spacing w:before="0" w:after="0" w:line="110" w:lineRule="exact"/>
+        <w:ind w:left="0" w:right="0" w:firstLine="0"/>
+        <w:jc w:val="left"/>
+      </w:pPr>
+      <w:r>
+        <w:rPr>
+          <w:rFonts w:ascii="Montserrat" w:hAnsi="Montserrat" w:cs="Montserrat" w:eastAsia="Montserrat"/>
+          <w:b w:val="0"/>
+          <w:i w:val="0"/>
+          <w:color w:val="AFBAC6"/>
+          <w:kern w:val="0"/>
+          <w:sz w:val="11"/>
+          <w:szCs w:val="11"/>
+        </w:rPr>
+        <w:t>☐</w:t>
+      </w:r>
+    </w:p>
+    <w:p>
+      <w:pPr>
+        <w:framePr w:w="853" w:hRule="auto" w:wrap="none" w:vAnchor="page" w:hAnchor="page" w:x="2503" w:y="8385"/>
+        <w:spacing w:before="0" w:after="0" w:line="90" w:lineRule="exact"/>
+        <w:ind w:left="0" w:right="0" w:firstLine="0"/>
+        <w:jc w:val="left"/>
+      </w:pPr>
+      <w:r>
+        <w:rPr>
+          <w:rFonts w:ascii="Montserrat" w:hAnsi="Montserrat" w:cs="Montserrat" w:eastAsia="Montserrat"/>
+          <w:b w:val="0"/>
+          <w:i w:val="0"/>
+          <w:color w:val="5A6E84"/>
+          <w:spacing w:val="1"/>
+          <w:kern w:val="0"/>
+          <w:sz w:val="9"/>
+          <w:szCs w:val="9"/>
+        </w:rPr>
+        <w:t>Damp</w:t>
+      </w:r>
+      <w:r>
+        <w:rPr>
+          <w:rFonts w:ascii="Montserrat" w:hAnsi="Montserrat" w:cs="Montserrat" w:eastAsia="Montserrat"/>
+          <w:b w:val="0"/>
+          <w:i w:val="0"/>
+          <w:color w:val="5A6E84"/>
+          <w:kern w:val="0"/>
+          <w:sz w:val="9"/>
+          <w:szCs w:val="9"/>
+        </w:rPr>
+        <w:t xml:space="preserve"> — atypical</w:t>
+      </w:r>
+    </w:p>
+    <w:p>
+      <w:pPr>
+        <w:framePr w:w="970" w:hRule="auto" w:wrap="none" w:vAnchor="page" w:hAnchor="page" w:x="2503" w:y="8463"/>
+        <w:spacing w:before="0" w:after="0" w:line="80" w:lineRule="exact"/>
+        <w:ind w:left="0" w:right="0" w:firstLine="0"/>
+        <w:jc w:val="left"/>
+      </w:pPr>
+      <w:r>
+        <w:rPr>
+          <w:rFonts w:ascii="Montserrat" w:hAnsi="Montserrat" w:cs="Montserrat" w:eastAsia="Montserrat"/>
+          <w:b w:val="0"/>
+          <w:i w:val="0"/>
+          <w:color w:val="5A6E84"/>
+          <w:spacing w:val="6"/>
+          <w:kern w:val="0"/>
+          <w:sz w:val="8"/>
+          <w:szCs w:val="8"/>
+        </w:rPr>
+        <w:t xml:space="preserve">Влажна </w:t>
+      </w:r>
+      <w:r>
+        <w:rPr>
+          <w:rFonts w:ascii="Montserrat" w:hAnsi="Montserrat" w:cs="Montserrat" w:eastAsia="Montserrat"/>
+          <w:b w:val="0"/>
+          <w:i w:val="0"/>
+          <w:color w:val="5A6E84"/>
+          <w:spacing w:val="5"/>
+          <w:kern w:val="0"/>
+          <w:sz w:val="8"/>
+          <w:szCs w:val="8"/>
+        </w:rPr>
+        <w:t>— атипична</w:t>
+      </w:r>
+    </w:p>
+    <w:p>
+      <w:pPr>
+        <w:framePr w:w="170" w:hRule="auto" w:wrap="none" w:vAnchor="page" w:hAnchor="page" w:x="4354" w:y="8178"/>
+        <w:spacing w:before="0" w:after="0" w:line="110" w:lineRule="exact"/>
+        <w:ind w:left="0" w:right="0" w:firstLine="0"/>
+        <w:jc w:val="left"/>
+      </w:pPr>
+      <w:r>
+        <w:rPr>
+          <w:rFonts w:ascii="Montserrat" w:hAnsi="Montserrat" w:cs="Montserrat" w:eastAsia="Montserrat"/>
+          <w:b w:val="0"/>
+          <w:i w:val="0"/>
+          <w:color w:val="AFBAC6"/>
+          <w:kern w:val="0"/>
+          <w:sz w:val="11"/>
+          <w:szCs w:val="11"/>
+        </w:rPr>
+        <w:t>☐</w:t>
+      </w:r>
+    </w:p>
+    <w:p>
+      <w:pPr>
+        <w:framePr w:w="506" w:hRule="auto" w:wrap="none" w:vAnchor="page" w:hAnchor="page" w:x="4445" w:y="8238"/>
+        <w:spacing w:before="0" w:after="0" w:line="80" w:lineRule="exact"/>
+        <w:ind w:left="0" w:right="0" w:firstLine="0"/>
+        <w:jc w:val="left"/>
+      </w:pPr>
+      <w:r>
+        <w:rPr>
+          <w:rFonts w:ascii="Montserrat" w:hAnsi="Montserrat" w:cs="Montserrat" w:eastAsia="Montserrat"/>
+          <w:b w:val="0"/>
+          <w:i w:val="0"/>
+          <w:color w:val="5A6E84"/>
+          <w:spacing w:val="4"/>
+          <w:kern w:val="0"/>
+          <w:sz w:val="8"/>
+          <w:szCs w:val="8"/>
+        </w:rPr>
+        <w:t>Оштете</w:t>
+      </w:r>
+      <w:r>
+        <w:rPr>
+          <w:rFonts w:ascii="Montserrat" w:hAnsi="Montserrat" w:cs="Montserrat" w:eastAsia="Montserrat"/>
+          <w:b w:val="0"/>
+          <w:i w:val="0"/>
+          <w:color w:val="5A6E84"/>
+          <w:spacing w:val="3"/>
+          <w:kern w:val="0"/>
+          <w:sz w:val="8"/>
+          <w:szCs w:val="8"/>
+        </w:rPr>
+        <w:t>ни</w:t>
+      </w:r>
+    </w:p>
+    <w:p>
+      <w:pPr>
+        <w:framePr w:w="170" w:hRule="auto" w:wrap="none" w:vAnchor="page" w:hAnchor="page" w:x="5478" w:y="8178"/>
+        <w:spacing w:before="0" w:after="0" w:line="110" w:lineRule="exact"/>
+        <w:ind w:left="0" w:right="0" w:firstLine="0"/>
+        <w:jc w:val="left"/>
+      </w:pPr>
+      <w:r>
+        <w:rPr>
+          <w:rFonts w:ascii="Montserrat" w:hAnsi="Montserrat" w:cs="Montserrat" w:eastAsia="Montserrat"/>
+          <w:b w:val="0"/>
+          <w:i w:val="0"/>
+          <w:color w:val="2C5282"/>
+          <w:kern w:val="0"/>
+          <w:sz w:val="11"/>
+          <w:szCs w:val="11"/>
+        </w:rPr>
+        <w:t>☐</w:t>
+      </w:r>
+    </w:p>
+    <w:p>
+      <w:pPr>
+        <w:framePr w:w="560" w:hRule="auto" w:wrap="none" w:vAnchor="page" w:hAnchor="page" w:x="5569" w:y="8238"/>
+        <w:spacing w:before="0" w:after="0" w:line="80" w:lineRule="exact"/>
+        <w:ind w:left="0" w:right="0" w:firstLine="0"/>
+        <w:jc w:val="left"/>
+      </w:pPr>
+      <w:r>
+        <w:rPr>
+          <w:rFonts w:ascii="Montserrat" w:hAnsi="Montserrat" w:cs="Montserrat" w:eastAsia="Montserrat"/>
+          <w:b w:val="0"/>
+          <w:i w:val="0"/>
+          <w:color w:val="3D5570"/>
+          <w:spacing w:val="5"/>
+          <w:kern w:val="0"/>
+          <w:sz w:val="8"/>
+          <w:szCs w:val="8"/>
+        </w:rPr>
+        <w:t>Јај</w:t>
+      </w:r>
+      <w:r>
+        <w:rPr>
+          <w:rFonts w:ascii="Montserrat" w:hAnsi="Montserrat" w:cs="Montserrat" w:eastAsia="Montserrat"/>
+          <w:b w:val="0"/>
+          <w:i w:val="0"/>
+          <w:color w:val="3D5570"/>
+          <w:spacing w:val="4"/>
+          <w:kern w:val="0"/>
+          <w:sz w:val="8"/>
+          <w:szCs w:val="8"/>
+        </w:rPr>
+        <w:t>цевидни</w:t>
+      </w:r>
+    </w:p>
+    <w:p>
+      <w:pPr>
+        <w:framePr w:w="170" w:hRule="auto" w:wrap="none" w:vAnchor="page" w:hAnchor="page" w:x="6603" w:y="8178"/>
+        <w:spacing w:before="0" w:after="0" w:line="110" w:lineRule="exact"/>
+        <w:ind w:left="0" w:right="0" w:firstLine="0"/>
+        <w:jc w:val="left"/>
+      </w:pPr>
+      <w:r>
+        <w:rPr>
+          <w:rFonts w:ascii="Montserrat" w:hAnsi="Montserrat" w:cs="Montserrat" w:eastAsia="Montserrat"/>
+          <w:b w:val="0"/>
+          <w:i w:val="0"/>
+          <w:color w:val="AFBAC6"/>
+          <w:kern w:val="0"/>
+          <w:sz w:val="11"/>
+          <w:szCs w:val="11"/>
+        </w:rPr>
+        <w:t>☐</w:t>
+      </w:r>
+    </w:p>
+    <w:p>
+      <w:pPr>
+        <w:framePr w:w="785" w:hRule="auto" w:wrap="none" w:vAnchor="page" w:hAnchor="page" w:x="6694" w:y="8238"/>
+        <w:spacing w:before="0" w:after="0" w:line="80" w:lineRule="exact"/>
+        <w:ind w:left="0" w:right="0" w:firstLine="0"/>
+        <w:jc w:val="left"/>
+      </w:pPr>
+      <w:r>
+        <w:rPr>
+          <w:rFonts w:ascii="Montserrat" w:hAnsi="Montserrat" w:cs="Montserrat" w:eastAsia="Montserrat"/>
+          <w:b w:val="0"/>
+          <w:i w:val="0"/>
+          <w:color w:val="5A6E84"/>
+          <w:spacing w:val="4"/>
+          <w:kern w:val="0"/>
+          <w:sz w:val="8"/>
+          <w:szCs w:val="8"/>
+        </w:rPr>
+        <w:t>З</w:t>
+      </w:r>
+      <w:r>
+        <w:rPr>
+          <w:rFonts w:ascii="Montserrat" w:hAnsi="Montserrat" w:cs="Montserrat" w:eastAsia="Montserrat"/>
+          <w:b w:val="0"/>
+          <w:i w:val="0"/>
+          <w:color w:val="5A6E84"/>
+          <w:spacing w:val="3"/>
+          <w:kern w:val="0"/>
+          <w:sz w:val="8"/>
+          <w:szCs w:val="8"/>
+        </w:rPr>
+        <w:t>елени, незрели</w:t>
+      </w:r>
+    </w:p>
+    <w:p>
+      <w:pPr>
+        <w:framePr w:w="170" w:hRule="auto" w:wrap="none" w:vAnchor="page" w:hAnchor="page" w:x="7982" w:y="8178"/>
+        <w:spacing w:before="0" w:after="0" w:line="110" w:lineRule="exact"/>
+        <w:ind w:left="0" w:right="0" w:firstLine="0"/>
+        <w:jc w:val="left"/>
+      </w:pPr>
+      <w:r>
+        <w:rPr>
+          <w:rFonts w:ascii="Montserrat" w:hAnsi="Montserrat" w:cs="Montserrat" w:eastAsia="Montserrat"/>
+          <w:b w:val="0"/>
+          <w:i w:val="0"/>
+          <w:color w:val="2C5282"/>
+          <w:kern w:val="0"/>
+          <w:sz w:val="11"/>
+          <w:szCs w:val="11"/>
+        </w:rPr>
+        <w:t>☒</w:t>
+      </w:r>
+    </w:p>
+    <w:p>
+      <w:pPr>
+        <w:framePr w:w="711" w:hRule="auto" w:wrap="none" w:vAnchor="page" w:hAnchor="page" w:x="8073" w:y="8160"/>
+        <w:spacing w:before="0" w:after="0" w:line="90" w:lineRule="exact"/>
+        <w:ind w:left="0" w:right="0" w:firstLine="0"/>
+        <w:jc w:val="left"/>
+      </w:pPr>
+      <w:r>
+        <w:rPr>
+          <w:rFonts w:ascii="Montserrat" w:hAnsi="Montserrat" w:cs="Montserrat" w:eastAsia="Montserrat"/>
+          <w:b w:val="0"/>
+          <w:i w:val="0"/>
+          <w:color w:val="16324F"/>
+          <w:spacing w:val="2"/>
+          <w:kern w:val="0"/>
+          <w:sz w:val="9"/>
+          <w:szCs w:val="9"/>
+        </w:rPr>
+        <w:t>Dense, amb</w:t>
+      </w:r>
+      <w:r>
+        <w:rPr>
+          <w:rFonts w:ascii="Montserrat" w:hAnsi="Montserrat" w:cs="Montserrat" w:eastAsia="Montserrat"/>
+          <w:b w:val="0"/>
+          <w:i w:val="0"/>
+          <w:color w:val="16324F"/>
+          <w:spacing w:val="1"/>
+          <w:kern w:val="0"/>
+          <w:sz w:val="9"/>
+          <w:szCs w:val="9"/>
+        </w:rPr>
+        <w:t>er</w:t>
+      </w:r>
+    </w:p>
+    <w:p>
+      <w:pPr>
+        <w:framePr w:w="308" w:hRule="auto" w:wrap="none" w:vAnchor="page" w:hAnchor="page" w:x="8073" w:y="8238"/>
+        <w:spacing w:before="0" w:after="0" w:line="80" w:lineRule="exact"/>
+        <w:ind w:left="0" w:right="0" w:firstLine="0"/>
+        <w:jc w:val="left"/>
+      </w:pPr>
+      <w:r>
+        <w:rPr>
+          <w:rFonts w:ascii="Montserrat" w:hAnsi="Montserrat" w:cs="Montserrat" w:eastAsia="Montserrat"/>
+          <w:b w:val="0"/>
+          <w:i w:val="0"/>
+          <w:color w:val="3D5570"/>
+          <w:spacing w:val="5"/>
+          <w:kern w:val="0"/>
+          <w:sz w:val="8"/>
+          <w:szCs w:val="8"/>
+        </w:rPr>
+        <w:t>Г</w:t>
+      </w:r>
+      <w:r>
+        <w:rPr>
+          <w:rFonts w:ascii="Montserrat" w:hAnsi="Montserrat" w:cs="Montserrat" w:eastAsia="Montserrat"/>
+          <w:b w:val="0"/>
+          <w:i w:val="0"/>
+          <w:color w:val="3D5570"/>
+          <w:spacing w:val="4"/>
+          <w:kern w:val="0"/>
+          <w:sz w:val="8"/>
+          <w:szCs w:val="8"/>
+        </w:rPr>
+        <w:t>усти</w:t>
+      </w:r>
+    </w:p>
+    <w:p>
+      <w:pPr>
+        <w:framePr w:w="170" w:hRule="auto" w:wrap="none" w:vAnchor="page" w:hAnchor="page" w:x="9107" w:y="8178"/>
+        <w:spacing w:before="0" w:after="0" w:line="110" w:lineRule="exact"/>
+        <w:ind w:left="0" w:right="0" w:firstLine="0"/>
+        <w:jc w:val="left"/>
+      </w:pPr>
+      <w:r>
+        <w:rPr>
+          <w:rFonts w:ascii="Montserrat" w:hAnsi="Montserrat" w:cs="Montserrat" w:eastAsia="Montserrat"/>
+          <w:b w:val="0"/>
+          <w:i w:val="0"/>
+          <w:color w:val="AFBAC6"/>
+          <w:kern w:val="0"/>
+          <w:sz w:val="11"/>
+          <w:szCs w:val="11"/>
+        </w:rPr>
+        <w:t>☐</w:t>
+      </w:r>
+    </w:p>
+    <w:p>
+      <w:pPr>
+        <w:framePr w:w="518" w:hRule="auto" w:wrap="none" w:vAnchor="page" w:hAnchor="page" w:x="9198" w:y="8160"/>
+        <w:spacing w:before="0" w:after="0" w:line="90" w:lineRule="exact"/>
+        <w:ind w:left="0" w:right="0" w:firstLine="0"/>
+        <w:jc w:val="left"/>
+      </w:pPr>
+      <w:r>
+        <w:rPr>
+          <w:rFonts w:ascii="Montserrat" w:hAnsi="Montserrat" w:cs="Montserrat" w:eastAsia="Montserrat"/>
+          <w:b w:val="0"/>
+          <w:i w:val="0"/>
+          <w:color w:val="5A6E84"/>
+          <w:spacing w:val="1"/>
+          <w:kern w:val="0"/>
+          <w:sz w:val="9"/>
+          <w:szCs w:val="9"/>
+        </w:rPr>
+        <w:t>Mod</w:t>
+      </w:r>
+      <w:r>
+        <w:rPr>
+          <w:rFonts w:ascii="Montserrat" w:hAnsi="Montserrat" w:cs="Montserrat" w:eastAsia="Montserrat"/>
+          <w:b w:val="0"/>
+          <w:i w:val="0"/>
+          <w:color w:val="5A6E84"/>
+          <w:kern w:val="0"/>
+          <w:sz w:val="9"/>
+          <w:szCs w:val="9"/>
+        </w:rPr>
+        <w:t>erate</w:t>
+      </w:r>
+    </w:p>
+    <w:p>
+      <w:pPr>
+        <w:framePr w:w="460" w:hRule="auto" w:wrap="none" w:vAnchor="page" w:hAnchor="page" w:x="9198" w:y="8238"/>
+        <w:spacing w:before="0" w:after="0" w:line="80" w:lineRule="exact"/>
+        <w:ind w:left="0" w:right="0" w:firstLine="0"/>
+        <w:jc w:val="left"/>
+      </w:pPr>
+      <w:r>
+        <w:rPr>
+          <w:rFonts w:ascii="Montserrat" w:hAnsi="Montserrat" w:cs="Montserrat" w:eastAsia="Montserrat"/>
+          <w:b w:val="0"/>
+          <w:i w:val="0"/>
+          <w:color w:val="5A6E84"/>
+          <w:spacing w:val="4"/>
+          <w:kern w:val="0"/>
+          <w:sz w:val="8"/>
+          <w:szCs w:val="8"/>
+        </w:rPr>
+        <w:t>Умере</w:t>
+      </w:r>
+      <w:r>
+        <w:rPr>
+          <w:rFonts w:ascii="Montserrat" w:hAnsi="Montserrat" w:cs="Montserrat" w:eastAsia="Montserrat"/>
+          <w:b w:val="0"/>
+          <w:i w:val="0"/>
+          <w:color w:val="5A6E84"/>
+          <w:spacing w:val="3"/>
+          <w:kern w:val="0"/>
+          <w:sz w:val="8"/>
+          <w:szCs w:val="8"/>
+        </w:rPr>
+        <w:t>ни</w:t>
+      </w:r>
+    </w:p>
+    <w:p>
+      <w:pPr>
+        <w:framePr w:w="170" w:hRule="auto" w:wrap="none" w:vAnchor="page" w:hAnchor="page" w:x="10231" w:y="8178"/>
+        <w:spacing w:before="0" w:after="0" w:line="110" w:lineRule="exact"/>
+        <w:ind w:left="0" w:right="0" w:firstLine="0"/>
+        <w:jc w:val="left"/>
+      </w:pPr>
+      <w:r>
+        <w:rPr>
+          <w:rFonts w:ascii="Montserrat" w:hAnsi="Montserrat" w:cs="Montserrat" w:eastAsia="Montserrat"/>
+          <w:b w:val="0"/>
+          <w:i w:val="0"/>
+          <w:color w:val="AFBAC6"/>
+          <w:kern w:val="0"/>
+          <w:sz w:val="11"/>
+          <w:szCs w:val="11"/>
+        </w:rPr>
+        <w:t>☐</w:t>
+      </w:r>
+    </w:p>
+    <w:p>
+      <w:pPr>
+        <w:framePr w:w="384" w:hRule="auto" w:wrap="none" w:vAnchor="page" w:hAnchor="page" w:x="10322" w:y="8160"/>
+        <w:spacing w:before="0" w:after="0" w:line="90" w:lineRule="exact"/>
+        <w:ind w:left="0" w:right="0" w:firstLine="0"/>
+        <w:jc w:val="left"/>
+      </w:pPr>
+      <w:r>
+        <w:rPr>
+          <w:rFonts w:ascii="Montserrat" w:hAnsi="Montserrat" w:cs="Montserrat" w:eastAsia="Montserrat"/>
+          <w:b w:val="0"/>
+          <w:i w:val="0"/>
+          <w:color w:val="5A6E84"/>
+          <w:spacing w:val="1"/>
+          <w:kern w:val="0"/>
+          <w:sz w:val="9"/>
+          <w:szCs w:val="9"/>
+        </w:rPr>
+        <w:t>Spa</w:t>
+      </w:r>
+      <w:r>
+        <w:rPr>
+          <w:rFonts w:ascii="Montserrat" w:hAnsi="Montserrat" w:cs="Montserrat" w:eastAsia="Montserrat"/>
+          <w:b w:val="0"/>
+          <w:i w:val="0"/>
+          <w:color w:val="5A6E84"/>
+          <w:kern w:val="0"/>
+          <w:sz w:val="9"/>
+          <w:szCs w:val="9"/>
+        </w:rPr>
+        <w:t>rse</w:t>
+      </w:r>
+    </w:p>
+    <w:p>
+      <w:pPr>
+        <w:framePr w:w="342" w:hRule="auto" w:wrap="none" w:vAnchor="page" w:hAnchor="page" w:x="10322" w:y="8238"/>
+        <w:spacing w:before="0" w:after="0" w:line="80" w:lineRule="exact"/>
+        <w:ind w:left="0" w:right="0" w:firstLine="0"/>
+        <w:jc w:val="left"/>
+      </w:pPr>
+      <w:r>
+        <w:rPr>
+          <w:rFonts w:ascii="Montserrat" w:hAnsi="Montserrat" w:cs="Montserrat" w:eastAsia="Montserrat"/>
+          <w:b w:val="0"/>
+          <w:i w:val="0"/>
+          <w:color w:val="5A6E84"/>
+          <w:spacing w:val="7"/>
+          <w:kern w:val="0"/>
+          <w:sz w:val="8"/>
+          <w:szCs w:val="8"/>
+        </w:rPr>
+        <w:t>Сл</w:t>
+      </w:r>
+      <w:r>
+        <w:rPr>
+          <w:rFonts w:ascii="Montserrat" w:hAnsi="Montserrat" w:cs="Montserrat" w:eastAsia="Montserrat"/>
+          <w:b w:val="0"/>
+          <w:i w:val="0"/>
+          <w:color w:val="5A6E84"/>
+          <w:spacing w:val="6"/>
+          <w:kern w:val="0"/>
+          <w:sz w:val="8"/>
+          <w:szCs w:val="8"/>
+        </w:rPr>
+        <w:t>аби</w:t>
+      </w:r>
+    </w:p>
+    <w:p>
+      <w:pPr>
+        <w:framePr w:w="1399" w:hRule="auto" w:wrap="none" w:vAnchor="page" w:hAnchor="page" w:x="673" w:y="9016"/>
+        <w:spacing w:before="0" w:after="0" w:line="110" w:lineRule="exact"/>
+        <w:ind w:left="0" w:right="0" w:firstLine="0"/>
+        <w:jc w:val="left"/>
+      </w:pPr>
+      <w:r>
+        <w:rPr>
+          <w:rFonts w:ascii="Montserrat" w:hAnsi="Montserrat" w:cs="Montserrat" w:eastAsia="Montserrat"/>
+          <w:b/>
+          <w:i w:val="0"/>
+          <w:color w:val="1E293B"/>
+          <w:spacing w:val="1"/>
+          <w:kern w:val="0"/>
+          <w:sz w:val="11"/>
+          <w:szCs w:val="11"/>
+        </w:rPr>
+        <w:t xml:space="preserve">Glandular </w:t>
+      </w:r>
+      <w:r>
+        <w:rPr>
+          <w:rFonts w:ascii="Montserrat" w:hAnsi="Montserrat" w:cs="Montserrat" w:eastAsia="Montserrat"/>
+          <w:b/>
+          <w:i w:val="0"/>
+          <w:color w:val="1E293B"/>
+          <w:kern w:val="0"/>
+          <w:sz w:val="11"/>
+          <w:szCs w:val="11"/>
+        </w:rPr>
+        <w:t>trichomes —</w:t>
+      </w:r>
+    </w:p>
+    <w:p>
+      <w:pPr>
+        <w:framePr w:w="632" w:hRule="auto" w:wrap="none" w:vAnchor="page" w:hAnchor="page" w:x="673" w:y="9136"/>
+        <w:spacing w:before="0" w:after="0" w:line="110" w:lineRule="exact"/>
+        <w:ind w:left="0" w:right="0" w:firstLine="0"/>
+        <w:jc w:val="left"/>
+      </w:pPr>
+      <w:r>
+        <w:rPr>
+          <w:rFonts w:ascii="Montserrat" w:hAnsi="Montserrat" w:cs="Montserrat" w:eastAsia="Montserrat"/>
+          <w:b/>
+          <w:i w:val="0"/>
+          <w:color w:val="1E293B"/>
+          <w:spacing w:val="1"/>
+          <w:kern w:val="0"/>
+          <w:sz w:val="11"/>
+          <w:szCs w:val="11"/>
+        </w:rPr>
+        <w:t>dete</w:t>
+      </w:r>
+      <w:r>
+        <w:rPr>
+          <w:rFonts w:ascii="Montserrat" w:hAnsi="Montserrat" w:cs="Montserrat" w:eastAsia="Montserrat"/>
+          <w:b/>
+          <w:i w:val="0"/>
+          <w:color w:val="1E293B"/>
+          <w:kern w:val="0"/>
+          <w:sz w:val="11"/>
+          <w:szCs w:val="11"/>
+        </w:rPr>
+        <w:t xml:space="preserve">cted </w:t>
+      </w:r>
+    </w:p>
+    <w:p>
+      <w:pPr>
+        <w:framePr w:w="778" w:hRule="auto" w:wrap="none" w:vAnchor="page" w:hAnchor="page" w:x="1230" w:y="9146"/>
+        <w:spacing w:before="0" w:after="0" w:line="100" w:lineRule="exact"/>
+        <w:ind w:left="0" w:right="0" w:firstLine="0"/>
+        <w:jc w:val="left"/>
+      </w:pPr>
+      <w:r>
+        <w:rPr>
+          <w:rFonts w:ascii="Montserrat" w:hAnsi="Montserrat" w:cs="Montserrat" w:eastAsia="Montserrat"/>
+          <w:b/>
+          <w:i w:val="0"/>
+          <w:color w:val="5A6E84"/>
+          <w:spacing w:val="-3"/>
+          <w:kern w:val="0"/>
+          <w:sz w:val="10"/>
+          <w:szCs w:val="10"/>
+        </w:rPr>
+        <w:t>Жлез</w:t>
+      </w:r>
+      <w:r>
+        <w:rPr>
+          <w:rFonts w:ascii="Montserrat" w:hAnsi="Montserrat" w:cs="Montserrat" w:eastAsia="Montserrat"/>
+          <w:b/>
+          <w:i w:val="0"/>
+          <w:color w:val="5A6E84"/>
+          <w:spacing w:val="-4"/>
+          <w:kern w:val="0"/>
+          <w:sz w:val="10"/>
+          <w:szCs w:val="10"/>
+        </w:rPr>
+        <w:t>дени —</w:t>
+      </w:r>
+    </w:p>
+    <w:p>
+      <w:pPr>
+        <w:framePr w:w="791" w:hRule="auto" w:wrap="none" w:vAnchor="page" w:hAnchor="page" w:x="673" w:y="9266"/>
+        <w:spacing w:before="0" w:after="0" w:line="100" w:lineRule="exact"/>
+        <w:ind w:left="0" w:right="0" w:firstLine="0"/>
+        <w:jc w:val="left"/>
+      </w:pPr>
+      <w:r>
+        <w:rPr>
+          <w:rFonts w:ascii="Montserrat" w:hAnsi="Montserrat" w:cs="Montserrat" w:eastAsia="Montserrat"/>
+          <w:b/>
+          <w:i w:val="0"/>
+          <w:color w:val="5A6E84"/>
+          <w:spacing w:val="-2"/>
+          <w:kern w:val="0"/>
+          <w:sz w:val="10"/>
+          <w:szCs w:val="10"/>
+        </w:rPr>
+        <w:t>дете</w:t>
+      </w:r>
+      <w:r>
+        <w:rPr>
+          <w:rFonts w:ascii="Montserrat" w:hAnsi="Montserrat" w:cs="Montserrat" w:eastAsia="Montserrat"/>
+          <w:b/>
+          <w:i w:val="0"/>
+          <w:color w:val="5A6E84"/>
+          <w:spacing w:val="-3"/>
+          <w:kern w:val="0"/>
+          <w:sz w:val="10"/>
+          <w:szCs w:val="10"/>
+        </w:rPr>
+        <w:t>ктирани</w:t>
+      </w:r>
+    </w:p>
+    <w:p>
+      <w:pPr>
+        <w:framePr w:w="170" w:hRule="auto" w:wrap="none" w:vAnchor="page" w:hAnchor="page" w:x="726" w:y="9423"/>
+        <w:spacing w:before="0" w:after="0" w:line="110" w:lineRule="exact"/>
+        <w:ind w:left="0" w:right="0" w:firstLine="0"/>
+        <w:jc w:val="left"/>
+      </w:pPr>
+      <w:r>
+        <w:rPr>
+          <w:rFonts w:ascii="Montserrat" w:hAnsi="Montserrat" w:cs="Montserrat" w:eastAsia="Montserrat"/>
+          <w:b w:val="0"/>
+          <w:i w:val="0"/>
+          <w:color w:val="AFBAC6"/>
+          <w:kern w:val="0"/>
+          <w:sz w:val="11"/>
+          <w:szCs w:val="11"/>
+        </w:rPr>
+        <w:t>☐</w:t>
+      </w:r>
+    </w:p>
+    <w:p>
+      <w:pPr>
+        <w:framePr w:w="305" w:hRule="auto" w:wrap="none" w:vAnchor="page" w:hAnchor="page" w:x="817" w:y="9483"/>
+        <w:spacing w:before="0" w:after="0" w:line="80" w:lineRule="exact"/>
+        <w:ind w:left="0" w:right="0" w:firstLine="0"/>
+        <w:jc w:val="left"/>
+      </w:pPr>
+      <w:r>
+        <w:rPr>
+          <w:rFonts w:ascii="Montserrat" w:hAnsi="Montserrat" w:cs="Montserrat" w:eastAsia="Montserrat"/>
+          <w:b w:val="0"/>
+          <w:i w:val="0"/>
+          <w:color w:val="5A6E84"/>
+          <w:spacing w:val="7"/>
+          <w:kern w:val="0"/>
+          <w:sz w:val="8"/>
+          <w:szCs w:val="8"/>
+        </w:rPr>
+        <w:t>Нема</w:t>
+      </w:r>
+    </w:p>
+    <w:p>
+      <w:pPr>
+        <w:framePr w:w="170" w:hRule="auto" w:wrap="none" w:vAnchor="page" w:hAnchor="page" w:x="726" w:y="9663"/>
+        <w:spacing w:before="0" w:after="0" w:line="110" w:lineRule="exact"/>
+        <w:ind w:left="0" w:right="0" w:firstLine="0"/>
+        <w:jc w:val="left"/>
+      </w:pPr>
+      <w:r>
+        <w:rPr>
+          <w:rFonts w:ascii="Montserrat" w:hAnsi="Montserrat" w:cs="Montserrat" w:eastAsia="Montserrat"/>
+          <w:b w:val="0"/>
+          <w:i w:val="0"/>
+          <w:color w:val="2C5282"/>
+          <w:kern w:val="0"/>
+          <w:sz w:val="11"/>
+          <w:szCs w:val="11"/>
+        </w:rPr>
+        <w:t>☐</w:t>
+      </w:r>
+    </w:p>
+    <w:p>
+      <w:pPr>
+        <w:framePr w:w="635" w:hRule="auto" w:wrap="none" w:vAnchor="page" w:hAnchor="page" w:x="817" w:y="9723"/>
+        <w:spacing w:before="0" w:after="0" w:line="80" w:lineRule="exact"/>
+        <w:ind w:left="0" w:right="0" w:firstLine="0"/>
+        <w:jc w:val="left"/>
+      </w:pPr>
+      <w:r>
+        <w:rPr>
+          <w:rFonts w:ascii="Montserrat" w:hAnsi="Montserrat" w:cs="Montserrat" w:eastAsia="Montserrat"/>
+          <w:b w:val="0"/>
+          <w:i w:val="0"/>
+          <w:color w:val="3D5570"/>
+          <w:spacing w:val="5"/>
+          <w:kern w:val="0"/>
+          <w:sz w:val="8"/>
+          <w:szCs w:val="8"/>
+        </w:rPr>
+        <w:t>Дете</w:t>
+      </w:r>
+      <w:r>
+        <w:rPr>
+          <w:rFonts w:ascii="Montserrat" w:hAnsi="Montserrat" w:cs="Montserrat" w:eastAsia="Montserrat"/>
+          <w:b w:val="0"/>
+          <w:i w:val="0"/>
+          <w:color w:val="3D5570"/>
+          <w:spacing w:val="4"/>
+          <w:kern w:val="0"/>
+          <w:sz w:val="8"/>
+          <w:szCs w:val="8"/>
+        </w:rPr>
+        <w:t>ктирани</w:t>
+      </w:r>
+    </w:p>
+    <w:p>
+      <w:pPr>
+        <w:framePr w:w="1357" w:hRule="auto" w:wrap="none" w:vAnchor="page" w:hAnchor="page" w:x="2477" w:y="9016"/>
+        <w:spacing w:before="0" w:after="0" w:line="110" w:lineRule="exact"/>
+        <w:ind w:left="0" w:right="0" w:firstLine="0"/>
+        <w:jc w:val="left"/>
+      </w:pPr>
+      <w:r>
+        <w:rPr>
+          <w:rFonts w:ascii="Montserrat" w:hAnsi="Montserrat" w:cs="Montserrat" w:eastAsia="Montserrat"/>
+          <w:b/>
+          <w:i w:val="0"/>
+          <w:color w:val="1E293B"/>
+          <w:spacing w:val="1"/>
+          <w:kern w:val="0"/>
+          <w:sz w:val="11"/>
+          <w:szCs w:val="11"/>
+        </w:rPr>
+        <w:t>Covering t</w:t>
+      </w:r>
+      <w:r>
+        <w:rPr>
+          <w:rFonts w:ascii="Montserrat" w:hAnsi="Montserrat" w:cs="Montserrat" w:eastAsia="Montserrat"/>
+          <w:b/>
+          <w:i w:val="0"/>
+          <w:color w:val="1E293B"/>
+          <w:kern w:val="0"/>
+          <w:sz w:val="11"/>
+          <w:szCs w:val="11"/>
+        </w:rPr>
+        <w:t>richomes —</w:t>
+      </w:r>
+    </w:p>
+    <w:p>
+      <w:pPr>
+        <w:framePr w:w="632" w:hRule="auto" w:wrap="none" w:vAnchor="page" w:hAnchor="page" w:x="2477" w:y="9136"/>
+        <w:spacing w:before="0" w:after="0" w:line="110" w:lineRule="exact"/>
+        <w:ind w:left="0" w:right="0" w:firstLine="0"/>
+        <w:jc w:val="left"/>
+      </w:pPr>
+      <w:r>
+        <w:rPr>
+          <w:rFonts w:ascii="Montserrat" w:hAnsi="Montserrat" w:cs="Montserrat" w:eastAsia="Montserrat"/>
+          <w:b/>
+          <w:i w:val="0"/>
+          <w:color w:val="1E293B"/>
+          <w:spacing w:val="1"/>
+          <w:kern w:val="0"/>
+          <w:sz w:val="11"/>
+          <w:szCs w:val="11"/>
+        </w:rPr>
+        <w:t>dete</w:t>
+      </w:r>
+      <w:r>
+        <w:rPr>
+          <w:rFonts w:ascii="Montserrat" w:hAnsi="Montserrat" w:cs="Montserrat" w:eastAsia="Montserrat"/>
+          <w:b/>
+          <w:i w:val="0"/>
+          <w:color w:val="1E293B"/>
+          <w:kern w:val="0"/>
+          <w:sz w:val="11"/>
+          <w:szCs w:val="11"/>
+        </w:rPr>
+        <w:t xml:space="preserve">cted </w:t>
+      </w:r>
+    </w:p>
+    <w:p>
+      <w:pPr>
+        <w:framePr w:w="756" w:hRule="auto" w:wrap="none" w:vAnchor="page" w:hAnchor="page" w:x="3034" w:y="9146"/>
+        <w:spacing w:before="0" w:after="0" w:line="100" w:lineRule="exact"/>
+        <w:ind w:left="0" w:right="0" w:firstLine="0"/>
+        <w:jc w:val="left"/>
+      </w:pPr>
+      <w:r>
+        <w:rPr>
+          <w:rFonts w:ascii="Montserrat" w:hAnsi="Montserrat" w:cs="Montserrat" w:eastAsia="Montserrat"/>
+          <w:b/>
+          <w:i w:val="0"/>
+          <w:color w:val="5A6E84"/>
+          <w:spacing w:val="-2"/>
+          <w:kern w:val="0"/>
+          <w:sz w:val="10"/>
+          <w:szCs w:val="10"/>
+        </w:rPr>
+        <w:t>Покровн</w:t>
+      </w:r>
+      <w:r>
+        <w:rPr>
+          <w:rFonts w:ascii="Montserrat" w:hAnsi="Montserrat" w:cs="Montserrat" w:eastAsia="Montserrat"/>
+          <w:b/>
+          <w:i w:val="0"/>
+          <w:color w:val="5A6E84"/>
+          <w:spacing w:val="-3"/>
+          <w:kern w:val="0"/>
+          <w:sz w:val="10"/>
+          <w:szCs w:val="10"/>
+        </w:rPr>
+        <w:t>и —</w:t>
+      </w:r>
+    </w:p>
+    <w:p>
+      <w:pPr>
+        <w:framePr w:w="791" w:hRule="auto" w:wrap="none" w:vAnchor="page" w:hAnchor="page" w:x="2477" w:y="9266"/>
+        <w:spacing w:before="0" w:after="0" w:line="100" w:lineRule="exact"/>
+        <w:ind w:left="0" w:right="0" w:firstLine="0"/>
+        <w:jc w:val="left"/>
+      </w:pPr>
+      <w:r>
+        <w:rPr>
+          <w:rFonts w:ascii="Montserrat" w:hAnsi="Montserrat" w:cs="Montserrat" w:eastAsia="Montserrat"/>
+          <w:b/>
+          <w:i w:val="0"/>
+          <w:color w:val="5A6E84"/>
+          <w:spacing w:val="-2"/>
+          <w:kern w:val="0"/>
+          <w:sz w:val="10"/>
+          <w:szCs w:val="10"/>
+        </w:rPr>
+        <w:t>дете</w:t>
+      </w:r>
+      <w:r>
+        <w:rPr>
+          <w:rFonts w:ascii="Montserrat" w:hAnsi="Montserrat" w:cs="Montserrat" w:eastAsia="Montserrat"/>
+          <w:b/>
+          <w:i w:val="0"/>
+          <w:color w:val="5A6E84"/>
+          <w:spacing w:val="-3"/>
+          <w:kern w:val="0"/>
+          <w:sz w:val="10"/>
+          <w:szCs w:val="10"/>
+        </w:rPr>
+        <w:t>ктирани</w:t>
+      </w:r>
+    </w:p>
+    <w:p>
+      <w:pPr>
+        <w:framePr w:w="170" w:hRule="auto" w:wrap="none" w:vAnchor="page" w:hAnchor="page" w:x="2530" w:y="9423"/>
+        <w:spacing w:before="0" w:after="0" w:line="110" w:lineRule="exact"/>
+        <w:ind w:left="0" w:right="0" w:firstLine="0"/>
+        <w:jc w:val="left"/>
+      </w:pPr>
+      <w:r>
+        <w:rPr>
+          <w:rFonts w:ascii="Montserrat" w:hAnsi="Montserrat" w:cs="Montserrat" w:eastAsia="Montserrat"/>
+          <w:b w:val="0"/>
+          <w:i w:val="0"/>
+          <w:color w:val="2C5282"/>
+          <w:kern w:val="0"/>
+          <w:sz w:val="11"/>
+          <w:szCs w:val="11"/>
+        </w:rPr>
+        <w:t>☐</w:t>
+      </w:r>
+    </w:p>
+    <w:p>
+      <w:pPr>
+        <w:framePr w:w="635" w:hRule="auto" w:wrap="none" w:vAnchor="page" w:hAnchor="page" w:x="2621" w:y="9483"/>
+        <w:spacing w:before="0" w:after="0" w:line="80" w:lineRule="exact"/>
+        <w:ind w:left="0" w:right="0" w:firstLine="0"/>
+        <w:jc w:val="left"/>
+      </w:pPr>
+      <w:r>
+        <w:rPr>
+          <w:rFonts w:ascii="Montserrat" w:hAnsi="Montserrat" w:cs="Montserrat" w:eastAsia="Montserrat"/>
+          <w:b w:val="0"/>
+          <w:i w:val="0"/>
+          <w:color w:val="3D5570"/>
+          <w:spacing w:val="5"/>
+          <w:kern w:val="0"/>
+          <w:sz w:val="8"/>
+          <w:szCs w:val="8"/>
+        </w:rPr>
+        <w:t>Дете</w:t>
+      </w:r>
+      <w:r>
+        <w:rPr>
+          <w:rFonts w:ascii="Montserrat" w:hAnsi="Montserrat" w:cs="Montserrat" w:eastAsia="Montserrat"/>
+          <w:b w:val="0"/>
+          <w:i w:val="0"/>
+          <w:color w:val="3D5570"/>
+          <w:spacing w:val="4"/>
+          <w:kern w:val="0"/>
+          <w:sz w:val="8"/>
+          <w:szCs w:val="8"/>
+        </w:rPr>
+        <w:t>ктирани</w:t>
+      </w:r>
+    </w:p>
+    <w:p>
+      <w:pPr>
+        <w:framePr w:w="170" w:hRule="auto" w:wrap="none" w:vAnchor="page" w:hAnchor="page" w:x="2530" w:y="9663"/>
+        <w:spacing w:before="0" w:after="0" w:line="110" w:lineRule="exact"/>
+        <w:ind w:left="0" w:right="0" w:firstLine="0"/>
+        <w:jc w:val="left"/>
+      </w:pPr>
+      <w:r>
+        <w:rPr>
+          <w:rFonts w:ascii="Montserrat" w:hAnsi="Montserrat" w:cs="Montserrat" w:eastAsia="Montserrat"/>
+          <w:b w:val="0"/>
+          <w:i w:val="0"/>
+          <w:color w:val="AFBAC6"/>
+          <w:kern w:val="0"/>
+          <w:sz w:val="11"/>
+          <w:szCs w:val="11"/>
+        </w:rPr>
+        <w:t>☐</w:t>
+      </w:r>
+    </w:p>
+    <w:p>
+      <w:pPr>
+        <w:framePr w:w="305" w:hRule="auto" w:wrap="none" w:vAnchor="page" w:hAnchor="page" w:x="2621" w:y="9723"/>
+        <w:spacing w:before="0" w:after="0" w:line="80" w:lineRule="exact"/>
+        <w:ind w:left="0" w:right="0" w:firstLine="0"/>
+        <w:jc w:val="left"/>
+      </w:pPr>
+      <w:r>
+        <w:rPr>
+          <w:rFonts w:ascii="Montserrat" w:hAnsi="Montserrat" w:cs="Montserrat" w:eastAsia="Montserrat"/>
+          <w:b w:val="0"/>
+          <w:i w:val="0"/>
+          <w:color w:val="5A6E84"/>
+          <w:spacing w:val="7"/>
+          <w:kern w:val="0"/>
+          <w:sz w:val="8"/>
+          <w:szCs w:val="8"/>
+        </w:rPr>
+        <w:t>Нема</w:t>
+      </w:r>
+    </w:p>
+    <w:p>
+      <w:pPr>
+        <w:framePr w:w="1316" w:hRule="auto" w:wrap="none" w:vAnchor="page" w:hAnchor="page" w:x="4281" w:y="9016"/>
+        <w:spacing w:before="0" w:after="0" w:line="110" w:lineRule="exact"/>
+        <w:ind w:left="0" w:right="0" w:firstLine="0"/>
+        <w:jc w:val="left"/>
+      </w:pPr>
+      <w:r>
+        <w:rPr>
+          <w:rFonts w:ascii="Montserrat" w:hAnsi="Montserrat" w:cs="Montserrat" w:eastAsia="Montserrat"/>
+          <w:b/>
+          <w:i w:val="0"/>
+          <w:color w:val="1E293B"/>
+          <w:spacing w:val="1"/>
+          <w:kern w:val="0"/>
+          <w:sz w:val="11"/>
+          <w:szCs w:val="11"/>
+        </w:rPr>
+        <w:t>Cystoliths</w:t>
+      </w:r>
+      <w:r>
+        <w:rPr>
+          <w:rFonts w:ascii="Montserrat" w:hAnsi="Montserrat" w:cs="Montserrat" w:eastAsia="Montserrat"/>
+          <w:b/>
+          <w:i w:val="0"/>
+          <w:color w:val="1E293B"/>
+          <w:kern w:val="0"/>
+          <w:sz w:val="11"/>
+          <w:szCs w:val="11"/>
+        </w:rPr>
+        <w:t xml:space="preserve"> · HCl R test</w:t>
+      </w:r>
+    </w:p>
+    <w:p>
+      <w:pPr>
+        <w:framePr w:w="1047" w:hRule="auto" w:wrap="none" w:vAnchor="page" w:hAnchor="page" w:x="4281" w:y="9146"/>
+        <w:spacing w:before="0" w:after="0" w:line="100" w:lineRule="exact"/>
+        <w:ind w:left="0" w:right="0" w:firstLine="0"/>
+        <w:jc w:val="left"/>
+      </w:pPr>
+      <w:r>
+        <w:rPr>
+          <w:rFonts w:ascii="Montserrat" w:hAnsi="Montserrat" w:cs="Montserrat" w:eastAsia="Montserrat"/>
+          <w:b/>
+          <w:i w:val="0"/>
+          <w:color w:val="5A6E84"/>
+          <w:spacing w:val="-2"/>
+          <w:kern w:val="0"/>
+          <w:sz w:val="10"/>
+          <w:szCs w:val="10"/>
+        </w:rPr>
+        <w:t>Цистолити</w:t>
+      </w:r>
+      <w:r>
+        <w:rPr>
+          <w:rFonts w:ascii="Montserrat" w:hAnsi="Montserrat" w:cs="Montserrat" w:eastAsia="Montserrat"/>
+          <w:b/>
+          <w:i w:val="0"/>
+          <w:color w:val="5A6E84"/>
+          <w:spacing w:val="-3"/>
+          <w:kern w:val="0"/>
+          <w:sz w:val="10"/>
+          <w:szCs w:val="10"/>
+        </w:rPr>
+        <w:t xml:space="preserve"> · HCl R</w:t>
+      </w:r>
+    </w:p>
+    <w:p>
+      <w:pPr>
+        <w:framePr w:w="170" w:hRule="auto" w:wrap="none" w:vAnchor="page" w:hAnchor="page" w:x="4334" w:y="9303"/>
+        <w:spacing w:before="0" w:after="0" w:line="110" w:lineRule="exact"/>
+        <w:ind w:left="0" w:right="0" w:firstLine="0"/>
+        <w:jc w:val="left"/>
+      </w:pPr>
+      <w:r>
+        <w:rPr>
+          <w:rFonts w:ascii="Montserrat" w:hAnsi="Montserrat" w:cs="Montserrat" w:eastAsia="Montserrat"/>
+          <w:b w:val="0"/>
+          <w:i w:val="0"/>
+          <w:color w:val="AFBAC6"/>
+          <w:kern w:val="0"/>
+          <w:sz w:val="11"/>
+          <w:szCs w:val="11"/>
+        </w:rPr>
+        <w:t>☐</w:t>
+      </w:r>
+    </w:p>
+    <w:p>
+      <w:pPr>
+        <w:framePr w:w="305" w:hRule="auto" w:wrap="none" w:vAnchor="page" w:hAnchor="page" w:x="4425" w:y="9363"/>
+        <w:spacing w:before="0" w:after="0" w:line="80" w:lineRule="exact"/>
+        <w:ind w:left="0" w:right="0" w:firstLine="0"/>
+        <w:jc w:val="left"/>
+      </w:pPr>
+      <w:r>
+        <w:rPr>
+          <w:rFonts w:ascii="Montserrat" w:hAnsi="Montserrat" w:cs="Montserrat" w:eastAsia="Montserrat"/>
+          <w:b w:val="0"/>
+          <w:i w:val="0"/>
+          <w:color w:val="5A6E84"/>
+          <w:spacing w:val="7"/>
+          <w:kern w:val="0"/>
+          <w:sz w:val="8"/>
+          <w:szCs w:val="8"/>
+        </w:rPr>
+        <w:t>Нема</w:t>
+      </w:r>
+    </w:p>
+    <w:p>
+      <w:pPr>
+        <w:framePr w:w="170" w:hRule="auto" w:wrap="none" w:vAnchor="page" w:hAnchor="page" w:x="4334" w:y="9543"/>
+        <w:spacing w:before="0" w:after="0" w:line="110" w:lineRule="exact"/>
+        <w:ind w:left="0" w:right="0" w:firstLine="0"/>
+        <w:jc w:val="left"/>
+      </w:pPr>
+      <w:r>
+        <w:rPr>
+          <w:rFonts w:ascii="Montserrat" w:hAnsi="Montserrat" w:cs="Montserrat" w:eastAsia="Montserrat"/>
+          <w:b w:val="0"/>
+          <w:i w:val="0"/>
+          <w:color w:val="2C5282"/>
+          <w:kern w:val="0"/>
+          <w:sz w:val="11"/>
+          <w:szCs w:val="11"/>
+        </w:rPr>
+        <w:t>☐</w:t>
+      </w:r>
+    </w:p>
+    <w:p>
+      <w:pPr>
+        <w:framePr w:w="544" w:hRule="auto" w:wrap="none" w:vAnchor="page" w:hAnchor="page" w:x="4425" w:y="9603"/>
+        <w:spacing w:before="0" w:after="0" w:line="80" w:lineRule="exact"/>
+        <w:ind w:left="0" w:right="0" w:firstLine="0"/>
+        <w:jc w:val="left"/>
+      </w:pPr>
+      <w:r>
+        <w:rPr>
+          <w:rFonts w:ascii="Montserrat" w:hAnsi="Montserrat" w:cs="Montserrat" w:eastAsia="Montserrat"/>
+          <w:b w:val="0"/>
+          <w:i w:val="0"/>
+          <w:color w:val="3D5570"/>
+          <w:spacing w:val="4"/>
+          <w:kern w:val="0"/>
+          <w:sz w:val="8"/>
+          <w:szCs w:val="8"/>
+        </w:rPr>
+        <w:t>Со H</w:t>
       </w:r>
       <w:r>
         <w:rPr>
@@ -11329,45 +11982,86 @@
           <w:sz w:val="8"/>
           <w:szCs w:val="8"/>
         </w:rPr>
-        <w:t>–4 cm</w:t>
-      </w:r>
-    </w:p>
-    <w:p>
-      <w:pPr>
-        <w:framePr w:w="935" w:hRule="auto" w:wrap="none" w:vAnchor="page" w:hAnchor="page" w:x="10293" w:y="7515"/>
-        <w:spacing w:before="0" w:after="0" w:line="90" w:lineRule="exact"/>
-        <w:ind w:left="0" w:right="0" w:firstLine="0"/>
-        <w:jc w:val="left"/>
-      </w:pPr>
-      <w:r>
-        <w:rPr>
-          <w:rFonts w:ascii="Montserrat" w:hAnsi="Montserrat" w:cs="Montserrat" w:eastAsia="Montserrat"/>
-          <w:b w:val="0"/>
+        <w:t>Cl тест</w:t>
+      </w:r>
+    </w:p>
+    <w:p>
+      <w:pPr>
+        <w:framePr w:w="1467" w:hRule="auto" w:wrap="none" w:vAnchor="page" w:hAnchor="page" w:x="6086" w:y="9031"/>
+        <w:spacing w:before="0" w:after="0" w:line="110" w:lineRule="exact"/>
+        <w:ind w:left="0" w:right="0" w:firstLine="0"/>
+        <w:jc w:val="left"/>
+      </w:pPr>
+      <w:r>
+        <w:rPr>
+          <w:rFonts w:ascii="Montserrat" w:hAnsi="Montserrat" w:cs="Montserrat" w:eastAsia="Montserrat"/>
+          <w:b/>
+          <w:i w:val="0"/>
+          <w:color w:val="1E293B"/>
+          <w:spacing w:val="1"/>
+          <w:kern w:val="0"/>
+          <w:sz w:val="11"/>
+          <w:szCs w:val="11"/>
+        </w:rPr>
+        <w:t>Resin dropl</w:t>
+      </w:r>
+      <w:r>
+        <w:rPr>
+          <w:rFonts w:ascii="Montserrat" w:hAnsi="Montserrat" w:cs="Montserrat" w:eastAsia="Montserrat"/>
+          <w:b/>
+          <w:i w:val="0"/>
+          <w:color w:val="1E293B"/>
+          <w:kern w:val="0"/>
+          <w:sz w:val="11"/>
+          <w:szCs w:val="11"/>
+        </w:rPr>
+        <w:t>ets on heads</w:t>
+      </w:r>
+    </w:p>
+    <w:p>
+      <w:pPr>
+        <w:framePr w:w="863" w:hRule="auto" w:wrap="none" w:vAnchor="page" w:hAnchor="page" w:x="6086" w:y="9161"/>
+        <w:spacing w:before="0" w:after="0" w:line="100" w:lineRule="exact"/>
+        <w:ind w:left="0" w:right="0" w:firstLine="0"/>
+        <w:jc w:val="left"/>
+      </w:pPr>
+      <w:r>
+        <w:rPr>
+          <w:rFonts w:ascii="Montserrat" w:hAnsi="Montserrat" w:cs="Montserrat" w:eastAsia="Montserrat"/>
+          <w:b/>
           <w:i w:val="0"/>
           <w:color w:val="5A6E84"/>
-          <w:spacing w:val="1"/>
-          <w:kern w:val="0"/>
-          <w:sz w:val="9"/>
-          <w:szCs w:val="9"/>
-        </w:rPr>
-        <w:t>Moderatel</w:t>
-      </w:r>
-      <w:r>
-        <w:rPr>
-          <w:rFonts w:ascii="Montserrat" w:hAnsi="Montserrat" w:cs="Montserrat" w:eastAsia="Montserrat"/>
-          <w:b w:val="0"/>
-          <w:i w:val="0"/>
-          <w:color w:val="5A6E84"/>
-          <w:kern w:val="0"/>
-          <w:sz w:val="9"/>
-          <w:szCs w:val="9"/>
-        </w:rPr>
-        <w:t>y comp...</w:t>
-      </w:r>
-    </w:p>
-    <w:p>
-      <w:pPr>
-        <w:framePr w:w="954" w:hRule="auto" w:wrap="none" w:vAnchor="page" w:hAnchor="page" w:x="10293" w:y="7593"/>
+          <w:spacing w:val="-2"/>
+          <w:kern w:val="0"/>
+          <w:sz w:val="10"/>
+          <w:szCs w:val="10"/>
+        </w:rPr>
+        <w:t>Смолни капки</w:t>
+      </w:r>
+    </w:p>
+    <w:p>
+      <w:pPr>
+        <w:framePr w:w="170" w:hRule="auto" w:wrap="none" w:vAnchor="page" w:hAnchor="page" w:x="6138" w:y="9318"/>
+        <w:spacing w:before="0" w:after="0" w:line="110" w:lineRule="exact"/>
+        <w:ind w:left="0" w:right="0" w:firstLine="0"/>
+        <w:jc w:val="left"/>
+      </w:pPr>
+      <w:r>
+        <w:rPr>
+          <w:rFonts w:ascii="Montserrat" w:hAnsi="Montserrat" w:cs="Montserrat" w:eastAsia="Montserrat"/>
+          <w:b w:val="0"/>
+          <w:i w:val="0"/>
+          <w:color w:val="2C5282"/>
+          <w:kern w:val="0"/>
+          <w:sz w:val="11"/>
+          <w:szCs w:val="11"/>
+        </w:rPr>
+        <w:t>☐</w:t>
+      </w:r>
+    </w:p>
+    <w:p>
+      <w:pPr>
+        <w:framePr w:w="492" w:hRule="auto" w:wrap="none" w:vAnchor="page" w:hAnchor="page" w:x="6229" w:y="9378"/>
         <w:spacing w:before="0" w:after="0" w:line="80" w:lineRule="exact"/>
         <w:ind w:left="0" w:right="0" w:firstLine="0"/>
         <w:jc w:val="left"/>
@@ -11377,20 +12071,20 @@
           <w:rFonts w:ascii="Montserrat" w:hAnsi="Montserrat" w:cs="Montserrat" w:eastAsia="Montserrat"/>
           <w:b w:val="0"/>
           <w:i w:val="0"/>
-          <w:color w:val="5A6E84"/>
+          <w:color w:val="3D5570"/>
           <w:spacing w:val="4"/>
           <w:kern w:val="0"/>
           <w:sz w:val="8"/>
           <w:szCs w:val="8"/>
         </w:rPr>
-        <w:t>Умерено компакт</w:t>
-      </w:r>
-      <w:r>
-        <w:rPr>
-          <w:rFonts w:ascii="Montserrat" w:hAnsi="Montserrat" w:cs="Montserrat" w:eastAsia="Montserrat"/>
-          <w:b w:val="0"/>
-          <w:i w:val="0"/>
-          <w:color w:val="5A6E84"/>
+        <w:t>Присут</w:t>
+      </w:r>
+      <w:r>
+        <w:rPr>
+          <w:rFonts w:ascii="Montserrat" w:hAnsi="Montserrat" w:cs="Montserrat" w:eastAsia="Montserrat"/>
+          <w:b w:val="0"/>
+          <w:i w:val="0"/>
+          <w:color w:val="3D5570"/>
           <w:spacing w:val="3"/>
           <w:kern w:val="0"/>
           <w:sz w:val="8"/>
@@ -11401,7 +12095,7 @@
     </w:p>
     <w:p>
       <w:pPr>
-        <w:framePr w:w="170" w:hRule="auto" w:wrap="none" w:vAnchor="page" w:hAnchor="page" w:x="7982" w:y="7743"/>
+        <w:framePr w:w="170" w:hRule="auto" w:wrap="none" w:vAnchor="page" w:hAnchor="page" w:x="6138" w:y="9558"/>
         <w:spacing w:before="0" w:after="0" w:line="110" w:lineRule="exact"/>
         <w:ind w:left="0" w:right="0" w:firstLine="0"/>
         <w:jc w:val="left"/>
@@ -11421,8 +12115,8 @@
     </w:p>
     <w:p>
       <w:pPr>
-        <w:framePr w:w="646" w:hRule="auto" w:wrap="none" w:vAnchor="page" w:hAnchor="page" w:x="8073" w:y="7725"/>
-        <w:spacing w:before="0" w:after="0" w:line="90" w:lineRule="exact"/>
+        <w:framePr w:w="305" w:hRule="auto" w:wrap="none" w:vAnchor="page" w:hAnchor="page" w:x="6229" w:y="9618"/>
+        <w:spacing w:before="0" w:after="0" w:line="80" w:lineRule="exact"/>
         <w:ind w:left="0" w:right="0" w:firstLine="0"/>
         <w:jc w:val="left"/>
       </w:pPr>
@@ -11432,63 +12126,125 @@
           <w:b w:val="0"/>
           <w:i w:val="0"/>
           <w:color w:val="5A6E84"/>
-          <w:spacing w:val="1"/>
-          <w:kern w:val="0"/>
-          <w:sz w:val="9"/>
-          <w:szCs w:val="9"/>
-        </w:rPr>
-        <w:t xml:space="preserve">Loose </w:t>
-      </w:r>
-      <w:r>
-        <w:rPr>
-          <w:rFonts w:ascii="Montserrat" w:hAnsi="Montserrat" w:cs="Montserrat" w:eastAsia="Montserrat"/>
-          <w:b w:val="0"/>
-          <w:i w:val="0"/>
-          <w:color w:val="5A6E84"/>
-          <w:kern w:val="0"/>
-          <w:sz w:val="9"/>
-          <w:szCs w:val="9"/>
-        </w:rPr>
-        <w:t>or airy</w:t>
-      </w:r>
-    </w:p>
-    <w:p>
-      <w:pPr>
-        <w:framePr w:w="566" w:hRule="auto" w:wrap="none" w:vAnchor="page" w:hAnchor="page" w:x="8073" w:y="7803"/>
-        <w:spacing w:before="0" w:after="0" w:line="80" w:lineRule="exact"/>
-        <w:ind w:left="0" w:right="0" w:firstLine="0"/>
-        <w:jc w:val="left"/>
-      </w:pPr>
-      <w:r>
-        <w:rPr>
-          <w:rFonts w:ascii="Montserrat" w:hAnsi="Montserrat" w:cs="Montserrat" w:eastAsia="Montserrat"/>
-          <w:b w:val="0"/>
-          <w:i w:val="0"/>
-          <w:color w:val="5A6E84"/>
-          <w:spacing w:val="5"/>
+          <w:spacing w:val="7"/>
           <w:kern w:val="0"/>
           <w:sz w:val="8"/>
           <w:szCs w:val="8"/>
         </w:rPr>
-        <w:t>Растрес</w:t>
-      </w:r>
-      <w:r>
-        <w:rPr>
-          <w:rFonts w:ascii="Montserrat" w:hAnsi="Montserrat" w:cs="Montserrat" w:eastAsia="Montserrat"/>
-          <w:b w:val="0"/>
+        <w:t>Нема</w:t>
+      </w:r>
+    </w:p>
+    <w:p>
+      <w:pPr>
+        <w:framePr w:w="1299" w:hRule="auto" w:wrap="none" w:vAnchor="page" w:hAnchor="page" w:x="7890" w:y="9031"/>
+        <w:spacing w:before="0" w:after="0" w:line="110" w:lineRule="exact"/>
+        <w:ind w:left="0" w:right="0" w:firstLine="0"/>
+        <w:jc w:val="left"/>
+      </w:pPr>
+      <w:r>
+        <w:rPr>
+          <w:rFonts w:ascii="Montserrat" w:hAnsi="Montserrat" w:cs="Montserrat" w:eastAsia="Montserrat"/>
+          <w:b/>
+          <w:i w:val="0"/>
+          <w:color w:val="1E293B"/>
+          <w:spacing w:val="1"/>
+          <w:kern w:val="0"/>
+          <w:sz w:val="11"/>
+          <w:szCs w:val="11"/>
+        </w:rPr>
+        <w:t>Plant fibr</w:t>
+      </w:r>
+      <w:r>
+        <w:rPr>
+          <w:rFonts w:ascii="Montserrat" w:hAnsi="Montserrat" w:cs="Montserrat" w:eastAsia="Montserrat"/>
+          <w:b/>
+          <w:i w:val="0"/>
+          <w:color w:val="1E293B"/>
+          <w:kern w:val="0"/>
+          <w:sz w:val="11"/>
+          <w:szCs w:val="11"/>
+        </w:rPr>
+        <w:t>es &amp; vessels</w:t>
+      </w:r>
+    </w:p>
+    <w:p>
+      <w:pPr>
+        <w:framePr w:w="1133" w:hRule="auto" w:wrap="none" w:vAnchor="page" w:hAnchor="page" w:x="7890" w:y="9161"/>
+        <w:spacing w:before="0" w:after="0" w:line="100" w:lineRule="exact"/>
+        <w:ind w:left="0" w:right="0" w:firstLine="0"/>
+        <w:jc w:val="left"/>
+      </w:pPr>
+      <w:r>
+        <w:rPr>
+          <w:rFonts w:ascii="Montserrat" w:hAnsi="Montserrat" w:cs="Montserrat" w:eastAsia="Montserrat"/>
+          <w:b/>
           <w:i w:val="0"/>
           <w:color w:val="5A6E84"/>
-          <w:spacing w:val="4"/>
+          <w:spacing w:val="-1"/>
+          <w:kern w:val="0"/>
+          <w:sz w:val="10"/>
+          <w:szCs w:val="10"/>
+        </w:rPr>
+        <w:t>Растителни влак</w:t>
+      </w:r>
+      <w:r>
+        <w:rPr>
+          <w:rFonts w:ascii="Montserrat" w:hAnsi="Montserrat" w:cs="Montserrat" w:eastAsia="Montserrat"/>
+          <w:b/>
+          <w:i w:val="0"/>
+          <w:color w:val="5A6E84"/>
+          <w:spacing w:val="-2"/>
+          <w:kern w:val="0"/>
+          <w:sz w:val="10"/>
+          <w:szCs w:val="10"/>
+        </w:rPr>
+        <w:t>на</w:t>
+      </w:r>
+    </w:p>
+    <w:p>
+      <w:pPr>
+        <w:framePr w:w="170" w:hRule="auto" w:wrap="none" w:vAnchor="page" w:hAnchor="page" w:x="7942" w:y="9318"/>
+        <w:spacing w:before="0" w:after="0" w:line="110" w:lineRule="exact"/>
+        <w:ind w:left="0" w:right="0" w:firstLine="0"/>
+        <w:jc w:val="left"/>
+      </w:pPr>
+      <w:r>
+        <w:rPr>
+          <w:rFonts w:ascii="Montserrat" w:hAnsi="Montserrat" w:cs="Montserrat" w:eastAsia="Montserrat"/>
+          <w:b w:val="0"/>
+          <w:i w:val="0"/>
+          <w:color w:val="AFBAC6"/>
+          <w:kern w:val="0"/>
+          <w:sz w:val="11"/>
+          <w:szCs w:val="11"/>
+        </w:rPr>
+        <w:t>☐</w:t>
+      </w:r>
+    </w:p>
+    <w:p>
+      <w:pPr>
+        <w:framePr w:w="305" w:hRule="auto" w:wrap="none" w:vAnchor="page" w:hAnchor="page" w:x="8034" w:y="9378"/>
+        <w:spacing w:before="0" w:after="0" w:line="80" w:lineRule="exact"/>
+        <w:ind w:left="0" w:right="0" w:firstLine="0"/>
+        <w:jc w:val="left"/>
+      </w:pPr>
+      <w:r>
+        <w:rPr>
+          <w:rFonts w:ascii="Montserrat" w:hAnsi="Montserrat" w:cs="Montserrat" w:eastAsia="Montserrat"/>
+          <w:b w:val="0"/>
+          <w:i w:val="0"/>
+          <w:color w:val="5A6E84"/>
+          <w:spacing w:val="7"/>
           <w:kern w:val="0"/>
           <w:sz w:val="8"/>
           <w:szCs w:val="8"/>
         </w:rPr>
-        <w:t>ити</w:t>
-      </w:r>
-    </w:p>
-    <w:p>
-      <w:pPr>
-        <w:framePr w:w="170" w:hRule="auto" w:wrap="none" w:vAnchor="page" w:hAnchor="page" w:x="9669" w:y="7743"/>
+        <w:t>Нема</w:t>
+      </w:r>
+    </w:p>
+    <w:p>
+      <w:pPr>
+        <w:framePr w:w="170" w:hRule="auto" w:wrap="none" w:vAnchor="page" w:hAnchor="page" w:x="7942" w:y="9558"/>
         <w:spacing w:before="0" w:after="0" w:line="110" w:lineRule="exact"/>
         <w:ind w:left="0" w:right="0" w:firstLine="0"/>
         <w:jc w:val="left"/>
@@ -11498,7 +12254,7 @@
           <w:rFonts w:ascii="Montserrat" w:hAnsi="Montserrat" w:cs="Montserrat" w:eastAsia="Montserrat"/>
           <w:b w:val="0"/>
           <w:i w:val="0"/>
-          <w:color w:val="AFBAC6"/>
+          <w:color w:val="2C5282"/>
           <w:kern w:val="0"/>
           <w:sz w:val="11"/>
           <w:szCs w:val="11"/>
@@ -11508,40 +12264,7 @@
     </w:p>
     <w:p>
       <w:pPr>
-        <w:framePr w:w="650" w:hRule="auto" w:wrap="none" w:vAnchor="page" w:hAnchor="page" w:x="9760" w:y="7725"/>
-        <w:spacing w:before="0" w:after="0" w:line="90" w:lineRule="exact"/>
-        <w:ind w:left="0" w:right="0" w:firstLine="0"/>
-        <w:jc w:val="left"/>
-      </w:pPr>
-      <w:r>
-        <w:rPr>
-          <w:rFonts w:ascii="Montserrat" w:hAnsi="Montserrat" w:cs="Montserrat" w:eastAsia="Montserrat"/>
-          <w:b w:val="0"/>
-          <w:i w:val="0"/>
-          <w:color w:val="5A6E84"/>
-          <w:spacing w:val="1"/>
-          <w:kern w:val="0"/>
-          <w:sz w:val="9"/>
-          <w:szCs w:val="9"/>
-        </w:rPr>
-        <w:t>Fra</w:t>
-      </w:r>
-      <w:r>
-        <w:rPr>
-          <w:rFonts w:ascii="Montserrat" w:hAnsi="Montserrat" w:cs="Montserrat" w:eastAsia="Montserrat"/>
-          <w:b w:val="0"/>
-          <w:i w:val="0"/>
-          <w:color w:val="5A6E84"/>
-          <w:kern w:val="0"/>
-          <w:sz w:val="9"/>
-          <w:szCs w:val="9"/>
-        </w:rPr>
-        <w:t>gmented</w:t>
-      </w:r>
-    </w:p>
-    <w:p>
-      <w:pPr>
-        <w:framePr w:w="782" w:hRule="auto" w:wrap="none" w:vAnchor="page" w:hAnchor="page" w:x="9760" w:y="7803"/>
+        <w:framePr w:w="840" w:hRule="auto" w:wrap="none" w:vAnchor="page" w:hAnchor="page" w:x="8034" w:y="9618"/>
         <w:spacing w:before="0" w:after="0" w:line="80" w:lineRule="exact"/>
         <w:ind w:left="0" w:right="0" w:firstLine="0"/>
         <w:jc w:val="left"/>
@@ -11551,18 +12274,31 @@
           <w:rFonts w:ascii="Montserrat" w:hAnsi="Montserrat" w:cs="Montserrat" w:eastAsia="Montserrat"/>
           <w:b w:val="0"/>
           <w:i w:val="0"/>
-          <w:color w:val="5A6E84"/>
-          <w:spacing w:val="5"/>
+          <w:color w:val="3D5570"/>
+          <w:spacing w:val="4"/>
           <w:kern w:val="0"/>
           <w:sz w:val="8"/>
           <w:szCs w:val="8"/>
         </w:rPr>
-        <w:t>Фрагментирани</w:t>
-      </w:r>
-    </w:p>
-    <w:p>
-      <w:pPr>
-        <w:framePr w:w="170" w:hRule="auto" w:wrap="none" w:vAnchor="page" w:hAnchor="page" w:x="726" w:y="8178"/>
+        <w:t xml:space="preserve">Типични за </w:t>
+      </w:r>
+      <w:r>
+        <w:rPr>
+          <w:rFonts w:ascii="Montserrat" w:hAnsi="Montserrat" w:cs="Montserrat" w:eastAsia="Montserrat"/>
+          <w:b w:val="0"/>
+          <w:i w:val="0"/>
+          <w:color w:val="3D5570"/>
+          <w:spacing w:val="3"/>
+          <w:kern w:val="0"/>
+          <w:sz w:val="8"/>
+          <w:szCs w:val="8"/>
+        </w:rPr>
+        <w:t>видот</w:t>
+      </w:r>
+    </w:p>
+    <w:p>
+      <w:pPr>
+        <w:framePr w:w="1453" w:hRule="auto" w:wrap="none" w:vAnchor="page" w:hAnchor="page" w:x="9694" w:y="9031"/>
         <w:spacing w:before="0" w:after="0" w:line="110" w:lineRule="exact"/>
         <w:ind w:left="0" w:right="0" w:firstLine="0"/>
         <w:jc w:val="left"/>
@@ -11570,53 +12306,86 @@
       <w:r>
         <w:rPr>
           <w:rFonts w:ascii="Montserrat" w:hAnsi="Montserrat" w:cs="Montserrat" w:eastAsia="Montserrat"/>
-          <w:b w:val="0"/>
-          <w:i w:val="0"/>
-          <w:color w:val="2C5282"/>
+          <w:b/>
+          <w:i w:val="0"/>
+          <w:color w:val="1E293B"/>
+          <w:spacing w:val="1"/>
           <w:kern w:val="0"/>
           <w:sz w:val="11"/>
           <w:szCs w:val="11"/>
         </w:rPr>
-        <w:t>☒</w:t>
-      </w:r>
-    </w:p>
-    <w:p>
-      <w:pPr>
-        <w:framePr w:w="975" w:hRule="auto" w:wrap="none" w:vAnchor="page" w:hAnchor="page" w:x="817" w:y="8160"/>
-        <w:spacing w:before="0" w:after="0" w:line="90" w:lineRule="exact"/>
-        <w:ind w:left="0" w:right="0" w:firstLine="0"/>
-        <w:jc w:val="left"/>
-      </w:pPr>
-      <w:r>
-        <w:rPr>
-          <w:rFonts w:ascii="Montserrat" w:hAnsi="Montserrat" w:cs="Montserrat" w:eastAsia="Montserrat"/>
-          <w:b w:val="0"/>
-          <w:i w:val="0"/>
-          <w:color w:val="16324F"/>
-          <w:spacing w:val="3"/>
-          <w:kern w:val="0"/>
-          <w:sz w:val="9"/>
-          <w:szCs w:val="9"/>
-        </w:rPr>
-        <w:t>Dry, resi</w:t>
-      </w:r>
-      <w:r>
-        <w:rPr>
-          <w:rFonts w:ascii="Montserrat" w:hAnsi="Montserrat" w:cs="Montserrat" w:eastAsia="Montserrat"/>
-          <w:b w:val="0"/>
-          <w:i w:val="0"/>
-          <w:color w:val="16324F"/>
-          <w:spacing w:val="2"/>
-          <w:kern w:val="0"/>
-          <w:sz w:val="9"/>
-          <w:szCs w:val="9"/>
-        </w:rPr>
-        <w:t>nous; snaps</w:t>
-      </w:r>
-    </w:p>
-    <w:p>
-      <w:pPr>
-        <w:framePr w:w="1090" w:hRule="auto" w:wrap="none" w:vAnchor="page" w:hAnchor="page" w:x="817" w:y="8238"/>
+        <w:t>Foreign tis</w:t>
+      </w:r>
+      <w:r>
+        <w:rPr>
+          <w:rFonts w:ascii="Montserrat" w:hAnsi="Montserrat" w:cs="Montserrat" w:eastAsia="Montserrat"/>
+          <w:b/>
+          <w:i w:val="0"/>
+          <w:color w:val="1E293B"/>
+          <w:kern w:val="0"/>
+          <w:sz w:val="11"/>
+          <w:szCs w:val="11"/>
+        </w:rPr>
+        <w:t>sue or mould</w:t>
+      </w:r>
+    </w:p>
+    <w:p>
+      <w:pPr>
+        <w:framePr w:w="1243" w:hRule="auto" w:wrap="none" w:vAnchor="page" w:hAnchor="page" w:x="9694" w:y="9161"/>
+        <w:spacing w:before="0" w:after="0" w:line="100" w:lineRule="exact"/>
+        <w:ind w:left="0" w:right="0" w:firstLine="0"/>
+        <w:jc w:val="left"/>
+      </w:pPr>
+      <w:r>
+        <w:rPr>
+          <w:rFonts w:ascii="Montserrat" w:hAnsi="Montserrat" w:cs="Montserrat" w:eastAsia="Montserrat"/>
+          <w:b/>
+          <w:i w:val="0"/>
+          <w:color w:val="5A6E84"/>
+          <w:spacing w:val="-1"/>
+          <w:kern w:val="0"/>
+          <w:sz w:val="10"/>
+          <w:szCs w:val="10"/>
+        </w:rPr>
+        <w:t>Страно</w:t>
+      </w:r>
+      <w:r>
+        <w:rPr>
+          <w:rFonts w:ascii="Montserrat" w:hAnsi="Montserrat" w:cs="Montserrat" w:eastAsia="Montserrat"/>
+          <w:b/>
+          <w:i w:val="0"/>
+          <w:color w:val="5A6E84"/>
+          <w:spacing w:val="-2"/>
+          <w:kern w:val="0"/>
+          <w:sz w:val="10"/>
+          <w:szCs w:val="10"/>
+        </w:rPr>
+        <w:t xml:space="preserve"> ткиво / мувла</w:t>
+      </w:r>
+    </w:p>
+    <w:p>
+      <w:pPr>
+        <w:framePr w:w="170" w:hRule="auto" w:wrap="none" w:vAnchor="page" w:hAnchor="page" w:x="9747" w:y="9318"/>
+        <w:spacing w:before="0" w:after="0" w:line="110" w:lineRule="exact"/>
+        <w:ind w:left="0" w:right="0" w:firstLine="0"/>
+        <w:jc w:val="left"/>
+      </w:pPr>
+      <w:r>
+        <w:rPr>
+          <w:rFonts w:ascii="Montserrat" w:hAnsi="Montserrat" w:cs="Montserrat" w:eastAsia="Montserrat"/>
+          <w:b w:val="0"/>
+          <w:i w:val="0"/>
+          <w:color w:val="2C5282"/>
+          <w:kern w:val="0"/>
+          <w:sz w:val="11"/>
+          <w:szCs w:val="11"/>
+        </w:rPr>
+        <w:t>☐</w:t>
+      </w:r>
+    </w:p>
+    <w:p>
+      <w:pPr>
+        <w:framePr w:w="837" w:hRule="auto" w:wrap="none" w:vAnchor="page" w:hAnchor="page" w:x="9838" w:y="9378"/>
         <w:spacing w:before="0" w:after="0" w:line="80" w:lineRule="exact"/>
         <w:ind w:left="0" w:right="0" w:firstLine="0"/>
         <w:jc w:val="left"/>
@@ -11627,12 +12396,12 @@
           <w:b w:val="0"/>
           <w:i w:val="0"/>
           <w:color w:val="3D5570"/>
-          <w:spacing w:val="5"/>
+          <w:spacing w:val="4"/>
           <w:kern w:val="0"/>
           <w:sz w:val="8"/>
           <w:szCs w:val="8"/>
         </w:rPr>
-        <w:t>Сува, смол</w:t>
+        <w:t>Не е детект</w:t>
       </w:r>
       <w:r>
         <w:rPr>
@@ -11640,17 +12409,17 @@
           <w:b w:val="0"/>
           <w:i w:val="0"/>
           <w:color w:val="3D5570"/>
-          <w:spacing w:val="4"/>
+          <w:spacing w:val="3"/>
           <w:kern w:val="0"/>
           <w:sz w:val="8"/>
           <w:szCs w:val="8"/>
         </w:rPr>
-        <w:t>на; кршлива</w:t>
-      </w:r>
-    </w:p>
-    <w:p>
-      <w:pPr>
-        <w:framePr w:w="170" w:hRule="auto" w:wrap="none" w:vAnchor="page" w:hAnchor="page" w:x="2412" w:y="8178"/>
+        <w:t>ирано</w:t>
+      </w:r>
+    </w:p>
+    <w:p>
+      <w:pPr>
+        <w:framePr w:w="170" w:hRule="auto" w:wrap="none" w:vAnchor="page" w:hAnchor="page" w:x="9747" w:y="9558"/>
         <w:spacing w:before="0" w:after="0" w:line="110" w:lineRule="exact"/>
         <w:ind w:left="0" w:right="0" w:firstLine="0"/>
         <w:jc w:val="left"/>
@@ -11670,1485 +12439,7 @@
     </w:p>
     <w:p>
       <w:pPr>
-        <w:framePr w:w="741" w:hRule="auto" w:wrap="none" w:vAnchor="page" w:hAnchor="page" w:x="2503" w:y="8160"/>
-        <w:spacing w:before="0" w:after="0" w:line="90" w:lineRule="exact"/>
-        <w:ind w:left="0" w:right="0" w:firstLine="0"/>
-        <w:jc w:val="left"/>
-      </w:pPr>
-      <w:r>
-        <w:rPr>
-          <w:rFonts w:ascii="Montserrat" w:hAnsi="Montserrat" w:cs="Montserrat" w:eastAsia="Montserrat"/>
-          <w:b w:val="0"/>
-          <w:i w:val="0"/>
-          <w:color w:val="5A6E84"/>
-          <w:spacing w:val="1"/>
-          <w:kern w:val="0"/>
-          <w:sz w:val="9"/>
-          <w:szCs w:val="9"/>
-        </w:rPr>
-        <w:t>Slight</w:t>
-      </w:r>
-      <w:r>
-        <w:rPr>
-          <w:rFonts w:ascii="Montserrat" w:hAnsi="Montserrat" w:cs="Montserrat" w:eastAsia="Montserrat"/>
-          <w:b w:val="0"/>
-          <w:i w:val="0"/>
-          <w:color w:val="5A6E84"/>
-          <w:kern w:val="0"/>
-          <w:sz w:val="9"/>
-          <w:szCs w:val="9"/>
-        </w:rPr>
-        <w:t>ly pliable</w:t>
-      </w:r>
-    </w:p>
-    <w:p>
-      <w:pPr>
-        <w:framePr w:w="832" w:hRule="auto" w:wrap="none" w:vAnchor="page" w:hAnchor="page" w:x="2503" w:y="8238"/>
-        <w:spacing w:before="0" w:after="0" w:line="80" w:lineRule="exact"/>
-        <w:ind w:left="0" w:right="0" w:firstLine="0"/>
-        <w:jc w:val="left"/>
-      </w:pPr>
-      <w:r>
-        <w:rPr>
-          <w:rFonts w:ascii="Montserrat" w:hAnsi="Montserrat" w:cs="Montserrat" w:eastAsia="Montserrat"/>
-          <w:b w:val="0"/>
-          <w:i w:val="0"/>
-          <w:color w:val="5A6E84"/>
-          <w:spacing w:val="6"/>
-          <w:kern w:val="0"/>
-          <w:sz w:val="8"/>
-          <w:szCs w:val="8"/>
-        </w:rPr>
-        <w:t>Мал</w:t>
-      </w:r>
-      <w:r>
-        <w:rPr>
-          <w:rFonts w:ascii="Montserrat" w:hAnsi="Montserrat" w:cs="Montserrat" w:eastAsia="Montserrat"/>
-          <w:b w:val="0"/>
-          <w:i w:val="0"/>
-          <w:color w:val="5A6E84"/>
-          <w:spacing w:val="5"/>
-          <w:kern w:val="0"/>
-          <w:sz w:val="8"/>
-          <w:szCs w:val="8"/>
-        </w:rPr>
-        <w:t>ку еластична</w:t>
-      </w:r>
-    </w:p>
-    <w:p>
-      <w:pPr>
-        <w:framePr w:w="170" w:hRule="auto" w:wrap="none" w:vAnchor="page" w:hAnchor="page" w:x="726" w:y="8403"/>
-        <w:spacing w:before="0" w:after="0" w:line="110" w:lineRule="exact"/>
-        <w:ind w:left="0" w:right="0" w:firstLine="0"/>
-        <w:jc w:val="left"/>
-      </w:pPr>
-      <w:r>
-        <w:rPr>
-          <w:rFonts w:ascii="Montserrat" w:hAnsi="Montserrat" w:cs="Montserrat" w:eastAsia="Montserrat"/>
-          <w:b w:val="0"/>
-          <w:i w:val="0"/>
-          <w:color w:val="AFBAC6"/>
-          <w:kern w:val="0"/>
-          <w:sz w:val="11"/>
-          <w:szCs w:val="11"/>
-        </w:rPr>
-        <w:t>☐</w:t>
-      </w:r>
-    </w:p>
-    <w:p>
-      <w:pPr>
-        <w:framePr w:w="801" w:hRule="auto" w:wrap="none" w:vAnchor="page" w:hAnchor="page" w:x="817" w:y="8385"/>
-        <w:spacing w:before="0" w:after="0" w:line="90" w:lineRule="exact"/>
-        <w:ind w:left="0" w:right="0" w:firstLine="0"/>
-        <w:jc w:val="left"/>
-      </w:pPr>
-      <w:r>
-        <w:rPr>
-          <w:rFonts w:ascii="Montserrat" w:hAnsi="Montserrat" w:cs="Montserrat" w:eastAsia="Montserrat"/>
-          <w:b w:val="0"/>
-          <w:i w:val="0"/>
-          <w:color w:val="5A6E84"/>
-          <w:spacing w:val="1"/>
-          <w:kern w:val="0"/>
-          <w:sz w:val="9"/>
-          <w:szCs w:val="9"/>
-        </w:rPr>
-        <w:t>Over-dr</w:t>
-      </w:r>
-      <w:r>
-        <w:rPr>
-          <w:rFonts w:ascii="Montserrat" w:hAnsi="Montserrat" w:cs="Montserrat" w:eastAsia="Montserrat"/>
-          <w:b w:val="0"/>
-          <w:i w:val="0"/>
-          <w:color w:val="5A6E84"/>
-          <w:kern w:val="0"/>
-          <w:sz w:val="9"/>
-          <w:szCs w:val="9"/>
-        </w:rPr>
-        <w:t>y, friable</w:t>
-      </w:r>
-    </w:p>
-    <w:p>
-      <w:pPr>
-        <w:framePr w:w="995" w:hRule="auto" w:wrap="none" w:vAnchor="page" w:hAnchor="page" w:x="817" w:y="8463"/>
-        <w:spacing w:before="0" w:after="0" w:line="80" w:lineRule="exact"/>
-        <w:ind w:left="0" w:right="0" w:firstLine="0"/>
-        <w:jc w:val="left"/>
-      </w:pPr>
-      <w:r>
-        <w:rPr>
-          <w:rFonts w:ascii="Montserrat" w:hAnsi="Montserrat" w:cs="Montserrat" w:eastAsia="Montserrat"/>
-          <w:b w:val="0"/>
-          <w:i w:val="0"/>
-          <w:color w:val="5A6E84"/>
-          <w:spacing w:val="5"/>
-          <w:kern w:val="0"/>
-          <w:sz w:val="8"/>
-          <w:szCs w:val="8"/>
-        </w:rPr>
-        <w:t>Прес</w:t>
-      </w:r>
-      <w:r>
-        <w:rPr>
-          <w:rFonts w:ascii="Montserrat" w:hAnsi="Montserrat" w:cs="Montserrat" w:eastAsia="Montserrat"/>
-          <w:b w:val="0"/>
-          <w:i w:val="0"/>
-          <w:color w:val="5A6E84"/>
-          <w:spacing w:val="4"/>
-          <w:kern w:val="0"/>
-          <w:sz w:val="8"/>
-          <w:szCs w:val="8"/>
-        </w:rPr>
-        <w:t>ушена, ронлива</w:t>
-      </w:r>
-    </w:p>
-    <w:p>
-      <w:pPr>
-        <w:framePr w:w="170" w:hRule="auto" w:wrap="none" w:vAnchor="page" w:hAnchor="page" w:x="2412" w:y="8403"/>
-        <w:spacing w:before="0" w:after="0" w:line="110" w:lineRule="exact"/>
-        <w:ind w:left="0" w:right="0" w:firstLine="0"/>
-        <w:jc w:val="left"/>
-      </w:pPr>
-      <w:r>
-        <w:rPr>
-          <w:rFonts w:ascii="Montserrat" w:hAnsi="Montserrat" w:cs="Montserrat" w:eastAsia="Montserrat"/>
-          <w:b w:val="0"/>
-          <w:i w:val="0"/>
-          <w:color w:val="AFBAC6"/>
-          <w:kern w:val="0"/>
-          <w:sz w:val="11"/>
-          <w:szCs w:val="11"/>
-        </w:rPr>
-        <w:t>☐</w:t>
-      </w:r>
-    </w:p>
-    <w:p>
-      <w:pPr>
-        <w:framePr w:w="853" w:hRule="auto" w:wrap="none" w:vAnchor="page" w:hAnchor="page" w:x="2503" w:y="8385"/>
-        <w:spacing w:before="0" w:after="0" w:line="90" w:lineRule="exact"/>
-        <w:ind w:left="0" w:right="0" w:firstLine="0"/>
-        <w:jc w:val="left"/>
-      </w:pPr>
-      <w:r>
-        <w:rPr>
-          <w:rFonts w:ascii="Montserrat" w:hAnsi="Montserrat" w:cs="Montserrat" w:eastAsia="Montserrat"/>
-          <w:b w:val="0"/>
-          <w:i w:val="0"/>
-          <w:color w:val="5A6E84"/>
-          <w:spacing w:val="1"/>
-          <w:kern w:val="0"/>
-          <w:sz w:val="9"/>
-          <w:szCs w:val="9"/>
-        </w:rPr>
-        <w:t>Damp</w:t>
-      </w:r>
-      <w:r>
-        <w:rPr>
-          <w:rFonts w:ascii="Montserrat" w:hAnsi="Montserrat" w:cs="Montserrat" w:eastAsia="Montserrat"/>
-          <w:b w:val="0"/>
-          <w:i w:val="0"/>
-          <w:color w:val="5A6E84"/>
-          <w:kern w:val="0"/>
-          <w:sz w:val="9"/>
-          <w:szCs w:val="9"/>
-        </w:rPr>
-        <w:t xml:space="preserve"> — atypical</w:t>
-      </w:r>
-    </w:p>
-    <w:p>
-      <w:pPr>
-        <w:framePr w:w="970" w:hRule="auto" w:wrap="none" w:vAnchor="page" w:hAnchor="page" w:x="2503" w:y="8463"/>
-        <w:spacing w:before="0" w:after="0" w:line="80" w:lineRule="exact"/>
-        <w:ind w:left="0" w:right="0" w:firstLine="0"/>
-        <w:jc w:val="left"/>
-      </w:pPr>
-      <w:r>
-        <w:rPr>
-          <w:rFonts w:ascii="Montserrat" w:hAnsi="Montserrat" w:cs="Montserrat" w:eastAsia="Montserrat"/>
-          <w:b w:val="0"/>
-          <w:i w:val="0"/>
-          <w:color w:val="5A6E84"/>
-          <w:spacing w:val="6"/>
-          <w:kern w:val="0"/>
-          <w:sz w:val="8"/>
-          <w:szCs w:val="8"/>
-        </w:rPr>
-        <w:t xml:space="preserve">Влажна </w:t>
-      </w:r>
-      <w:r>
-        <w:rPr>
-          <w:rFonts w:ascii="Montserrat" w:hAnsi="Montserrat" w:cs="Montserrat" w:eastAsia="Montserrat"/>
-          <w:b w:val="0"/>
-          <w:i w:val="0"/>
-          <w:color w:val="5A6E84"/>
-          <w:spacing w:val="5"/>
-          <w:kern w:val="0"/>
-          <w:sz w:val="8"/>
-          <w:szCs w:val="8"/>
-        </w:rPr>
-        <w:t>— атипична</w:t>
-      </w:r>
-    </w:p>
-    <w:p>
-      <w:pPr>
-        <w:framePr w:w="397" w:hRule="auto" w:wrap="none" w:vAnchor="page" w:hAnchor="page" w:x="4978" w:y="8238"/>
-        <w:spacing w:before="0" w:after="0" w:line="80" w:lineRule="exact"/>
-        <w:ind w:left="0" w:right="0" w:firstLine="0"/>
-        <w:jc w:val="left"/>
-      </w:pPr>
-      <w:r>
-        <w:rPr>
-          <w:rFonts w:ascii="Montserrat" w:hAnsi="Montserrat" w:cs="Montserrat" w:eastAsia="Montserrat"/>
-          <w:b w:val="0"/>
-          <w:i w:val="0"/>
-          <w:color w:val="5A6E84"/>
-          <w:spacing w:val="5"/>
-          <w:kern w:val="0"/>
-          <w:sz w:val="8"/>
-          <w:szCs w:val="8"/>
-        </w:rPr>
-        <w:t>О</w:t>
-      </w:r>
-      <w:r>
-        <w:rPr>
-          <w:rFonts w:ascii="Montserrat" w:hAnsi="Montserrat" w:cs="Montserrat" w:eastAsia="Montserrat"/>
-          <w:b w:val="0"/>
-          <w:i w:val="0"/>
-          <w:color w:val="5A6E84"/>
-          <w:spacing w:val="4"/>
-          <w:kern w:val="0"/>
-          <w:sz w:val="8"/>
-          <w:szCs w:val="8"/>
-        </w:rPr>
-        <w:t>штете</w:t>
-      </w:r>
-    </w:p>
-    <w:p>
-      <w:pPr>
-        <w:framePr w:w="399" w:hRule="auto" w:wrap="none" w:vAnchor="page" w:hAnchor="page" w:x="6103" w:y="8238"/>
-        <w:spacing w:before="0" w:after="0" w:line="80" w:lineRule="exact"/>
-        <w:ind w:left="0" w:right="0" w:firstLine="0"/>
-        <w:jc w:val="left"/>
-      </w:pPr>
-      <w:r>
-        <w:rPr>
-          <w:rFonts w:ascii="Montserrat" w:hAnsi="Montserrat" w:cs="Montserrat" w:eastAsia="Montserrat"/>
-          <w:b w:val="0"/>
-          <w:i w:val="0"/>
-          <w:color w:val="3D5570"/>
-          <w:spacing w:val="5"/>
-          <w:kern w:val="0"/>
-          <w:sz w:val="8"/>
-          <w:szCs w:val="8"/>
-        </w:rPr>
-        <w:t>Јајце</w:t>
-      </w:r>
-      <w:r>
-        <w:rPr>
-          <w:rFonts w:ascii="Montserrat" w:hAnsi="Montserrat" w:cs="Montserrat" w:eastAsia="Montserrat"/>
-          <w:b w:val="0"/>
-          <w:i w:val="0"/>
-          <w:color w:val="3D5570"/>
-          <w:spacing w:val="4"/>
-          <w:kern w:val="0"/>
-          <w:sz w:val="8"/>
-          <w:szCs w:val="8"/>
-        </w:rPr>
-        <w:t>ви</w:t>
-      </w:r>
-    </w:p>
-    <w:p>
-      <w:pPr>
-        <w:framePr w:w="312" w:hRule="auto" w:wrap="none" w:vAnchor="page" w:hAnchor="page" w:x="7227" w:y="8160"/>
-        <w:spacing w:before="0" w:after="0" w:line="90" w:lineRule="exact"/>
-        <w:ind w:left="0" w:right="0" w:firstLine="0"/>
-        <w:jc w:val="left"/>
-      </w:pPr>
-      <w:r>
-        <w:rPr>
-          <w:rFonts w:ascii="Montserrat SemiBold" w:hAnsi="Montserrat SemiBold" w:cs="Montserrat SemiBold" w:eastAsia="Montserrat SemiBold"/>
-          <w:b w:val="0"/>
-          <w:i/>
-          <w:color w:val="1565C0"/>
-          <w:kern w:val="0"/>
-          <w:sz w:val="9"/>
-          <w:szCs w:val="9"/>
-        </w:rPr>
-        <w:t>[OBS</w:t>
-      </w:r>
-    </w:p>
-    <w:p>
-      <w:pPr>
-        <w:framePr w:w="146" w:hRule="auto" w:wrap="none" w:vAnchor="page" w:hAnchor="page" w:x="7458" w:y="8160"/>
-        <w:spacing w:before="0" w:after="0" w:line="90" w:lineRule="exact"/>
-        <w:ind w:left="0" w:right="0" w:firstLine="0"/>
-        <w:jc w:val="left"/>
-      </w:pPr>
-      <w:r>
-        <w:rPr>
-          <w:rFonts w:ascii="Montserrat SemiBold" w:hAnsi="Montserrat SemiBold" w:cs="Montserrat SemiBold" w:eastAsia="Montserrat SemiBold"/>
-          <w:b w:val="0"/>
-          <w:i/>
-          <w:color w:val="5A6E84"/>
-          <w:spacing w:val="-2"/>
-          <w:kern w:val="0"/>
-          <w:sz w:val="9"/>
-          <w:szCs w:val="9"/>
-        </w:rPr>
-        <w:t>...</w:t>
-      </w:r>
-    </w:p>
-    <w:p>
-      <w:pPr>
-        <w:framePr w:w="388" w:hRule="auto" w:wrap="none" w:vAnchor="page" w:hAnchor="page" w:x="7227" w:y="8238"/>
-        <w:spacing w:before="0" w:after="0" w:line="80" w:lineRule="exact"/>
-        <w:ind w:left="0" w:right="0" w:firstLine="0"/>
-        <w:jc w:val="left"/>
-      </w:pPr>
-      <w:r>
-        <w:rPr>
-          <w:rFonts w:ascii="Montserrat" w:hAnsi="Montserrat" w:cs="Montserrat" w:eastAsia="Montserrat"/>
-          <w:b w:val="0"/>
-          <w:i w:val="0"/>
-          <w:color w:val="5A6E84"/>
-          <w:spacing w:val="4"/>
-          <w:kern w:val="0"/>
-          <w:sz w:val="8"/>
-          <w:szCs w:val="8"/>
-        </w:rPr>
-        <w:t>Зеле</w:t>
-      </w:r>
-      <w:r>
-        <w:rPr>
-          <w:rFonts w:ascii="Montserrat" w:hAnsi="Montserrat" w:cs="Montserrat" w:eastAsia="Montserrat"/>
-          <w:b w:val="0"/>
-          <w:i w:val="0"/>
-          <w:color w:val="5A6E84"/>
-          <w:spacing w:val="3"/>
-          <w:kern w:val="0"/>
-          <w:sz w:val="8"/>
-          <w:szCs w:val="8"/>
-        </w:rPr>
-        <w:t>ни</w:t>
-      </w:r>
-    </w:p>
-    <w:p>
-      <w:pPr>
-        <w:framePr w:w="170" w:hRule="auto" w:wrap="none" w:vAnchor="page" w:hAnchor="page" w:x="7982" w:y="8178"/>
-        <w:spacing w:before="0" w:after="0" w:line="110" w:lineRule="exact"/>
-        <w:ind w:left="0" w:right="0" w:firstLine="0"/>
-        <w:jc w:val="left"/>
-      </w:pPr>
-      <w:r>
-        <w:rPr>
-          <w:rFonts w:ascii="Montserrat SemiBold" w:hAnsi="Montserrat SemiBold" w:cs="Montserrat SemiBold" w:eastAsia="Montserrat SemiBold"/>
-          <w:b w:val="0"/>
-          <w:i/>
-          <w:color w:val="2C5282"/>
-          <w:kern w:val="0"/>
-          <w:sz w:val="11"/>
-          <w:szCs w:val="11"/>
-        </w:rPr>
-        <w:t>☒</w:t>
-      </w:r>
-    </w:p>
-    <w:p>
-      <w:pPr>
-        <w:framePr w:w="711" w:hRule="auto" w:wrap="none" w:vAnchor="page" w:hAnchor="page" w:x="8073" w:y="8160"/>
-        <w:spacing w:before="0" w:after="0" w:line="90" w:lineRule="exact"/>
-        <w:ind w:left="0" w:right="0" w:firstLine="0"/>
-        <w:jc w:val="left"/>
-      </w:pPr>
-      <w:r>
-        <w:rPr>
-          <w:rFonts w:ascii="Montserrat" w:hAnsi="Montserrat" w:cs="Montserrat" w:eastAsia="Montserrat"/>
-          <w:b w:val="0"/>
-          <w:i w:val="0"/>
-          <w:color w:val="16324F"/>
-          <w:spacing w:val="2"/>
-          <w:kern w:val="0"/>
-          <w:sz w:val="9"/>
-          <w:szCs w:val="9"/>
-        </w:rPr>
-        <w:t>Dense, amb</w:t>
-      </w:r>
-      <w:r>
-        <w:rPr>
-          <w:rFonts w:ascii="Montserrat" w:hAnsi="Montserrat" w:cs="Montserrat" w:eastAsia="Montserrat"/>
-          <w:b w:val="0"/>
-          <w:i w:val="0"/>
-          <w:color w:val="16324F"/>
-          <w:spacing w:val="1"/>
-          <w:kern w:val="0"/>
-          <w:sz w:val="9"/>
-          <w:szCs w:val="9"/>
-        </w:rPr>
-        <w:t>er</w:t>
-      </w:r>
-    </w:p>
-    <w:p>
-      <w:pPr>
-        <w:framePr w:w="308" w:hRule="auto" w:wrap="none" w:vAnchor="page" w:hAnchor="page" w:x="8073" w:y="8238"/>
-        <w:spacing w:before="0" w:after="0" w:line="80" w:lineRule="exact"/>
-        <w:ind w:left="0" w:right="0" w:firstLine="0"/>
-        <w:jc w:val="left"/>
-      </w:pPr>
-      <w:r>
-        <w:rPr>
-          <w:rFonts w:ascii="Montserrat" w:hAnsi="Montserrat" w:cs="Montserrat" w:eastAsia="Montserrat"/>
-          <w:b w:val="0"/>
-          <w:i w:val="0"/>
-          <w:color w:val="3D5570"/>
-          <w:spacing w:val="5"/>
-          <w:kern w:val="0"/>
-          <w:sz w:val="8"/>
-          <w:szCs w:val="8"/>
-        </w:rPr>
-        <w:t>Г</w:t>
-      </w:r>
-      <w:r>
-        <w:rPr>
-          <w:rFonts w:ascii="Montserrat" w:hAnsi="Montserrat" w:cs="Montserrat" w:eastAsia="Montserrat"/>
-          <w:b w:val="0"/>
-          <w:i w:val="0"/>
-          <w:color w:val="3D5570"/>
-          <w:spacing w:val="4"/>
-          <w:kern w:val="0"/>
-          <w:sz w:val="8"/>
-          <w:szCs w:val="8"/>
-        </w:rPr>
-        <w:t>усти</w:t>
-      </w:r>
-    </w:p>
-    <w:p>
-      <w:pPr>
-        <w:framePr w:w="170" w:hRule="auto" w:wrap="none" w:vAnchor="page" w:hAnchor="page" w:x="9107" w:y="8178"/>
-        <w:spacing w:before="0" w:after="0" w:line="110" w:lineRule="exact"/>
-        <w:ind w:left="0" w:right="0" w:firstLine="0"/>
-        <w:jc w:val="left"/>
-      </w:pPr>
-      <w:r>
-        <w:rPr>
-          <w:rFonts w:ascii="Montserrat" w:hAnsi="Montserrat" w:cs="Montserrat" w:eastAsia="Montserrat"/>
-          <w:b w:val="0"/>
-          <w:i w:val="0"/>
-          <w:color w:val="AFBAC6"/>
-          <w:kern w:val="0"/>
-          <w:sz w:val="11"/>
-          <w:szCs w:val="11"/>
-        </w:rPr>
-        <w:t>☐</w:t>
-      </w:r>
-    </w:p>
-    <w:p>
-      <w:pPr>
-        <w:framePr w:w="518" w:hRule="auto" w:wrap="none" w:vAnchor="page" w:hAnchor="page" w:x="9198" w:y="8160"/>
-        <w:spacing w:before="0" w:after="0" w:line="90" w:lineRule="exact"/>
-        <w:ind w:left="0" w:right="0" w:firstLine="0"/>
-        <w:jc w:val="left"/>
-      </w:pPr>
-      <w:r>
-        <w:rPr>
-          <w:rFonts w:ascii="Montserrat" w:hAnsi="Montserrat" w:cs="Montserrat" w:eastAsia="Montserrat"/>
-          <w:b w:val="0"/>
-          <w:i w:val="0"/>
-          <w:color w:val="5A6E84"/>
-          <w:spacing w:val="1"/>
-          <w:kern w:val="0"/>
-          <w:sz w:val="9"/>
-          <w:szCs w:val="9"/>
-        </w:rPr>
-        <w:t>Mod</w:t>
-      </w:r>
-      <w:r>
-        <w:rPr>
-          <w:rFonts w:ascii="Montserrat" w:hAnsi="Montserrat" w:cs="Montserrat" w:eastAsia="Montserrat"/>
-          <w:b w:val="0"/>
-          <w:i w:val="0"/>
-          <w:color w:val="5A6E84"/>
-          <w:kern w:val="0"/>
-          <w:sz w:val="9"/>
-          <w:szCs w:val="9"/>
-        </w:rPr>
-        <w:t>erate</w:t>
-      </w:r>
-    </w:p>
-    <w:p>
-      <w:pPr>
-        <w:framePr w:w="460" w:hRule="auto" w:wrap="none" w:vAnchor="page" w:hAnchor="page" w:x="9198" w:y="8238"/>
-        <w:spacing w:before="0" w:after="0" w:line="80" w:lineRule="exact"/>
-        <w:ind w:left="0" w:right="0" w:firstLine="0"/>
-        <w:jc w:val="left"/>
-      </w:pPr>
-      <w:r>
-        <w:rPr>
-          <w:rFonts w:ascii="Montserrat" w:hAnsi="Montserrat" w:cs="Montserrat" w:eastAsia="Montserrat"/>
-          <w:b w:val="0"/>
-          <w:i w:val="0"/>
-          <w:color w:val="5A6E84"/>
-          <w:spacing w:val="4"/>
-          <w:kern w:val="0"/>
-          <w:sz w:val="8"/>
-          <w:szCs w:val="8"/>
-        </w:rPr>
-        <w:t>Умере</w:t>
-      </w:r>
-      <w:r>
-        <w:rPr>
-          <w:rFonts w:ascii="Montserrat" w:hAnsi="Montserrat" w:cs="Montserrat" w:eastAsia="Montserrat"/>
-          <w:b w:val="0"/>
-          <w:i w:val="0"/>
-          <w:color w:val="5A6E84"/>
-          <w:spacing w:val="3"/>
-          <w:kern w:val="0"/>
-          <w:sz w:val="8"/>
-          <w:szCs w:val="8"/>
-        </w:rPr>
-        <w:t>ни</w:t>
-      </w:r>
-    </w:p>
-    <w:p>
-      <w:pPr>
-        <w:framePr w:w="170" w:hRule="auto" w:wrap="none" w:vAnchor="page" w:hAnchor="page" w:x="10231" w:y="8178"/>
-        <w:spacing w:before="0" w:after="0" w:line="110" w:lineRule="exact"/>
-        <w:ind w:left="0" w:right="0" w:firstLine="0"/>
-        <w:jc w:val="left"/>
-      </w:pPr>
-      <w:r>
-        <w:rPr>
-          <w:rFonts w:ascii="Montserrat" w:hAnsi="Montserrat" w:cs="Montserrat" w:eastAsia="Montserrat"/>
-          <w:b w:val="0"/>
-          <w:i w:val="0"/>
-          <w:color w:val="AFBAC6"/>
-          <w:kern w:val="0"/>
-          <w:sz w:val="11"/>
-          <w:szCs w:val="11"/>
-        </w:rPr>
-        <w:t>☐</w:t>
-      </w:r>
-    </w:p>
-    <w:p>
-      <w:pPr>
-        <w:framePr w:w="384" w:hRule="auto" w:wrap="none" w:vAnchor="page" w:hAnchor="page" w:x="10322" w:y="8160"/>
-        <w:spacing w:before="0" w:after="0" w:line="90" w:lineRule="exact"/>
-        <w:ind w:left="0" w:right="0" w:firstLine="0"/>
-        <w:jc w:val="left"/>
-      </w:pPr>
-      <w:r>
-        <w:rPr>
-          <w:rFonts w:ascii="Montserrat" w:hAnsi="Montserrat" w:cs="Montserrat" w:eastAsia="Montserrat"/>
-          <w:b w:val="0"/>
-          <w:i w:val="0"/>
-          <w:color w:val="5A6E84"/>
-          <w:spacing w:val="1"/>
-          <w:kern w:val="0"/>
-          <w:sz w:val="9"/>
-          <w:szCs w:val="9"/>
-        </w:rPr>
-        <w:t>Spa</w:t>
-      </w:r>
-      <w:r>
-        <w:rPr>
-          <w:rFonts w:ascii="Montserrat" w:hAnsi="Montserrat" w:cs="Montserrat" w:eastAsia="Montserrat"/>
-          <w:b w:val="0"/>
-          <w:i w:val="0"/>
-          <w:color w:val="5A6E84"/>
-          <w:kern w:val="0"/>
-          <w:sz w:val="9"/>
-          <w:szCs w:val="9"/>
-        </w:rPr>
-        <w:t>rse</w:t>
-      </w:r>
-    </w:p>
-    <w:p>
-      <w:pPr>
-        <w:framePr w:w="342" w:hRule="auto" w:wrap="none" w:vAnchor="page" w:hAnchor="page" w:x="10322" w:y="8238"/>
-        <w:spacing w:before="0" w:after="0" w:line="80" w:lineRule="exact"/>
-        <w:ind w:left="0" w:right="0" w:firstLine="0"/>
-        <w:jc w:val="left"/>
-      </w:pPr>
-      <w:r>
-        <w:rPr>
-          <w:rFonts w:ascii="Montserrat" w:hAnsi="Montserrat" w:cs="Montserrat" w:eastAsia="Montserrat"/>
-          <w:b w:val="0"/>
-          <w:i w:val="0"/>
-          <w:color w:val="5A6E84"/>
-          <w:spacing w:val="7"/>
-          <w:kern w:val="0"/>
-          <w:sz w:val="8"/>
-          <w:szCs w:val="8"/>
-        </w:rPr>
-        <w:t>Сл</w:t>
-      </w:r>
-      <w:r>
-        <w:rPr>
-          <w:rFonts w:ascii="Montserrat" w:hAnsi="Montserrat" w:cs="Montserrat" w:eastAsia="Montserrat"/>
-          <w:b w:val="0"/>
-          <w:i w:val="0"/>
-          <w:color w:val="5A6E84"/>
-          <w:spacing w:val="6"/>
-          <w:kern w:val="0"/>
-          <w:sz w:val="8"/>
-          <w:szCs w:val="8"/>
-        </w:rPr>
-        <w:t>аби</w:t>
-      </w:r>
-    </w:p>
-    <w:p>
-      <w:pPr>
-        <w:framePr w:w="1399" w:hRule="auto" w:wrap="none" w:vAnchor="page" w:hAnchor="page" w:x="673" w:y="9016"/>
-        <w:spacing w:before="0" w:after="0" w:line="110" w:lineRule="exact"/>
-        <w:ind w:left="0" w:right="0" w:firstLine="0"/>
-        <w:jc w:val="left"/>
-      </w:pPr>
-      <w:r>
-        <w:rPr>
-          <w:rFonts w:ascii="Montserrat" w:hAnsi="Montserrat" w:cs="Montserrat" w:eastAsia="Montserrat"/>
-          <w:b/>
-          <w:i w:val="0"/>
-          <w:color w:val="1E293B"/>
-          <w:spacing w:val="1"/>
-          <w:kern w:val="0"/>
-          <w:sz w:val="11"/>
-          <w:szCs w:val="11"/>
-        </w:rPr>
-        <w:t xml:space="preserve">Glandular </w:t>
-      </w:r>
-      <w:r>
-        <w:rPr>
-          <w:rFonts w:ascii="Montserrat" w:hAnsi="Montserrat" w:cs="Montserrat" w:eastAsia="Montserrat"/>
-          <w:b/>
-          <w:i w:val="0"/>
-          <w:color w:val="1E293B"/>
-          <w:kern w:val="0"/>
-          <w:sz w:val="11"/>
-          <w:szCs w:val="11"/>
-        </w:rPr>
-        <w:t>trichomes —</w:t>
-      </w:r>
-    </w:p>
-    <w:p>
-      <w:pPr>
-        <w:framePr w:w="632" w:hRule="auto" w:wrap="none" w:vAnchor="page" w:hAnchor="page" w:x="673" w:y="9136"/>
-        <w:spacing w:before="0" w:after="0" w:line="110" w:lineRule="exact"/>
-        <w:ind w:left="0" w:right="0" w:firstLine="0"/>
-        <w:jc w:val="left"/>
-      </w:pPr>
-      <w:r>
-        <w:rPr>
-          <w:rFonts w:ascii="Montserrat" w:hAnsi="Montserrat" w:cs="Montserrat" w:eastAsia="Montserrat"/>
-          <w:b/>
-          <w:i w:val="0"/>
-          <w:color w:val="1E293B"/>
-          <w:spacing w:val="1"/>
-          <w:kern w:val="0"/>
-          <w:sz w:val="11"/>
-          <w:szCs w:val="11"/>
-        </w:rPr>
-        <w:t>dete</w:t>
-      </w:r>
-      <w:r>
-        <w:rPr>
-          <w:rFonts w:ascii="Montserrat" w:hAnsi="Montserrat" w:cs="Montserrat" w:eastAsia="Montserrat"/>
-          <w:b/>
-          <w:i w:val="0"/>
-          <w:color w:val="1E293B"/>
-          <w:kern w:val="0"/>
-          <w:sz w:val="11"/>
-          <w:szCs w:val="11"/>
-        </w:rPr>
-        <w:t xml:space="preserve">cted </w:t>
-      </w:r>
-    </w:p>
-    <w:p>
-      <w:pPr>
-        <w:framePr w:w="778" w:hRule="auto" w:wrap="none" w:vAnchor="page" w:hAnchor="page" w:x="1230" w:y="9146"/>
-        <w:spacing w:before="0" w:after="0" w:line="100" w:lineRule="exact"/>
-        <w:ind w:left="0" w:right="0" w:firstLine="0"/>
-        <w:jc w:val="left"/>
-      </w:pPr>
-      <w:r>
-        <w:rPr>
-          <w:rFonts w:ascii="Montserrat" w:hAnsi="Montserrat" w:cs="Montserrat" w:eastAsia="Montserrat"/>
-          <w:b/>
-          <w:i w:val="0"/>
-          <w:color w:val="5A6E84"/>
-          <w:spacing w:val="-3"/>
-          <w:kern w:val="0"/>
-          <w:sz w:val="10"/>
-          <w:szCs w:val="10"/>
-        </w:rPr>
-        <w:t>Жлез</w:t>
-      </w:r>
-      <w:r>
-        <w:rPr>
-          <w:rFonts w:ascii="Montserrat" w:hAnsi="Montserrat" w:cs="Montserrat" w:eastAsia="Montserrat"/>
-          <w:b/>
-          <w:i w:val="0"/>
-          <w:color w:val="5A6E84"/>
-          <w:spacing w:val="-4"/>
-          <w:kern w:val="0"/>
-          <w:sz w:val="10"/>
-          <w:szCs w:val="10"/>
-        </w:rPr>
-        <w:t>дени —</w:t>
-      </w:r>
-    </w:p>
-    <w:p>
-      <w:pPr>
-        <w:framePr w:w="791" w:hRule="auto" w:wrap="none" w:vAnchor="page" w:hAnchor="page" w:x="673" w:y="9266"/>
-        <w:spacing w:before="0" w:after="0" w:line="100" w:lineRule="exact"/>
-        <w:ind w:left="0" w:right="0" w:firstLine="0"/>
-        <w:jc w:val="left"/>
-      </w:pPr>
-      <w:r>
-        <w:rPr>
-          <w:rFonts w:ascii="Montserrat" w:hAnsi="Montserrat" w:cs="Montserrat" w:eastAsia="Montserrat"/>
-          <w:b/>
-          <w:i w:val="0"/>
-          <w:color w:val="5A6E84"/>
-          <w:spacing w:val="-2"/>
-          <w:kern w:val="0"/>
-          <w:sz w:val="10"/>
-          <w:szCs w:val="10"/>
-        </w:rPr>
-        <w:t>дете</w:t>
-      </w:r>
-      <w:r>
-        <w:rPr>
-          <w:rFonts w:ascii="Montserrat" w:hAnsi="Montserrat" w:cs="Montserrat" w:eastAsia="Montserrat"/>
-          <w:b/>
-          <w:i w:val="0"/>
-          <w:color w:val="5A6E84"/>
-          <w:spacing w:val="-3"/>
-          <w:kern w:val="0"/>
-          <w:sz w:val="10"/>
-          <w:szCs w:val="10"/>
-        </w:rPr>
-        <w:t>ктирани</w:t>
-      </w:r>
-    </w:p>
-    <w:p>
-      <w:pPr>
-        <w:framePr w:w="305" w:hRule="auto" w:wrap="none" w:vAnchor="page" w:hAnchor="page" w:x="1350" w:y="9483"/>
-        <w:spacing w:before="0" w:after="0" w:line="80" w:lineRule="exact"/>
-        <w:ind w:left="0" w:right="0" w:firstLine="0"/>
-        <w:jc w:val="left"/>
-      </w:pPr>
-      <w:r>
-        <w:rPr>
-          <w:rFonts w:ascii="Montserrat" w:hAnsi="Montserrat" w:cs="Montserrat" w:eastAsia="Montserrat"/>
-          <w:b w:val="0"/>
-          <w:i w:val="0"/>
-          <w:color w:val="5A6E84"/>
-          <w:spacing w:val="7"/>
-          <w:kern w:val="0"/>
-          <w:sz w:val="8"/>
-          <w:szCs w:val="8"/>
-        </w:rPr>
-        <w:t>Нема</w:t>
-      </w:r>
-    </w:p>
-    <w:p>
-      <w:pPr>
-        <w:framePr w:w="635" w:hRule="auto" w:wrap="none" w:vAnchor="page" w:hAnchor="page" w:x="1350" w:y="9723"/>
-        <w:spacing w:before="0" w:after="0" w:line="80" w:lineRule="exact"/>
-        <w:ind w:left="0" w:right="0" w:firstLine="0"/>
-        <w:jc w:val="left"/>
-      </w:pPr>
-      <w:r>
-        <w:rPr>
-          <w:rFonts w:ascii="Montserrat" w:hAnsi="Montserrat" w:cs="Montserrat" w:eastAsia="Montserrat"/>
-          <w:b w:val="0"/>
-          <w:i w:val="0"/>
-          <w:color w:val="3D5570"/>
-          <w:spacing w:val="5"/>
-          <w:kern w:val="0"/>
-          <w:sz w:val="8"/>
-          <w:szCs w:val="8"/>
-        </w:rPr>
-        <w:t>Дете</w:t>
-      </w:r>
-      <w:r>
-        <w:rPr>
-          <w:rFonts w:ascii="Montserrat" w:hAnsi="Montserrat" w:cs="Montserrat" w:eastAsia="Montserrat"/>
-          <w:b w:val="0"/>
-          <w:i w:val="0"/>
-          <w:color w:val="3D5570"/>
-          <w:spacing w:val="4"/>
-          <w:kern w:val="0"/>
-          <w:sz w:val="8"/>
-          <w:szCs w:val="8"/>
-        </w:rPr>
-        <w:t>ктирани</w:t>
-      </w:r>
-    </w:p>
-    <w:p>
-      <w:pPr>
-        <w:framePr w:w="1357" w:hRule="auto" w:wrap="none" w:vAnchor="page" w:hAnchor="page" w:x="2477" w:y="9016"/>
-        <w:spacing w:before="0" w:after="0" w:line="110" w:lineRule="exact"/>
-        <w:ind w:left="0" w:right="0" w:firstLine="0"/>
-        <w:jc w:val="left"/>
-      </w:pPr>
-      <w:r>
-        <w:rPr>
-          <w:rFonts w:ascii="Montserrat" w:hAnsi="Montserrat" w:cs="Montserrat" w:eastAsia="Montserrat"/>
-          <w:b/>
-          <w:i w:val="0"/>
-          <w:color w:val="1E293B"/>
-          <w:spacing w:val="1"/>
-          <w:kern w:val="0"/>
-          <w:sz w:val="11"/>
-          <w:szCs w:val="11"/>
-        </w:rPr>
-        <w:t>Covering t</w:t>
-      </w:r>
-      <w:r>
-        <w:rPr>
-          <w:rFonts w:ascii="Montserrat" w:hAnsi="Montserrat" w:cs="Montserrat" w:eastAsia="Montserrat"/>
-          <w:b/>
-          <w:i w:val="0"/>
-          <w:color w:val="1E293B"/>
-          <w:kern w:val="0"/>
-          <w:sz w:val="11"/>
-          <w:szCs w:val="11"/>
-        </w:rPr>
-        <w:t>richomes —</w:t>
-      </w:r>
-    </w:p>
-    <w:p>
-      <w:pPr>
-        <w:framePr w:w="632" w:hRule="auto" w:wrap="none" w:vAnchor="page" w:hAnchor="page" w:x="2477" w:y="9136"/>
-        <w:spacing w:before="0" w:after="0" w:line="110" w:lineRule="exact"/>
-        <w:ind w:left="0" w:right="0" w:firstLine="0"/>
-        <w:jc w:val="left"/>
-      </w:pPr>
-      <w:r>
-        <w:rPr>
-          <w:rFonts w:ascii="Montserrat" w:hAnsi="Montserrat" w:cs="Montserrat" w:eastAsia="Montserrat"/>
-          <w:b/>
-          <w:i w:val="0"/>
-          <w:color w:val="1E293B"/>
-          <w:spacing w:val="1"/>
-          <w:kern w:val="0"/>
-          <w:sz w:val="11"/>
-          <w:szCs w:val="11"/>
-        </w:rPr>
-        <w:t>dete</w:t>
-      </w:r>
-      <w:r>
-        <w:rPr>
-          <w:rFonts w:ascii="Montserrat" w:hAnsi="Montserrat" w:cs="Montserrat" w:eastAsia="Montserrat"/>
-          <w:b/>
-          <w:i w:val="0"/>
-          <w:color w:val="1E293B"/>
-          <w:kern w:val="0"/>
-          <w:sz w:val="11"/>
-          <w:szCs w:val="11"/>
-        </w:rPr>
-        <w:t xml:space="preserve">cted </w:t>
-      </w:r>
-    </w:p>
-    <w:p>
-      <w:pPr>
-        <w:framePr w:w="756" w:hRule="auto" w:wrap="none" w:vAnchor="page" w:hAnchor="page" w:x="3034" w:y="9146"/>
-        <w:spacing w:before="0" w:after="0" w:line="100" w:lineRule="exact"/>
-        <w:ind w:left="0" w:right="0" w:firstLine="0"/>
-        <w:jc w:val="left"/>
-      </w:pPr>
-      <w:r>
-        <w:rPr>
-          <w:rFonts w:ascii="Montserrat" w:hAnsi="Montserrat" w:cs="Montserrat" w:eastAsia="Montserrat"/>
-          <w:b/>
-          <w:i w:val="0"/>
-          <w:color w:val="5A6E84"/>
-          <w:spacing w:val="-2"/>
-          <w:kern w:val="0"/>
-          <w:sz w:val="10"/>
-          <w:szCs w:val="10"/>
-        </w:rPr>
-        <w:t>Покровн</w:t>
-      </w:r>
-      <w:r>
-        <w:rPr>
-          <w:rFonts w:ascii="Montserrat" w:hAnsi="Montserrat" w:cs="Montserrat" w:eastAsia="Montserrat"/>
-          <w:b/>
-          <w:i w:val="0"/>
-          <w:color w:val="5A6E84"/>
-          <w:spacing w:val="-3"/>
-          <w:kern w:val="0"/>
-          <w:sz w:val="10"/>
-          <w:szCs w:val="10"/>
-        </w:rPr>
-        <w:t>и —</w:t>
-      </w:r>
-    </w:p>
-    <w:p>
-      <w:pPr>
-        <w:framePr w:w="791" w:hRule="auto" w:wrap="none" w:vAnchor="page" w:hAnchor="page" w:x="2477" w:y="9266"/>
-        <w:spacing w:before="0" w:after="0" w:line="100" w:lineRule="exact"/>
-        <w:ind w:left="0" w:right="0" w:firstLine="0"/>
-        <w:jc w:val="left"/>
-      </w:pPr>
-      <w:r>
-        <w:rPr>
-          <w:rFonts w:ascii="Montserrat" w:hAnsi="Montserrat" w:cs="Montserrat" w:eastAsia="Montserrat"/>
-          <w:b/>
-          <w:i w:val="0"/>
-          <w:color w:val="5A6E84"/>
-          <w:spacing w:val="-2"/>
-          <w:kern w:val="0"/>
-          <w:sz w:val="10"/>
-          <w:szCs w:val="10"/>
-        </w:rPr>
-        <w:t>дете</w:t>
-      </w:r>
-      <w:r>
-        <w:rPr>
-          <w:rFonts w:ascii="Montserrat" w:hAnsi="Montserrat" w:cs="Montserrat" w:eastAsia="Montserrat"/>
-          <w:b/>
-          <w:i w:val="0"/>
-          <w:color w:val="5A6E84"/>
-          <w:spacing w:val="-3"/>
-          <w:kern w:val="0"/>
-          <w:sz w:val="10"/>
-          <w:szCs w:val="10"/>
-        </w:rPr>
-        <w:t>ктирани</w:t>
-      </w:r>
-    </w:p>
-    <w:p>
-      <w:pPr>
-        <w:framePr w:w="635" w:hRule="auto" w:wrap="none" w:vAnchor="page" w:hAnchor="page" w:x="3154" w:y="9483"/>
-        <w:spacing w:before="0" w:after="0" w:line="80" w:lineRule="exact"/>
-        <w:ind w:left="0" w:right="0" w:firstLine="0"/>
-        <w:jc w:val="left"/>
-      </w:pPr>
-      <w:r>
-        <w:rPr>
-          <w:rFonts w:ascii="Montserrat" w:hAnsi="Montserrat" w:cs="Montserrat" w:eastAsia="Montserrat"/>
-          <w:b w:val="0"/>
-          <w:i w:val="0"/>
-          <w:color w:val="3D5570"/>
-          <w:spacing w:val="5"/>
-          <w:kern w:val="0"/>
-          <w:sz w:val="8"/>
-          <w:szCs w:val="8"/>
-        </w:rPr>
-        <w:t>Дете</w:t>
-      </w:r>
-      <w:r>
-        <w:rPr>
-          <w:rFonts w:ascii="Montserrat" w:hAnsi="Montserrat" w:cs="Montserrat" w:eastAsia="Montserrat"/>
-          <w:b w:val="0"/>
-          <w:i w:val="0"/>
-          <w:color w:val="3D5570"/>
-          <w:spacing w:val="4"/>
-          <w:kern w:val="0"/>
-          <w:sz w:val="8"/>
-          <w:szCs w:val="8"/>
-        </w:rPr>
-        <w:t>ктирани</w:t>
-      </w:r>
-    </w:p>
-    <w:p>
-      <w:pPr>
-        <w:framePr w:w="305" w:hRule="auto" w:wrap="none" w:vAnchor="page" w:hAnchor="page" w:x="3154" w:y="9723"/>
-        <w:spacing w:before="0" w:after="0" w:line="80" w:lineRule="exact"/>
-        <w:ind w:left="0" w:right="0" w:firstLine="0"/>
-        <w:jc w:val="left"/>
-      </w:pPr>
-      <w:r>
-        <w:rPr>
-          <w:rFonts w:ascii="Montserrat" w:hAnsi="Montserrat" w:cs="Montserrat" w:eastAsia="Montserrat"/>
-          <w:b w:val="0"/>
-          <w:i w:val="0"/>
-          <w:color w:val="5A6E84"/>
-          <w:spacing w:val="7"/>
-          <w:kern w:val="0"/>
-          <w:sz w:val="8"/>
-          <w:szCs w:val="8"/>
-        </w:rPr>
-        <w:t>Нема</w:t>
-      </w:r>
-    </w:p>
-    <w:p>
-      <w:pPr>
-        <w:framePr w:w="1316" w:hRule="auto" w:wrap="none" w:vAnchor="page" w:hAnchor="page" w:x="4281" w:y="9016"/>
-        <w:spacing w:before="0" w:after="0" w:line="110" w:lineRule="exact"/>
-        <w:ind w:left="0" w:right="0" w:firstLine="0"/>
-        <w:jc w:val="left"/>
-      </w:pPr>
-      <w:r>
-        <w:rPr>
-          <w:rFonts w:ascii="Montserrat" w:hAnsi="Montserrat" w:cs="Montserrat" w:eastAsia="Montserrat"/>
-          <w:b/>
-          <w:i w:val="0"/>
-          <w:color w:val="1E293B"/>
-          <w:spacing w:val="1"/>
-          <w:kern w:val="0"/>
-          <w:sz w:val="11"/>
-          <w:szCs w:val="11"/>
-        </w:rPr>
-        <w:t>Cystoliths</w:t>
-      </w:r>
-      <w:r>
-        <w:rPr>
-          <w:rFonts w:ascii="Montserrat" w:hAnsi="Montserrat" w:cs="Montserrat" w:eastAsia="Montserrat"/>
-          <w:b/>
-          <w:i w:val="0"/>
-          <w:color w:val="1E293B"/>
-          <w:kern w:val="0"/>
-          <w:sz w:val="11"/>
-          <w:szCs w:val="11"/>
-        </w:rPr>
-        <w:t xml:space="preserve"> · HCl R test</w:t>
-      </w:r>
-    </w:p>
-    <w:p>
-      <w:pPr>
-        <w:framePr w:w="1047" w:hRule="auto" w:wrap="none" w:vAnchor="page" w:hAnchor="page" w:x="4281" w:y="9146"/>
-        <w:spacing w:before="0" w:after="0" w:line="100" w:lineRule="exact"/>
-        <w:ind w:left="0" w:right="0" w:firstLine="0"/>
-        <w:jc w:val="left"/>
-      </w:pPr>
-      <w:r>
-        <w:rPr>
-          <w:rFonts w:ascii="Montserrat" w:hAnsi="Montserrat" w:cs="Montserrat" w:eastAsia="Montserrat"/>
-          <w:b/>
-          <w:i w:val="0"/>
-          <w:color w:val="5A6E84"/>
-          <w:spacing w:val="-2"/>
-          <w:kern w:val="0"/>
-          <w:sz w:val="10"/>
-          <w:szCs w:val="10"/>
-        </w:rPr>
-        <w:t>Цистолити</w:t>
-      </w:r>
-      <w:r>
-        <w:rPr>
-          <w:rFonts w:ascii="Montserrat" w:hAnsi="Montserrat" w:cs="Montserrat" w:eastAsia="Montserrat"/>
-          <w:b/>
-          <w:i w:val="0"/>
-          <w:color w:val="5A6E84"/>
-          <w:spacing w:val="-3"/>
-          <w:kern w:val="0"/>
-          <w:sz w:val="10"/>
-          <w:szCs w:val="10"/>
-        </w:rPr>
-        <w:t xml:space="preserve"> · HCl R</w:t>
-      </w:r>
-    </w:p>
-    <w:p>
-      <w:pPr>
-        <w:framePr w:w="305" w:hRule="auto" w:wrap="none" w:vAnchor="page" w:hAnchor="page" w:x="4958" w:y="9363"/>
-        <w:spacing w:before="0" w:after="0" w:line="80" w:lineRule="exact"/>
-        <w:ind w:left="0" w:right="0" w:firstLine="0"/>
-        <w:jc w:val="left"/>
-      </w:pPr>
-      <w:r>
-        <w:rPr>
-          <w:rFonts w:ascii="Montserrat" w:hAnsi="Montserrat" w:cs="Montserrat" w:eastAsia="Montserrat"/>
-          <w:b w:val="0"/>
-          <w:i w:val="0"/>
-          <w:color w:val="5A6E84"/>
-          <w:spacing w:val="7"/>
-          <w:kern w:val="0"/>
-          <w:sz w:val="8"/>
-          <w:szCs w:val="8"/>
-        </w:rPr>
-        <w:t>Нема</w:t>
-      </w:r>
-    </w:p>
-    <w:p>
-      <w:pPr>
-        <w:framePr w:w="544" w:hRule="auto" w:wrap="none" w:vAnchor="page" w:hAnchor="page" w:x="4958" w:y="9603"/>
-        <w:spacing w:before="0" w:after="0" w:line="80" w:lineRule="exact"/>
-        <w:ind w:left="0" w:right="0" w:firstLine="0"/>
-        <w:jc w:val="left"/>
-      </w:pPr>
-      <w:r>
-        <w:rPr>
-          <w:rFonts w:ascii="Montserrat" w:hAnsi="Montserrat" w:cs="Montserrat" w:eastAsia="Montserrat"/>
-          <w:b w:val="0"/>
-          <w:i w:val="0"/>
-          <w:color w:val="3D5570"/>
-          <w:spacing w:val="4"/>
-          <w:kern w:val="0"/>
-          <w:sz w:val="8"/>
-          <w:szCs w:val="8"/>
-        </w:rPr>
-        <w:t>Со H</w:t>
-      </w:r>
-      <w:r>
-        <w:rPr>
-          <w:rFonts w:ascii="Montserrat" w:hAnsi="Montserrat" w:cs="Montserrat" w:eastAsia="Montserrat"/>
-          <w:b w:val="0"/>
-          <w:i w:val="0"/>
-          <w:color w:val="3D5570"/>
-          <w:spacing w:val="3"/>
-          <w:kern w:val="0"/>
-          <w:sz w:val="8"/>
-          <w:szCs w:val="8"/>
-        </w:rPr>
-        <w:t>Cl тест</w:t>
-      </w:r>
-    </w:p>
-    <w:p>
-      <w:pPr>
-        <w:framePr w:w="1467" w:hRule="auto" w:wrap="none" w:vAnchor="page" w:hAnchor="page" w:x="6086" w:y="9031"/>
-        <w:spacing w:before="0" w:after="0" w:line="110" w:lineRule="exact"/>
-        <w:ind w:left="0" w:right="0" w:firstLine="0"/>
-        <w:jc w:val="left"/>
-      </w:pPr>
-      <w:r>
-        <w:rPr>
-          <w:rFonts w:ascii="Montserrat" w:hAnsi="Montserrat" w:cs="Montserrat" w:eastAsia="Montserrat"/>
-          <w:b/>
-          <w:i w:val="0"/>
-          <w:color w:val="1E293B"/>
-          <w:spacing w:val="1"/>
-          <w:kern w:val="0"/>
-          <w:sz w:val="11"/>
-          <w:szCs w:val="11"/>
-        </w:rPr>
-        <w:t>Resin dropl</w:t>
-      </w:r>
-      <w:r>
-        <w:rPr>
-          <w:rFonts w:ascii="Montserrat" w:hAnsi="Montserrat" w:cs="Montserrat" w:eastAsia="Montserrat"/>
-          <w:b/>
-          <w:i w:val="0"/>
-          <w:color w:val="1E293B"/>
-          <w:kern w:val="0"/>
-          <w:sz w:val="11"/>
-          <w:szCs w:val="11"/>
-        </w:rPr>
-        <w:t>ets on heads</w:t>
-      </w:r>
-    </w:p>
-    <w:p>
-      <w:pPr>
-        <w:framePr w:w="863" w:hRule="auto" w:wrap="none" w:vAnchor="page" w:hAnchor="page" w:x="6086" w:y="9161"/>
-        <w:spacing w:before="0" w:after="0" w:line="100" w:lineRule="exact"/>
-        <w:ind w:left="0" w:right="0" w:firstLine="0"/>
-        <w:jc w:val="left"/>
-      </w:pPr>
-      <w:r>
-        <w:rPr>
-          <w:rFonts w:ascii="Montserrat" w:hAnsi="Montserrat" w:cs="Montserrat" w:eastAsia="Montserrat"/>
-          <w:b/>
-          <w:i w:val="0"/>
-          <w:color w:val="5A6E84"/>
-          <w:spacing w:val="-2"/>
-          <w:kern w:val="0"/>
-          <w:sz w:val="10"/>
-          <w:szCs w:val="10"/>
-        </w:rPr>
-        <w:t>Смолни капки</w:t>
-      </w:r>
-    </w:p>
-    <w:p>
-      <w:pPr>
-        <w:framePr w:w="492" w:hRule="auto" w:wrap="none" w:vAnchor="page" w:hAnchor="page" w:x="6763" w:y="9378"/>
-        <w:spacing w:before="0" w:after="0" w:line="80" w:lineRule="exact"/>
-        <w:ind w:left="0" w:right="0" w:firstLine="0"/>
-        <w:jc w:val="left"/>
-      </w:pPr>
-      <w:r>
-        <w:rPr>
-          <w:rFonts w:ascii="Montserrat" w:hAnsi="Montserrat" w:cs="Montserrat" w:eastAsia="Montserrat"/>
-          <w:b w:val="0"/>
-          <w:i w:val="0"/>
-          <w:color w:val="3D5570"/>
-          <w:spacing w:val="4"/>
-          <w:kern w:val="0"/>
-          <w:sz w:val="8"/>
-          <w:szCs w:val="8"/>
-        </w:rPr>
-        <w:t>Присут</w:t>
-      </w:r>
-      <w:r>
-        <w:rPr>
-          <w:rFonts w:ascii="Montserrat" w:hAnsi="Montserrat" w:cs="Montserrat" w:eastAsia="Montserrat"/>
-          <w:b w:val="0"/>
-          <w:i w:val="0"/>
-          <w:color w:val="3D5570"/>
-          <w:spacing w:val="3"/>
-          <w:kern w:val="0"/>
-          <w:sz w:val="8"/>
-          <w:szCs w:val="8"/>
-        </w:rPr>
-        <w:t>ни</w:t>
-      </w:r>
-    </w:p>
-    <w:p>
-      <w:pPr>
-        <w:framePr w:w="305" w:hRule="auto" w:wrap="none" w:vAnchor="page" w:hAnchor="page" w:x="6763" w:y="9618"/>
-        <w:spacing w:before="0" w:after="0" w:line="80" w:lineRule="exact"/>
-        <w:ind w:left="0" w:right="0" w:firstLine="0"/>
-        <w:jc w:val="left"/>
-      </w:pPr>
-      <w:r>
-        <w:rPr>
-          <w:rFonts w:ascii="Montserrat" w:hAnsi="Montserrat" w:cs="Montserrat" w:eastAsia="Montserrat"/>
-          <w:b w:val="0"/>
-          <w:i w:val="0"/>
-          <w:color w:val="5A6E84"/>
-          <w:spacing w:val="7"/>
-          <w:kern w:val="0"/>
-          <w:sz w:val="8"/>
-          <w:szCs w:val="8"/>
-        </w:rPr>
-        <w:t>Нема</w:t>
-      </w:r>
-    </w:p>
-    <w:p>
-      <w:pPr>
-        <w:framePr w:w="1299" w:hRule="auto" w:wrap="none" w:vAnchor="page" w:hAnchor="page" w:x="7890" w:y="9031"/>
-        <w:spacing w:before="0" w:after="0" w:line="110" w:lineRule="exact"/>
-        <w:ind w:left="0" w:right="0" w:firstLine="0"/>
-        <w:jc w:val="left"/>
-      </w:pPr>
-      <w:r>
-        <w:rPr>
-          <w:rFonts w:ascii="Montserrat" w:hAnsi="Montserrat" w:cs="Montserrat" w:eastAsia="Montserrat"/>
-          <w:b/>
-          <w:i w:val="0"/>
-          <w:color w:val="1E293B"/>
-          <w:spacing w:val="1"/>
-          <w:kern w:val="0"/>
-          <w:sz w:val="11"/>
-          <w:szCs w:val="11"/>
-        </w:rPr>
-        <w:t>Plant fibr</w:t>
-      </w:r>
-      <w:r>
-        <w:rPr>
-          <w:rFonts w:ascii="Montserrat" w:hAnsi="Montserrat" w:cs="Montserrat" w:eastAsia="Montserrat"/>
-          <w:b/>
-          <w:i w:val="0"/>
-          <w:color w:val="1E293B"/>
-          <w:kern w:val="0"/>
-          <w:sz w:val="11"/>
-          <w:szCs w:val="11"/>
-        </w:rPr>
-        <w:t>es &amp; vessels</w:t>
-      </w:r>
-    </w:p>
-    <w:p>
-      <w:pPr>
-        <w:framePr w:w="1133" w:hRule="auto" w:wrap="none" w:vAnchor="page" w:hAnchor="page" w:x="7890" w:y="9161"/>
-        <w:spacing w:before="0" w:after="0" w:line="100" w:lineRule="exact"/>
-        <w:ind w:left="0" w:right="0" w:firstLine="0"/>
-        <w:jc w:val="left"/>
-      </w:pPr>
-      <w:r>
-        <w:rPr>
-          <w:rFonts w:ascii="Montserrat" w:hAnsi="Montserrat" w:cs="Montserrat" w:eastAsia="Montserrat"/>
-          <w:b/>
-          <w:i w:val="0"/>
-          <w:color w:val="5A6E84"/>
-          <w:spacing w:val="-1"/>
-          <w:kern w:val="0"/>
-          <w:sz w:val="10"/>
-          <w:szCs w:val="10"/>
-        </w:rPr>
-        <w:t>Растителни влак</w:t>
-      </w:r>
-      <w:r>
-        <w:rPr>
-          <w:rFonts w:ascii="Montserrat" w:hAnsi="Montserrat" w:cs="Montserrat" w:eastAsia="Montserrat"/>
-          <w:b/>
-          <w:i w:val="0"/>
-          <w:color w:val="5A6E84"/>
-          <w:spacing w:val="-2"/>
-          <w:kern w:val="0"/>
-          <w:sz w:val="10"/>
-          <w:szCs w:val="10"/>
-        </w:rPr>
-        <w:t>на</w:t>
-      </w:r>
-    </w:p>
-    <w:p>
-      <w:pPr>
-        <w:framePr w:w="305" w:hRule="auto" w:wrap="none" w:vAnchor="page" w:hAnchor="page" w:x="8567" w:y="9378"/>
-        <w:spacing w:before="0" w:after="0" w:line="80" w:lineRule="exact"/>
-        <w:ind w:left="0" w:right="0" w:firstLine="0"/>
-        <w:jc w:val="left"/>
-      </w:pPr>
-      <w:r>
-        <w:rPr>
-          <w:rFonts w:ascii="Montserrat" w:hAnsi="Montserrat" w:cs="Montserrat" w:eastAsia="Montserrat"/>
-          <w:b w:val="0"/>
-          <w:i w:val="0"/>
-          <w:color w:val="5A6E84"/>
-          <w:spacing w:val="7"/>
-          <w:kern w:val="0"/>
-          <w:sz w:val="8"/>
-          <w:szCs w:val="8"/>
-        </w:rPr>
-        <w:t>Нема</w:t>
-      </w:r>
-    </w:p>
-    <w:p>
-      <w:pPr>
-        <w:framePr w:w="840" w:hRule="auto" w:wrap="none" w:vAnchor="page" w:hAnchor="page" w:x="8567" w:y="9618"/>
-        <w:spacing w:before="0" w:after="0" w:line="80" w:lineRule="exact"/>
-        <w:ind w:left="0" w:right="0" w:firstLine="0"/>
-        <w:jc w:val="left"/>
-      </w:pPr>
-      <w:r>
-        <w:rPr>
-          <w:rFonts w:ascii="Montserrat" w:hAnsi="Montserrat" w:cs="Montserrat" w:eastAsia="Montserrat"/>
-          <w:b w:val="0"/>
-          <w:i w:val="0"/>
-          <w:color w:val="3D5570"/>
-          <w:spacing w:val="4"/>
-          <w:kern w:val="0"/>
-          <w:sz w:val="8"/>
-          <w:szCs w:val="8"/>
-        </w:rPr>
-        <w:t xml:space="preserve">Типични за </w:t>
-      </w:r>
-      <w:r>
-        <w:rPr>
-          <w:rFonts w:ascii="Montserrat" w:hAnsi="Montserrat" w:cs="Montserrat" w:eastAsia="Montserrat"/>
-          <w:b w:val="0"/>
-          <w:i w:val="0"/>
-          <w:color w:val="3D5570"/>
-          <w:spacing w:val="3"/>
-          <w:kern w:val="0"/>
-          <w:sz w:val="8"/>
-          <w:szCs w:val="8"/>
-        </w:rPr>
-        <w:t>видот</w:t>
-      </w:r>
-    </w:p>
-    <w:p>
-      <w:pPr>
-        <w:framePr w:w="1453" w:hRule="auto" w:wrap="none" w:vAnchor="page" w:hAnchor="page" w:x="9694" w:y="9031"/>
-        <w:spacing w:before="0" w:after="0" w:line="110" w:lineRule="exact"/>
-        <w:ind w:left="0" w:right="0" w:firstLine="0"/>
-        <w:jc w:val="left"/>
-      </w:pPr>
-      <w:r>
-        <w:rPr>
-          <w:rFonts w:ascii="Montserrat" w:hAnsi="Montserrat" w:cs="Montserrat" w:eastAsia="Montserrat"/>
-          <w:b/>
-          <w:i w:val="0"/>
-          <w:color w:val="1E293B"/>
-          <w:spacing w:val="1"/>
-          <w:kern w:val="0"/>
-          <w:sz w:val="11"/>
-          <w:szCs w:val="11"/>
-        </w:rPr>
-        <w:t>Foreign tis</w:t>
-      </w:r>
-      <w:r>
-        <w:rPr>
-          <w:rFonts w:ascii="Montserrat" w:hAnsi="Montserrat" w:cs="Montserrat" w:eastAsia="Montserrat"/>
-          <w:b/>
-          <w:i w:val="0"/>
-          <w:color w:val="1E293B"/>
-          <w:kern w:val="0"/>
-          <w:sz w:val="11"/>
-          <w:szCs w:val="11"/>
-        </w:rPr>
-        <w:t>sue or mould</w:t>
-      </w:r>
-    </w:p>
-    <w:p>
-      <w:pPr>
-        <w:framePr w:w="1243" w:hRule="auto" w:wrap="none" w:vAnchor="page" w:hAnchor="page" w:x="9694" w:y="9161"/>
-        <w:spacing w:before="0" w:after="0" w:line="100" w:lineRule="exact"/>
-        <w:ind w:left="0" w:right="0" w:firstLine="0"/>
-        <w:jc w:val="left"/>
-      </w:pPr>
-      <w:r>
-        <w:rPr>
-          <w:rFonts w:ascii="Montserrat" w:hAnsi="Montserrat" w:cs="Montserrat" w:eastAsia="Montserrat"/>
-          <w:b/>
-          <w:i w:val="0"/>
-          <w:color w:val="5A6E84"/>
-          <w:spacing w:val="-1"/>
-          <w:kern w:val="0"/>
-          <w:sz w:val="10"/>
-          <w:szCs w:val="10"/>
-        </w:rPr>
-        <w:t>Страно</w:t>
-      </w:r>
-      <w:r>
-        <w:rPr>
-          <w:rFonts w:ascii="Montserrat" w:hAnsi="Montserrat" w:cs="Montserrat" w:eastAsia="Montserrat"/>
-          <w:b/>
-          <w:i w:val="0"/>
-          <w:color w:val="5A6E84"/>
-          <w:spacing w:val="-2"/>
-          <w:kern w:val="0"/>
-          <w:sz w:val="10"/>
-          <w:szCs w:val="10"/>
-        </w:rPr>
-        <w:t xml:space="preserve"> ткиво / мувла</w:t>
-      </w:r>
-    </w:p>
-    <w:p>
-      <w:pPr>
-        <w:framePr w:w="837" w:hRule="auto" w:wrap="none" w:vAnchor="page" w:hAnchor="page" w:x="10371" w:y="9378"/>
-        <w:spacing w:before="0" w:after="0" w:line="80" w:lineRule="exact"/>
-        <w:ind w:left="0" w:right="0" w:firstLine="0"/>
-        <w:jc w:val="left"/>
-      </w:pPr>
-      <w:r>
-        <w:rPr>
-          <w:rFonts w:ascii="Montserrat" w:hAnsi="Montserrat" w:cs="Montserrat" w:eastAsia="Montserrat"/>
-          <w:b w:val="0"/>
-          <w:i w:val="0"/>
-          <w:color w:val="3D5570"/>
-          <w:spacing w:val="4"/>
-          <w:kern w:val="0"/>
-          <w:sz w:val="8"/>
-          <w:szCs w:val="8"/>
-        </w:rPr>
-        <w:t>Не е детект</w:t>
-      </w:r>
-      <w:r>
-        <w:rPr>
-          <w:rFonts w:ascii="Montserrat" w:hAnsi="Montserrat" w:cs="Montserrat" w:eastAsia="Montserrat"/>
-          <w:b w:val="0"/>
-          <w:i w:val="0"/>
-          <w:color w:val="3D5570"/>
-          <w:spacing w:val="3"/>
-          <w:kern w:val="0"/>
-          <w:sz w:val="8"/>
-          <w:szCs w:val="8"/>
-        </w:rPr>
-        <w:t>ирано</w:t>
-      </w:r>
-    </w:p>
-    <w:p>
-      <w:pPr>
-        <w:framePr w:w="631" w:hRule="auto" w:wrap="none" w:vAnchor="page" w:hAnchor="page" w:x="10371" w:y="9618"/>
+        <w:framePr w:w="631" w:hRule="auto" w:wrap="none" w:vAnchor="page" w:hAnchor="page" w:x="9838" w:y="9618"/>
         <w:spacing w:before="0" w:after="0" w:line="80" w:lineRule="exact"/>
         <w:ind w:left="0" w:right="0" w:firstLine="0"/>
         <w:jc w:val="left"/>

--- a/deliverables/qc_gap_analysis/BLANK_TEMPLATES/DOCX/iCoA_BLANK_TEMPLATE.docx
+++ b/deliverables/qc_gap_analysis/BLANK_TEMPLATES/DOCX/iCoA_BLANK_TEMPLATE.docx
@@ -3725,6 +3725,26 @@
     </w:p>
     <w:p>
       <w:pPr>
+        <w:framePr w:w="5284" w:hRule="auto" w:wrap="none" w:vAnchor="page" w:hAnchor="page" w:x="574" w:y="16147"/>
+        <w:spacing w:before="0" w:after="0" w:line="166" w:lineRule="exact"/>
+        <w:ind w:left="0" w:right="0" w:firstLine="0"/>
+        <w:jc w:val="left"/>
+      </w:pPr>
+      <w:r>
+        <w:rPr>
+          <w:rFonts w:ascii="Montserrat" w:hAnsi="Montserrat" w:cs="Montserrat" w:eastAsia="Montserrat"/>
+          <w:b w:val="0"/>
+          <w:i w:val="0"/>
+          <w:color w:val="5A7391"/>
+          <w:kern w:val="0"/>
+          <w:sz w:val="13"/>
+          <w:szCs w:val="13"/>
+        </w:rPr>
+        <w:t>Purely Plant DOOEL · Industriska ulica 9, br. 9, Kojlija 1043 · Petrovec-Skopje, North Macedonia</w:t>
+      </w:r>
+    </w:p>
+    <w:p>
+      <w:pPr>
         <w:framePr w:w="5782" w:hRule="auto" w:wrap="none" w:vAnchor="page" w:hAnchor="page" w:x="2853" w:y="614"/>
         <w:spacing w:before="0" w:after="0" w:line="320" w:lineRule="exact"/>
         <w:ind w:left="0" w:right="0" w:firstLine="0"/>
@@ -3755,26 +3775,6 @@
           <w:szCs w:val="32"/>
         </w:rPr>
         <w:t>FICATE OF ANALYSIS</w:t>
-      </w:r>
-    </w:p>
-    <w:p>
-      <w:pPr>
-        <w:framePr w:w="5284" w:hRule="auto" w:wrap="none" w:vAnchor="page" w:hAnchor="page" w:x="574" w:y="15982"/>
-        <w:spacing w:before="0" w:after="0" w:line="166" w:lineRule="exact"/>
-        <w:ind w:left="0" w:right="0" w:firstLine="0"/>
-        <w:jc w:val="left"/>
-      </w:pPr>
-      <w:r>
-        <w:rPr>
-          <w:rFonts w:ascii="Montserrat" w:hAnsi="Montserrat" w:cs="Montserrat" w:eastAsia="Montserrat"/>
-          <w:b w:val="0"/>
-          <w:i w:val="0"/>
-          <w:color w:val="5A7391"/>
-          <w:kern w:val="0"/>
-          <w:sz w:val="13"/>
-          <w:szCs w:val="13"/>
-        </w:rPr>
-        <w:t>Purely Plant DOOEL · Industriska ulica 9, br. 9, Kojlija 1043 · Petrovec-Skopje, North Macedonia MK GMP Certified Facility</w:t>
       </w:r>
     </w:p>
     <w:p>
